--- a/klagomål/Orratjärnskullen FSC-klagomål.docx
+++ b/klagomål/Orratjärnskullen FSC-klagomål.docx
@@ -1,6 +1,6 @@
 
 <file path=word/document.xml><?xml version="1.0" encoding="utf-8"?>
-<w:document xmlns:wpc="http://schemas.microsoft.com/office/word/2010/wordprocessingCanvas" xmlns:cx="http://schemas.microsoft.com/office/drawing/2014/chartex" xmlns:cx1="http://schemas.microsoft.com/office/drawing/2015/9/8/chartex" xmlns:cx2="http://schemas.microsoft.com/office/drawing/2015/10/21/chartex" xmlns:cx3="http://schemas.microsoft.com/office/drawing/2016/5/9/chartex" xmlns:cx4="http://schemas.microsoft.com/office/drawing/2016/5/10/chartex" xmlns:cx5="http://schemas.microsoft.com/office/drawing/2016/5/11/chartex" xmlns:cx6="http://schemas.microsoft.com/office/drawing/2016/5/12/chartex" xmlns:cx7="http://schemas.microsoft.com/office/drawing/2016/5/13/chartex" xmlns:cx8="http://schemas.microsoft.com/office/drawing/2016/5/14/chartex" xmlns:mc="http://schemas.openxmlformats.org/markup-compatibility/2006" xmlns:aink="http://schemas.microsoft.com/office/drawing/2016/ink" xmlns:am3d="http://schemas.microsoft.com/office/drawing/2017/model3d" xmlns:o="urn:schemas-microsoft-com:office:office" xmlns:oel="http://schemas.microsoft.com/office/2019/extlst" xmlns:r="http://schemas.openxmlformats.org/officeDocument/2006/relationships" xmlns:m="http://schemas.openxmlformats.org/officeDocument/2006/math" xmlns:v="urn:schemas-microsoft-com:vml" xmlns:wp14="http://schemas.microsoft.com/office/word/2010/wordprocessingDrawing" xmlns:wp="http://schemas.openxmlformats.org/drawingml/2006/wordprocessingDrawing" xmlns:w10="urn:schemas-microsoft-com:office:word" xmlns:w="http://schemas.openxmlformats.org/wordprocessingml/2006/main" xmlns:w14="http://schemas.microsoft.com/office/word/2010/wordml" xmlns:w15="http://schemas.microsoft.com/office/word/2012/wordml" xmlns:w16cex="http://schemas.microsoft.com/office/word/2018/wordml/cex" xmlns:w16cid="http://schemas.microsoft.com/office/word/2016/wordml/cid" xmlns:w16="http://schemas.microsoft.com/office/word/2018/wordml" xmlns:w16sdtdh="http://schemas.microsoft.com/office/word/2020/wordml/sdtdatahash" xmlns:w16se="http://schemas.microsoft.com/office/word/2015/wordml/symex" xmlns:wpg="http://schemas.microsoft.com/office/word/2010/wordprocessingGroup" xmlns:wpi="http://schemas.microsoft.com/office/word/2010/wordprocessingInk" xmlns:wne="http://schemas.microsoft.com/office/word/2006/wordml" xmlns:wps="http://schemas.microsoft.com/office/word/2010/wordprocessingShape" mc:Ignorable="w14 w15 w16se w16cid w16 w16cex w16sdtdh wp14">
+<w:document xmlns:wpc="http://schemas.microsoft.com/office/word/2010/wordprocessingCanvas" xmlns:cx="http://schemas.microsoft.com/office/drawing/2014/chartex" xmlns:cx1="http://schemas.microsoft.com/office/drawing/2015/9/8/chartex" xmlns:cx2="http://schemas.microsoft.com/office/drawing/2015/10/21/chartex" xmlns:cx3="http://schemas.microsoft.com/office/drawing/2016/5/9/chartex" xmlns:cx4="http://schemas.microsoft.com/office/drawing/2016/5/10/chartex" xmlns:cx5="http://schemas.microsoft.com/office/drawing/2016/5/11/chartex" xmlns:cx6="http://schemas.microsoft.com/office/drawing/2016/5/12/chartex" xmlns:cx7="http://schemas.microsoft.com/office/drawing/2016/5/13/chartex" xmlns:cx8="http://schemas.microsoft.com/office/drawing/2016/5/14/chartex" xmlns:mc="http://schemas.openxmlformats.org/markup-compatibility/2006" xmlns:aink="http://schemas.microsoft.com/office/drawing/2016/ink" xmlns:am3d="http://schemas.microsoft.com/office/drawing/2017/model3d" xmlns:o="urn:schemas-microsoft-com:office:office" xmlns:oel="http://schemas.microsoft.com/office/2019/extlst" xmlns:r="http://schemas.openxmlformats.org/officeDocument/2006/relationships" xmlns:m="http://schemas.openxmlformats.org/officeDocument/2006/math" xmlns:v="urn:schemas-microsoft-com:vml" xmlns:wp14="http://schemas.microsoft.com/office/word/2010/wordprocessingDrawing" xmlns:wp="http://schemas.openxmlformats.org/drawingml/2006/wordprocessingDrawing" xmlns:w10="urn:schemas-microsoft-com:office:word" xmlns:w="http://schemas.openxmlformats.org/wordprocessingml/2006/main" xmlns:w14="http://schemas.microsoft.com/office/word/2010/wordml" xmlns:w15="http://schemas.microsoft.com/office/word/2012/wordml" xmlns:w16cex="http://schemas.microsoft.com/office/word/2018/wordml/cex" xmlns:w16cid="http://schemas.microsoft.com/office/word/2016/wordml/cid" xmlns:w16="http://schemas.microsoft.com/office/word/2018/wordml" xmlns:w16du="http://schemas.microsoft.com/office/word/2023/wordml/word16du" xmlns:w16sdtdh="http://schemas.microsoft.com/office/word/2020/wordml/sdtdatahash" xmlns:w16sdtfl="http://schemas.microsoft.com/office/word/2024/wordml/sdtformatlock" xmlns:w16se="http://schemas.microsoft.com/office/word/2015/wordml/symex" xmlns:wpg="http://schemas.microsoft.com/office/word/2010/wordprocessingGroup" xmlns:wpi="http://schemas.microsoft.com/office/word/2010/wordprocessingInk" xmlns:wne="http://schemas.microsoft.com/office/word/2006/wordml" xmlns:wps="http://schemas.microsoft.com/office/word/2010/wordprocessingShape" mc:Ignorable="w14 w15 w16se w16cid w16 w16cex w16sdtdh w16sdtfl w16du wp14">
   <w:body>
     <w:p>
       <w:r>
@@ -112,7 +112,7 @@
         <w:pStyle w:val="ListBullet"/>
       </w:pPr>
       <w:r>
-        <w:t>Om ett ombud (tex Norra skog eller Mellanskog) avverkningsanmäler en skog med naturvärden motsvarande nyckelbiotops kvalité men markägaren inte är FSC certifierad, bör du skicka in ett FSC kontrollerat virke klagomål. Då ska klagomålet skickas till ombudsföretaget.</w:t>
+        <w:t>Om ett ombud (tex Norra skog eller Mellanskog) avverkningsanmäler en skog med naturvärden motsvarande nyckelbiotops kvalitet men markägaren inte är FSC certifierad, bör du skicka in ett FSC kontrollerat virke klagomål. Då ska klagomålet skickas till ombudsföretaget.</w:t>
       </w:r>
     </w:p>
     <w:p>
@@ -168,35 +168,7 @@
     </w:p>
     <w:p>
       <w:r>
-        <w:t>Detta dokument behandlar höga naturvärden i avverkningsanmälan Orratjärnskullen i Bjurholms kommun. Denna avverkningsanmälan inkom 2025-08-02 och omfattar 64,7 ha.</w:t>
-      </w:r>
-    </w:p>
-    <w:p>
-      <w:r>
-        <w:t>Nedan presenteras fynd av naturvårdsarter och fridlysta arter som gjorts i det avverkningsanmälda området, samt relevanta utdrag ur standarderna för FSC, Chain of Custody, Controlled Wood och PEFC. I BILAGA 1 finns artfakta om fridlysta och rödlistade arter.</w:t>
-      </w:r>
-    </w:p>
-    <w:p>
-      <w:r>
-        <w:t>Vi förväntar oss att ni återkommer med ett skriftligt svar på vårt klagomål och även beskriver vilka korrigerande åtgärder ni satt in för att rätta till identifierade brister i er efterlevnad av den svenska FSC standarden.</w:t>
-      </w:r>
-    </w:p>
-    <w:p>
-      <w:pPr>
-        <w:pStyle w:val="Heading1"/>
-      </w:pPr>
-      <w:r>
-        <w:t>Naturvårdsarter</w:t>
-      </w:r>
-    </w:p>
-    <w:p>
-      <w:r>
-        <w:t>I avverkningsanmälan har följande 31 naturvårdsarter hittats: knärot (VU, §8), doftskinn (NT), dvärgbägarlav (NT), garnlav (NT), granticka (NT), gränsticka (NT), harticka (NT), järpe (NT, §4), Leptoporus mollis (NT), lunglav (NT), mörk kolflarnlav (NT), rödvingetrast (NT, §4), småflikig brosklav (NT), spillkråka (NT, §4), stjärntagging (NT), svartvit flugsnappare (NT, §4), talltita (NT, §4), tretåig hackspett (NT, §4), ullticka (NT), vedskivlav (NT), violettgrå tagellav (NT), bårdlav (S), luddlav (S), stor aspticka (S), stuplav (S), vedticka (S), gråspett (§4), kungsfågel (§4), tjäder (§4), fläcknycklar (§8) och nattviol (§8). Av dessa är 21 rödlistade. För rödlistade arter har rödlistekategorin angivits inom parentes. Arter som är signalarter enligt Skogsstyrelsen har markerats med (S). För fridlysta arter anges även paragrafen i Artskyddsförordningen som arten är fridlyst enligt.</w:t>
-      </w:r>
-    </w:p>
-    <w:p>
-      <w:r>
-        <w:t>De påträffade naturvårdsarterna är ett tydligt kvitto på att detta rör sig om en skog med höga naturvärden. I Figur 1 visas en karta över det avverkningsanmälda området, där samtliga fyndplatser för naturvårdsarter som finns registrerade på Artportalen har markerats.</w:t>
+        <w:t>Detta klagomål behandlar höga naturvärden i avverkningsanmälan Orratjärnskullen i Bjurholms kommun som inkom 2026-07-12 och omfattar 64,7 ha.</w:t>
       </w:r>
     </w:p>
     <w:p>
@@ -206,7 +178,7 @@
       <w:r>
         <w:drawing>
           <wp:inline xmlns:a="http://schemas.openxmlformats.org/drawingml/2006/main" xmlns:pic="http://schemas.openxmlformats.org/drawingml/2006/picture">
-            <wp:extent cx="5486400" cy="5569923"/>
+            <wp:extent cx="5486400" cy="5503421"/>
             <wp:docPr id="1" name="Picture 1"/>
             <wp:cNvGraphicFramePr>
               <a:graphicFrameLocks noChangeAspect="1"/>
@@ -227,7 +199,7 @@
                   <pic:spPr>
                     <a:xfrm>
                       <a:off x="0" y="0"/>
-                      <a:ext cx="5486400" cy="5569923"/>
+                      <a:ext cx="5486400" cy="5503421"/>
                     </a:xfrm>
                     <a:prstGeom prst="rect"/>
                   </pic:spPr>
@@ -241,246 +213,25 @@
     <w:p>
       <w:pPr>
         <w:pStyle w:val="Caption"/>
+        <w:spacing w:after="240"/>
       </w:pPr>
       <w:r>
-        <w:t>Figur 1. Fyndplatser för naturvårdsarter i det avverkningsanmälda området (röd linje). Markörer utan svart kant är placerade på fyndplatsen. Markörer med svart kant är placerade vid sidan av fyndplatsen och har ett svart streck som visar fyndplatsens exakta position. Kartans mittpunktskoordinat är N 7100310, E 697114 i SWEREF 99 TM.</w:t>
-      </w:r>
-    </w:p>
-    <w:p>
-      <w:r>
-        <w:rPr>
-          <w:b/>
-        </w:rPr>
-        <w:t>Doftskinn (NT)</w:t>
-      </w:r>
-      <w:r>
-        <w:t>, rödlistad som nära hotad, är en mycket bra signalart för boreal granskog och indikerar ett gran-skogsekosystem med lång kontinuitet av grova lågor. Arten är placerad i toppen av Skogsstyrelsens värdepyramid för bedömning av skog med höga naturvärden och har klassats som en “urskogsindikator”, då den förekommer med ett tydligt optimum i helt eller nästan helt orörda skogar (Nitare &amp; Skogsstyrelsen, 2019).</w:t>
-      </w:r>
-    </w:p>
-    <w:p>
-      <w:r>
-        <w:rPr>
-          <w:b/>
-        </w:rPr>
-        <w:t>Dvärgbägarlav (NT)</w:t>
-      </w:r>
-      <w:r>
-        <w:t xml:space="preserve"> förekommer över hela Sverige på gammal hård ved, huvudsakligen på tall men i södra Sverige även på ek. Veden utgörs framförallt av grova stubbar, lågor och grenar. Substratet har blivit sällsyntare och nybildning av substrat sker bara i begränsad omfattning. Arten hotas av att grova lågor blir allt sällsyntare i dagens kulturskogar samt att nybildningen av lämpliga substrat går mycket långsamt. En riklig tillgång på gamla tall- eller eklågor måste säkerställas på artens lokaler (SLU Artdatabanken, 2024; Nitare &amp; Skogsstyrelsen, 2019).</w:t>
-      </w:r>
-    </w:p>
-    <w:p>
-      <w:r>
-        <w:rPr>
-          <w:b/>
-        </w:rPr>
-        <w:t>Garnlav (NT)</w:t>
-      </w:r>
-      <w:r>
-        <w:t xml:space="preserve"> är en utpräglad barrskogsart som ibland kan drapera träden i norrländska grannaturskogar med hög luftfuktighet. Den förekommer även i talldominerade bestånd där den, förutom i trädens grenverk, påträffas hängande över ojämnheter i tallbarken. Arten har minskat starkt i södra och mellersta Sverige och den minskar även i sitt nordliga utbredningsområde. Orsaken till tillbakagången beror främst på slutavverkningar av naturskogsartade skogar. Bestånd med riklig förekomst bör regelmässigt sparas. Garnlav är värdväxt för den mycket sällsynta och akut hotade fjärilen barrskogslavfly (CR) som hör hemma i boreala barrskogar med riklig förekomst av värdväxten. Tidigare kunde arten konstateras årligen på flera platser vid Dala-Floda i Dalarna innan lokalerna kalavverkades. Senaste fyndet i landet av barrskogslavfly är från år 2000 då den påträffades vid Högberget i Sollefteå kommun (SLU Artdatabanken, 2024).</w:t>
-      </w:r>
-    </w:p>
-    <w:p>
-      <w:r>
-        <w:rPr>
-          <w:b/>
-        </w:rPr>
-        <w:t>Granticka (NT)</w:t>
-      </w:r>
-      <w:r>
-        <w:t xml:space="preserve"> förekommer främst i äldre skogar med naturskogskaraktär, liksom i dimensionsavverkade och plockhuggna skogar. I äldre grannaturskog i norra Sverige är den alltjämt en förhållandevis vanlig karaktärsart, medan den längre söderut blir allt mer sällsynt. I Götaland och delar av Svealand är den en god signalart för skyddsvärda granskogsmiljöer. Arten bedöms ha minskat starkt under senare år på grund av skogsavverkningar, då den framför allt växer i äldre granskog med långvarig grankontinuitet. I urskogsliknande bestånd i norra Sverige kan ibland påträffas den mycket sällsynta tickan grantickeporing (VU), som lever på döda grantickor (SLU Artdatabanken, 2024; Nitare &amp; Skogsstyrelsen, 2019).</w:t>
-      </w:r>
-    </w:p>
-    <w:p>
-      <w:r>
-        <w:rPr>
-          <w:b/>
-        </w:rPr>
-        <w:t>Gränsticka (NT)</w:t>
-      </w:r>
-      <w:r>
-        <w:t xml:space="preserve"> är en mycket bra signalart inom hela sitt utbredningsområde. Den är huvudsakligen knuten till restbestånd av barrnaturskog och förekommer med ett tydligt optimum i orörda eller måttligt påverkade gamla granskogar där det föreligger långvarig kontinuitet av grov död ved. Lokaler som hyser arten, speciellt i mellersta och södra Sverige, bör undantas från skogsbruk (SLU Artdatabanken, 2024; Nitare &amp; Skogsstyrelsen, 2019).</w:t>
-      </w:r>
-    </w:p>
-    <w:p>
-      <w:r>
-        <w:rPr>
-          <w:b/>
-        </w:rPr>
-        <w:t>Harticka (NT)</w:t>
-      </w:r>
-      <w:r>
-        <w:t xml:space="preserve"> är normalt en mycket bra signalart för granskogar med höga naturvärden. Även när svampen påträffas i mer påverkade skogar är det nästan alltid fråga om skogsmiljöer i sena successionsstadier med höga naturvärden. Skogsskötselåtgärder på eller i omedelbar närhet av växtplatserna kan innebära ett hot mot arten (SLU Artdatabanken, 2024; Nitare &amp; Skogsstyrelsen, 2019).</w:t>
-      </w:r>
-    </w:p>
-    <w:p>
-      <w:r>
-        <w:rPr>
-          <w:b/>
-          <w:i/>
-        </w:rPr>
-        <w:t xml:space="preserve">Leptoporus mollis </w:t>
-      </w:r>
-      <w:r>
-        <w:rPr>
-          <w:b/>
-        </w:rPr>
-        <w:t>(NT)</w:t>
-      </w:r>
-      <w:r>
-        <w:t xml:space="preserve"> är granens kötticka och har klassificerats som ”gammelskogsindikator”, då den förekommer med ett tydligt optimum i äldre barrskogar, främst fuktiga granskogar. Den har högst signalvärde söder om den naturliga norrlandsgränsen </w:t>
-      </w:r>
-      <w:r>
-        <w:rPr>
-          <w:i/>
-        </w:rPr>
-        <w:t>limes norrlandicus</w:t>
-      </w:r>
-      <w:r>
-        <w:t>, men signalerar vanligtvis höga naturvärden även i Norrland. Arten är knuten till miljöer med konstant luftfuktighet och känslig för uttorkning som en avverkning kan medföra. Den totala populationen bedöms därför ha minskat under de senaste 30 åren och fortsätter att minska i takt med att grankontinuitetsskogar (skogar som inte kalavverkats) minskar i areal, samtidigt som att lämpliga miljöer inte återskapas i samma takt (SLU Artdatabanken, 2024; Nitare &amp; Skogsstyrelsen, 2019).</w:t>
-      </w:r>
-    </w:p>
-    <w:p>
-      <w:r>
-        <w:rPr>
-          <w:b/>
-        </w:rPr>
-        <w:t>Lunglav (NT)</w:t>
-      </w:r>
-      <w:r>
-        <w:t xml:space="preserve"> är en av vårt lands främsta signalarter som överallt indikerar gamla lövträd, skogsbestånd med höga naturvärden och ekosystem med lång skoglig kontinuitet. Lokalt kan förekomsten vara mycket riklig men den hittas nästan enbart i gamla och ej slutavverkade skogar. Artens samtliga förekomster bör uppmärksammas från naturvårdssynpunkt, då många lokaler även hyser andra ovanliga och rödlistade arter. Rikliga förekomster bör skyddas med biotopskydd, frivilliga avsättningar eller reservat. Det finns ett antal sällsynta lavparasiter som växer på lunglav: lunglavsknapp (VU), skrovelmössing (DD), lunglavshårprick (DD), </w:t>
-      </w:r>
-      <w:r>
-        <w:rPr>
-          <w:i/>
-        </w:rPr>
-        <w:t>Calycina alstrupii</w:t>
-      </w:r>
-      <w:r>
-        <w:t xml:space="preserve"> (NA) och </w:t>
-      </w:r>
-      <w:r>
-        <w:rPr>
-          <w:i/>
-        </w:rPr>
-        <w:t>Chalara lobariae</w:t>
-      </w:r>
-      <w:r>
-        <w:t xml:space="preserve"> (NA) (SLU Artdatabanken, 2025; SLU Artdatabanken, 2024; Nitare &amp; Skogsstyrelsen, 2019).</w:t>
-      </w:r>
-    </w:p>
-    <w:p>
-      <w:r>
-        <w:rPr>
-          <w:b/>
-        </w:rPr>
-        <w:t>Mörk kolflarnlav (NT)</w:t>
-      </w:r>
-      <w:r>
-        <w:t xml:space="preserve"> är brandberoende och växer nästan uteslutande på kolad hård kärnved av tall. Arten förekommer främst i glesa, öppna tall- och blandbarrskogar av naturskogskaraktär och etableringen verkar ske sent efter brand, kanske först efter 100–300 år. Mörk kolflarnlav indikerar skog med höga naturvärden och vanligast är att den påträffas på rester av nedbrunna torrakor och högstubbar och lågstubbar som är så grova att hela innandömet är urbränt. Tall- och blandbarrskogar av naturskogskaraktär med spår av återkommande bränder hyser höga biologiska värden och bör skyddas (SLU Artdatabanken, 2024).</w:t>
-      </w:r>
-    </w:p>
-    <w:p>
-      <w:r>
-        <w:rPr>
-          <w:b/>
-        </w:rPr>
-        <w:t xml:space="preserve">Småflikig brosklav (NT) </w:t>
-      </w:r>
-      <w:r>
-        <w:t>signalerar i hela sitt utbredningsområde skogsbestånd med höga naturvärden. Den indikerar hög luftfuktighet och långvarig förekomst av asp (Nitare &amp; Skogsstyrelsen, 2019).</w:t>
-      </w:r>
-    </w:p>
-    <w:p>
-      <w:r>
-        <w:rPr>
-          <w:b/>
-        </w:rPr>
-        <w:t>Stjärntagging (NT)</w:t>
-      </w:r>
-      <w:r>
-        <w:t xml:space="preserve"> signalerar inom hela sitt utbredningsområde höga naturvärden. Svampen är uttorkningskänslig och beroende av ett oförändrat fuktigt mikroklimat. Den är även beroende av en ständig tillgång på död ved i olika nedbrytningsstadier, dock ej nödvändigtvis grova träd. Tidigare påverkan på miljön måste dock ha varit så skonsam att det naturliga skogsekosystemet till stora delar har bevarats. Minskningstakten för den svenska populationen bedöms vara nära gränsvärdet för Sårbar (VU) (SLU Artdatabanken, 2024; Nitare &amp; Skogsstyrelsen, 2019).</w:t>
-      </w:r>
-    </w:p>
-    <w:p>
-      <w:r>
-        <w:rPr>
-          <w:b/>
-        </w:rPr>
-        <w:t>Stor aspticka</w:t>
-      </w:r>
-      <w:r>
-        <w:t xml:space="preserve"> är knuten till gamla levande aspar och orsakar karaktäristiska inbuktningar i stammen (så kallad nekroser). Slutavverknings- och gallringsåtgärder i löv- och blandskogsbestånd som innebär att tillgången på grov asp minskar är ett hot mot arten. Det är viktigt att äldre aspar och aspbestånd sparas och för att gynna arten på sikt bör aspinslagen i t.ex. bergbranter, raviner, skogsbryn och kring äldre odlingsmarker generellt sparas i större utsträckning än vad som görs idag (SLU Artdatabanken, 2024; Nitare &amp; Skogsstyrelsen, 2019).</w:t>
-      </w:r>
-    </w:p>
-    <w:p>
-      <w:r>
-        <w:rPr>
-          <w:b/>
-        </w:rPr>
-        <w:t>Stuplav</w:t>
-      </w:r>
-      <w:r>
-        <w:t xml:space="preserve"> är en mycket bra signalart i hela sitt utbredningsområde och förekommer nästan enbart i skogsmiljöer med höga naturvärden. Den indikerar långvarig förekomst av gamla lövträd och miljöer med konstant hög luftfuktighet. I skogar med suboceaniskt klimat finns det en mycket sällsynt parasit, njurlavsknapp </w:t>
-      </w:r>
-      <w:r>
-        <w:rPr>
-          <w:i/>
-        </w:rPr>
-        <w:t>Pletocarpon nephromeum</w:t>
-      </w:r>
-      <w:r>
-        <w:t xml:space="preserve"> (EN), som växer på stuplav (SLU Artdatabanken, 2024; Nitare &amp; Skogsstyrelsen, 2019).</w:t>
-      </w:r>
-    </w:p>
-    <w:p>
-      <w:r>
-        <w:rPr>
-          <w:b/>
-        </w:rPr>
-        <w:t>Ullticka (NT)</w:t>
-      </w:r>
-      <w:r>
-        <w:t xml:space="preserve"> är knuten till restbestånd av barrnaturskog och förekommer med ett tydligt optimum i orörda eller måttligt påverkade gamla granskogar där det föreligger viss kontinuitet av grov död ved. Ullticka är en bra signalart inom hela sitt utbredningsområde och i södra Sverige är den sällsynt och en god signalart för skyddsvärda granskogsmiljöer. Den hotas av avverkning och fragmentering av naturskog och äldre granskog med lång trädkontinuitet. På ullticka kan ibland ulltickeporing (VU) påträffas - det är en sällsynt ticka som nyligen delats upp i tre olika arter: </w:t>
-      </w:r>
-      <w:r>
-        <w:rPr>
-          <w:i/>
-        </w:rPr>
-        <w:t xml:space="preserve">Skeletocutis brevispora </w:t>
-      </w:r>
-      <w:r>
-        <w:t>(ulltickeporing)</w:t>
-      </w:r>
-      <w:r>
-        <w:rPr>
-          <w:i/>
-        </w:rPr>
-        <w:t>, Skeletocutis delicata och Skeletocutis exilis</w:t>
-      </w:r>
-      <w:r>
-        <w:t>. De två sistnämnda arterna står för närvarande (2020) som ej bedömda i rödlistan (SLU Artdatabanken, 2024; Nitare &amp; Skogsstyrelsen, 2019; Miettinen &amp; Niemelä, 2018).</w:t>
-      </w:r>
-    </w:p>
-    <w:p>
-      <w:r>
-        <w:rPr>
-          <w:b/>
-        </w:rPr>
-        <w:t>Vedskivlav (NT)</w:t>
-      </w:r>
-      <w:r>
-        <w:t xml:space="preserve"> växer på gammal, torr, exponerad, hård kärnved av framförallt tall i naturskogsartade bestånd. Avverkning av tallskog av naturskogskaraktär med spår av återkommande bränder är ett hot. Mängden lämplig ved att växa på för vedskivlav minskar, dels på grund av naturlig nedbrytning men framförallt på grund av att de förstörs i samband med slutavverkningar, gallringar och markberedning. Tall- och blandbarrskogar av naturskogskaraktär med spår av återkommande bränder bör skyddas (SLU Artdatabanken, 2024).</w:t>
-      </w:r>
-    </w:p>
-    <w:p>
-      <w:r>
-        <w:rPr>
-          <w:b/>
-        </w:rPr>
-        <w:t>Violettgrå tagellav (NT)</w:t>
-      </w:r>
-      <w:r>
-        <w:t xml:space="preserve"> växer nästan uteslutande i gamla olikåldriga barrnaturskogar med lång skoglig kontinuitet och är en utmärkt signal på skog med höga naturvärden. Slutavverkning av tidigare aldrig slutavverkad skog (kontinuitetsskog) är det största hotet. Biotopen nyskapas i begränsad omfattning och barrskog äldre än 160 år, där den violettgrå tagellaven huvudsakligen påträffas har minskat med 50% de senaste 50 åren. Lågproduktiv skogsmark där laven förekommer bör undantas från skogsbruk och rika förekomster i äldre granskog bör skyddas. Arten är känslig för uttorkning och det är väsentligt att tillräckligt stora bestånd avsätts (SLU Artdatabanken, 2024; Nitare &amp; Skogsstyrelsen, 2019).</w:t>
+        <w:t>Figur 1. Fyndplatser för naturvårdsarter i avverkningsanmälan. Markörer utan svart kant är placerade på fyndplatsen. Markörer med svart kant är placerade vid sidan av fyndplatsen har ett svart streck som visar fyndplatsens exakta position. Kartans mittpunktskoordinat är N 7100310, E 697114 i SWEREF 99 TM.</w:t>
+      </w:r>
+    </w:p>
+    <w:p>
+      <w:r>
+        <w:t>I avverkningsanmälan finns fynd av 30 naturvårdsarter, varav 17 är rödlistade, 12 är fridlysta, 22 är typiska (T) och 5 är signalarter (S): garnlav (VU, T), gränsticka (VU, T), knärot (VU, T, §8), doftskinn (NT, T), dvärgbägarlav (NT, T), harticka (NT, T), kötticka (NT), lunglav (NT, T), mörk kolflarnlav (NT), rödvingetrast (NT, §4), småflikig brosklav (NT, T), stjärntagging (NT, T), talltita (NT, §4), tretåig hackspett (NT, T, §4), ullticka (NT, T), vedskivlav (NT, T), violettgrå tagellav (NT, T), bårdlav (S, T), luddlav (S, T), stor aspticka (S, T), stuplav (S, T), vedticka (S, T), gråspett (T, §4), järpe (T, §4), spillkråka (T, §4), tjäder (T, §4), kungsfågel (§4), svartvit flugsnappare (§4), fläcknycklar (§8) och nattviol (§8). Se Figur 1.</w:t>
+      </w:r>
+    </w:p>
+    <w:p>
+      <w:r>
+        <w:t>Nedan presenteras relevanta utdrag ur standarderna för FSC, Chain of Custody, Controlled Wood och PEFC.</w:t>
+      </w:r>
+    </w:p>
+    <w:p>
+      <w:r>
+        <w:t>Vi förväntar oss att ni återkommer med ett skriftligt svar på vårt klagomål och även beskriver vilka korrigerande åtgärder ni satt in för att rätta till identifierade brister i er efterlevnad av den svenska FSC standarden.</w:t>
       </w:r>
     </w:p>
     <w:p>
@@ -488,26 +239,41 @@
         <w:pStyle w:val="Heading1"/>
       </w:pPr>
       <w:r>
-        <w:t>Fridlysta arter</w:t>
-      </w:r>
-    </w:p>
-    <w:p>
-      <w:r>
-        <w:t>Följande fridlysta arter har sina livsmiljöer och växtplatser i den avverkningsanmälda skogen: knärot (VU, §8), järpe (NT, §4), rödvingetrast (NT, §4), spillkråka (NT, §4), svartvit flugsnappare (NT, §4), talltita (NT, §4), tretåig hackspett (NT, §4), gråspett (§4), kungsfågel (§4), tjäder (§4), fläcknycklar (§8) och nattviol (§8).</w:t>
-      </w:r>
-    </w:p>
-    <w:p>
-      <w:r>
-        <w:t xml:space="preserve">Observera att medlemsländerna är skyldiga att agera i enlighet med EU:s fågeldirektiv där det uttryckligen står att direktivet gäller för fåglar samt för deras ägg, bon och </w:t>
-      </w:r>
+        <w:t>Naturvårdsarter och fridlysta arter</w:t>
+      </w:r>
+    </w:p>
+    <w:p>
+      <w:r>
+        <w:t>Nedan följer beskrivningar av de naturvårdsarter och fridlysta arter som har sina livsmiljöer och växtplatser i den avverkningsanmälda skogen. Se även ytterligare artfakta i BILAGA 1. De påträffade naturvårdsarterna är ett tydligt kvitto på att det rör sig om en skog med höga naturvärden.</w:t>
+      </w:r>
+    </w:p>
+    <w:p>
       <w:r>
         <w:rPr>
           <w:b/>
         </w:rPr>
-        <w:t xml:space="preserve">livsmiljöer </w:t>
-      </w:r>
-      <w:r>
-        <w:t>(artikel 1). Vidare att de åtgärder som vidtas inte får leda till en försämring av den nuvarande situationen beträffande bevarandet av de fågelarter som avses i artikel 1 (artikel 13). Fågeldirektivet är styrande för tillsynsansvariga myndigheters ärendehantering, ställningstaganden och beslutsfattande.</w:t>
+        <w:t>Garnlav (VU)</w:t>
+      </w:r>
+      <w:r>
+        <w:t xml:space="preserve"> är en utpräglad barrskogsart som ibland kan drapera träden i norrländska grannaturskogar med hög luftfuktighet. Den förekommer även i talldominerade bestånd där den, förutom i trädens grenverk, påträffas hängande över ojämnheter i tallbarken. Arten har minskat starkt i södra och mellersta Sverige och den minskar även i sitt nordliga utbredningsområde. Minskningstakten uppgår till 30 (20–50) % inom 50 år och överstiger gränsvärdet för Sårbar (VU). Orsaken till tillbakagången beror främst på slutavverkningar av naturskogsartade skogar. Bestånd med riklig förekomst bör regelmässigt sparas, vilket även gynnar flera andra sällsynta och rödlistade arter. Garnlav är värdväxt för den mycket sällsynta och akut hotade fjärilen barrskogslavfly (CR) som hör hemma i boreala barrskogar med riklig förekomst av värdväxten. Tidigare kunde arten konstateras årligen på flera platser vid Dala-Floda i Dalarna innan lokalerna kalavverkades. Senaste fyndet i landet av barrskogslavfly är från år 2000 då den påträffades vid Högberget i Sollefteå kommun. Garnlav är typisk art för </w:t>
+      </w:r>
+      <w:r>
+        <w:rPr>
+          <w:i/>
+        </w:rPr>
+        <w:t xml:space="preserve">9010 Taiga </w:t>
+      </w:r>
+      <w:r>
+        <w:t>och</w:t>
+      </w:r>
+      <w:r>
+        <w:rPr>
+          <w:i/>
+        </w:rPr>
+        <w:t xml:space="preserve"> 9070 Trädklädd betesmark</w:t>
+      </w:r>
+      <w:r>
+        <w:t xml:space="preserve"> (SLU Artdatabanken, 2026).</w:t>
       </w:r>
     </w:p>
     <w:p>
@@ -515,10 +281,19 @@
         <w:rPr>
           <w:b/>
         </w:rPr>
-        <w:t>Järpe (NT, §4)</w:t>
-      </w:r>
-      <w:r>
-        <w:t>, rödlistad som nära hotad och prioriterad art i Skogsvårdslagen har häckningsrevir i avverkningsanmälan. Arten har minskat med 25 (10–40) % under de senaste 12 åren och är mycket stationär inom sitt revir som är minst 25 hektar stort. Dess livsmiljöer utgörs av tät barrskog med inblandning av lövträd och en väl utvecklad flerskiktad struktur med bärris och yngre eller undertryckta, täta granar i ett lägre skikt, ofta utmed bäckar och åar inne i den skyddande granskogen. Järpen överlever inte om dess livsmiljö kalavverkas och är även känslig för röjning, gallring och avverkning där unga granar och lövträd inte sparas i tillräcklig omfattning (SLU Artdatabanken, 2022).</w:t>
+        <w:t>Gränsticka (VU)</w:t>
+      </w:r>
+      <w:r>
+        <w:t xml:space="preserve"> är en mycket bra signalart inom hela sitt utbredningsområde. Den är huvudsakligen knuten till restbestånd av barrnaturskog och förekommer med ett tydligt optimum i orörda eller måttligt påverkade gamla granskogar där det föreligger långvarig kontinuitet av grov död ved. Den totala populationen bedöms ha minskat och fortsätter att minska i takt med att grankontinuitetsskogar (äldre tidigare icke kalavverkade skogar) minskar i areal. Minskningstakten överstiger gränsvärdet för sårbar (VU). Lokaler som hyser arten bör undantas från skogsbruk, speciellt i mellersta och södra Sverige. Gränsticka är typisk art för </w:t>
+      </w:r>
+      <w:r>
+        <w:rPr>
+          <w:i/>
+        </w:rPr>
+        <w:t>9010 Taiga</w:t>
+      </w:r>
+      <w:r>
+        <w:t xml:space="preserve"> (SLU Artdatabanken, 2026; Nitare &amp; Skogsstyrelsen, 2019).</w:t>
       </w:r>
     </w:p>
     <w:p>
@@ -529,7 +304,43 @@
         <w:t>Knärot (VU, §8)</w:t>
       </w:r>
       <w:r>
-        <w:t xml:space="preserve"> är rödlistad som sårbar och fridlyst enligt 8§ artskyddsförordningen. En nyligen genomförd analys av 79 floraväktarlokaler indikerar att det behövs någonstans mellan 100 och 150 meters skyddszon för att en knärotspopulation inte ska dö ut på lång sikt (Sebestyén &amp; Sundberg, 2025). Detta ligger väl i linje med tidigare genomförda studier som visar att det krävs väl tilltagna buffertzoner för att knäroten inte ska ta skada av skogsbruksåtgärder i intilliggande skog (Johnson, 2014; Koelmeijer m.fl., 2022; Skogsstyrelsen, 2022). Arten är även känslig för gallring vilket framgår av Skogsstyrelsens egen vägledning för hänsyn till knärot (Skogsstyrelsen, 2022). För rika förekomster av knärot är reservatsbildning eller biotopskydd lämpliga åtgärder för att skydda den (SLU Artdatabanken, 2024).</w:t>
+        <w:t xml:space="preserve"> är typisk art för </w:t>
+      </w:r>
+      <w:r>
+        <w:rPr>
+          <w:i/>
+        </w:rPr>
+        <w:t xml:space="preserve">9010 Taiga </w:t>
+      </w:r>
+      <w:r>
+        <w:t>och</w:t>
+      </w:r>
+      <w:r>
+        <w:rPr>
+          <w:i/>
+        </w:rPr>
+        <w:t xml:space="preserve"> 9050 Näringsrik granskog</w:t>
+      </w:r>
+      <w:r>
+        <w:t xml:space="preserve">, rödlistad som sårbar och fridlyst enligt 8§ artskyddsförordningen. En nyligen genomförd analys av 79 floraväktarlokaler indikerar att det behövs någonstans mellan 100 och 150 meters skyddszon för att en knärotspopulation inte ska dö ut på lång sikt (Sebestyén &amp; Sundberg, 2025). Detta ligger väl i linje med tidigare genomförda studier som visar att det krävs väl tilltagna buffertzoner för att knäroten inte ska ta skada av skogsbruksåtgärder i intilliggande skog (Johnson, 2014; Koelmeijer m.fl., 2022; Skogsstyrelsen, 2022). Arten är även känslig för gallring vilket framgår av Skogsstyrelsens egen vägledning för hänsyn till knärot (Skogsstyrelsen, 2022). Ytterligare en studie visar på den starka korrelationen mellan minskande arealer kontinuitetsskog och lokal utdöenderisk. Knäroten uppvisade en mycket låg koloniseringsgrad (0,7 % över 10 år) i kombination med hög lokal utrotningsrisk (75,2 %), där utrotningssannolikheten ökade kraftigt när arealen kontinuitetsskog minskade mellan undersökningar, t.ex. på grund av kalhyggesbruk (Johansson et al., 2026). För rika förekomster av knärot är reservatsbildning eller biotopskydd lämpliga åtgärder för att skydda den. På knärot kan den sällsynta rostsvampen </w:t>
+      </w:r>
+      <w:r>
+        <w:rPr>
+          <w:i/>
+        </w:rPr>
+        <w:t>Pucciniastrum goodyerae</w:t>
+      </w:r>
+      <w:r>
+        <w:t xml:space="preserve"> påträffas. </w:t>
+      </w:r>
+      <w:r>
+        <w:rPr>
+          <w:i/>
+        </w:rPr>
+        <w:t>Pucciniastrum goodyerae</w:t>
+      </w:r>
+      <w:r>
+        <w:t xml:space="preserve"> är klassad som NE (ej bedömd) i rödlistan (SLU Artdatabanken, 2024).</w:t>
       </w:r>
     </w:p>
     <w:p>
@@ -544,7 +355,7 @@
       <w:r>
         <w:drawing>
           <wp:inline xmlns:a="http://schemas.openxmlformats.org/drawingml/2006/main" xmlns:pic="http://schemas.openxmlformats.org/drawingml/2006/picture">
-            <wp:extent cx="5486400" cy="7450983"/>
+            <wp:extent cx="5486400" cy="7450035"/>
             <wp:docPr id="2" name="Picture 2"/>
             <wp:cNvGraphicFramePr>
               <a:graphicFrameLocks noChangeAspect="1"/>
@@ -565,7 +376,7 @@
                   <pic:spPr>
                     <a:xfrm>
                       <a:off x="0" y="0"/>
-                      <a:ext cx="5486400" cy="7450983"/>
+                      <a:ext cx="5486400" cy="7450035"/>
                     </a:xfrm>
                     <a:prstGeom prst="rect"/>
                   </pic:spPr>
@@ -579,25 +390,30 @@
     <w:p>
       <w:pPr>
         <w:pStyle w:val="Caption"/>
+        <w:spacing w:after="240"/>
       </w:pPr>
       <w:r>
         <w:t>Figur 2. Fyndplatser och buffertzoner för knärot i det avverkningsanmälda området. Endast fyndplatser vars buffertzoner överlappar med det avverkningsanmälda området har tagits med i visualiseringen. Kartans mittpunktskoordinat är N 7100310, E 697114 i SWEREF 99 TM.</w:t>
       </w:r>
     </w:p>
     <w:p>
-      <w:pPr>
-        <w:pStyle w:val="Caption"/>
-      </w:pPr>
-    </w:p>
-    <w:p>
       <w:r>
         <w:rPr>
           <w:b/>
         </w:rPr>
-        <w:t>Spillkråka (NT, §4)</w:t>
-      </w:r>
-      <w:r>
-        <w:t xml:space="preserve"> är rödlistad som nära hotad och ingår i bilaga 1 i EU:s fågeldirektiv. Den minskar i population på grund av minskad tillgång på lämpliga bo- och födoträd och minskad födotillgång. Spillkråkans minskningstakt har uppgått till 19 (24–10) % under de senaste 15 åren. Minskningstakten för den svenska populationen bedöms vara nära gränsvärdet för Sårbar (VU) (A2bc). Skogsbruk med korta omloppstider och täta, homogena ungskogar utgör det största hotet, (SLU Artdatabanken, 2023).</w:t>
+        <w:t>Doftskinn (NT)</w:t>
+      </w:r>
+      <w:r>
+        <w:t xml:space="preserve">, rödlistad som nära hotad, är en mycket bra signalart för boreal granskog och indikerar ett gran-skogsekosystem med lång kontinuitet av grova lågor. Arten är placerad i toppen av Skogsstyrelsens värdepyramid för bedömning av skog med höga naturvärden och har klassats som en “urskogsindikator”, då den förekommer med ett tydligt optimum i helt eller nästan helt orörda skogar. Doftskinn är typisk art för </w:t>
+      </w:r>
+      <w:r>
+        <w:rPr>
+          <w:i/>
+        </w:rPr>
+        <w:t xml:space="preserve">9010 Taiga </w:t>
+      </w:r>
+      <w:r>
+        <w:t>(SLU Artdatabanken, 2025; Nitare &amp; Skogsstyrelsen, 2019).</w:t>
       </w:r>
     </w:p>
     <w:p>
@@ -605,10 +421,195 @@
         <w:rPr>
           <w:b/>
         </w:rPr>
+        <w:t>Dvärgbägarlav (NT)</w:t>
+      </w:r>
+      <w:r>
+        <w:t xml:space="preserve"> förekommer över hela Sverige på gammal hård ved, huvudsakligen på tall men i södra Sverige även på ek. Veden utgörs framförallt av grova stubbar, lågor och grenar. Substratet har blivit sällsyntare och nybildning av substrat sker bara i begränsad omfattning. Arten hotas av att grova lågor blir allt sällsyntare i dagens kulturskogar samt att nybildningen av lämpliga substrat går mycket långsamt. En riklig tillgång på gamla tall- eller eklågor måste säkerställas på artens lokaler. Dvärgbägarlav är typisk art för </w:t>
+      </w:r>
+      <w:r>
+        <w:rPr>
+          <w:i/>
+        </w:rPr>
+        <w:t>9010 Taiga</w:t>
+      </w:r>
+      <w:r>
+        <w:t xml:space="preserve"> (SLU Artdatabanken, 2024; Nitare &amp; Skogsstyrelsen, 2019).</w:t>
+      </w:r>
+    </w:p>
+    <w:p>
+      <w:r>
+        <w:rPr>
+          <w:b/>
+        </w:rPr>
+        <w:t>Harticka (NT)</w:t>
+      </w:r>
+      <w:r>
+        <w:t xml:space="preserve"> är normalt en mycket bra signalart för granskogar med höga naturvärden. Även när svampen påträffas i mer påverkade skogar är det nästan alltid fråga om skogsmiljöer i sena successionsstadier med höga naturvärden. Skogsskötselåtgärder på eller i omedelbar närhet av växtplatserna kan innebära ett hot mot arten. Harticka är typisk art för </w:t>
+      </w:r>
+      <w:r>
+        <w:rPr>
+          <w:i/>
+        </w:rPr>
+        <w:t xml:space="preserve">9010 Taiga, 9050 Näringsrik granskog </w:t>
+      </w:r>
+      <w:r>
+        <w:t xml:space="preserve">och </w:t>
+      </w:r>
+      <w:r>
+        <w:rPr>
+          <w:i/>
+        </w:rPr>
+        <w:t>9030 Landhöjningsskog</w:t>
+      </w:r>
+      <w:r>
+        <w:t xml:space="preserve"> (SLU Artdatabanken, 2024; Nitare &amp; Skogsstyrelsen, 2019).</w:t>
+      </w:r>
+    </w:p>
+    <w:p>
+      <w:r>
+        <w:rPr>
+          <w:b/>
+        </w:rPr>
+        <w:t>Kötticka (NT)</w:t>
+      </w:r>
+      <w:r>
+        <w:t xml:space="preserve"> är granens kötticka och har klassificerats som ”gammelskogsindikator”, då den förekommer med ett tydligt optimum i äldre barrskogar, främst fuktiga granskogar. Den har högst signalvärde söder om den naturliga norrlandsgränsen </w:t>
+      </w:r>
+      <w:r>
+        <w:rPr>
+          <w:i/>
+        </w:rPr>
+        <w:t>limes norrlandicus</w:t>
+      </w:r>
+      <w:r>
+        <w:t>, men signalerar vanligtvis höga naturvärden även i Norrland. Arten är knuten till miljöer med konstant luftfuktighet och känslig för uttorkning som en avverkning kan medföra. Den totala populationen bedöms därför ha minskat under de senaste 30 åren och fortsätter att minska i takt med att grankontinuitetsskogar (skogar som inte kalavverkats) minskar i areal, samtidigt som att lämpliga miljöer inte återskapas i samma takt (SLU Artdatabanken, 2024; Nitare &amp; Skogsstyrelsen, 2019).</w:t>
+      </w:r>
+    </w:p>
+    <w:p>
+      <w:r>
+        <w:rPr>
+          <w:b/>
+        </w:rPr>
+        <w:t>Lunglav (NT)</w:t>
+      </w:r>
+      <w:r>
+        <w:t xml:space="preserve"> är en av vårt lands främsta signalarter som överallt indikerar gamla lövträd, skogsbestånd med höga naturvärden och ekosystem med långskoglig kontinuitet. Lokalt kan förekomsten vara mycket riklig men den hittas nästan enbart i gamla och ej slutavverkade skogar. Artens samtliga förekomster bör uppmärksammas från naturvårdssynpunkt, då många lokaler även hyser andra ovanliga och rödlistade arter. Rikliga förekomster bör skyddas med biotopskydd, frivilliga avsättningar eller reservat. På lunglav kan de sällsynta lavparasiterna lunglavshårprick (CR), </w:t>
+      </w:r>
+      <w:r>
+        <w:rPr>
+          <w:i/>
+        </w:rPr>
+        <w:t>Abrothallus diederichii</w:t>
+      </w:r>
+      <w:r>
+        <w:t xml:space="preserve"> (VU), </w:t>
+      </w:r>
+      <w:r>
+        <w:rPr>
+          <w:i/>
+        </w:rPr>
+        <w:t>Abrothallus lobariae</w:t>
+      </w:r>
+      <w:r>
+        <w:t xml:space="preserve"> (VU), </w:t>
+      </w:r>
+      <w:r>
+        <w:rPr>
+          <w:i/>
+        </w:rPr>
+        <w:t>Calycina lobariae</w:t>
+      </w:r>
+      <w:r>
+        <w:t xml:space="preserve"> (VU), lunglavsknapp (VU) och skrovelmössing (VU) påträffas. Lunglav är typisk art för </w:t>
+      </w:r>
+      <w:r>
+        <w:rPr>
+          <w:i/>
+        </w:rPr>
+        <w:t>9010 Taiga, 9020 Nordlig ädellövskog, 9110 Näringsfattig bokskog, 9130 Näringsrik bokskog, 9160 Näringsrik ekskog, 9180 Ädellövskog i branter, 9190 Näringsfattig ekskog, 9070 Trädklädd betesmark, 9040 Fjällbjörkskog</w:t>
+      </w:r>
+      <w:r>
+        <w:t xml:space="preserve"> och</w:t>
+      </w:r>
+      <w:r>
+        <w:rPr>
+          <w:i/>
+        </w:rPr>
+        <w:t xml:space="preserve"> 6530 Lövängar</w:t>
+      </w:r>
+      <w:r>
+        <w:t xml:space="preserve"> (SLU Artdatabanken, 2026; Nitare &amp; Skogsstyrelsen, 2019).</w:t>
+      </w:r>
+    </w:p>
+    <w:p>
+      <w:r>
+        <w:rPr>
+          <w:b/>
+        </w:rPr>
+        <w:t>Mörk kolflarnlav (NT)</w:t>
+      </w:r>
+      <w:r>
+        <w:t xml:space="preserve"> är brandberoende och växer nästan uteslutande på kolad hård kärnved av tall. Arten förekommer främst i glesa, öppna tall- och blandbarrskogar av naturskogskaraktär och etableringen verkar ske sent efter brand, kanske först efter 100–300 år. Mörk kolflarnlav indikerar skog med höga naturvärden och vanligast är att den påträffas på rester av nedbrunna torrakor och högstubbar och lågstubbar som är så grova att hela innandömet är urbränt. Tall- och blandbarrskogar av naturskogskaraktär med spår av återkommande bränder hyser höga biologiska värden och bör skyddas (SLU Artdatabanken, 2024).</w:t>
+      </w:r>
+    </w:p>
+    <w:p>
+      <w:r>
+        <w:rPr>
+          <w:b/>
+        </w:rPr>
+        <w:t xml:space="preserve">Småflikig brosklav (NT) </w:t>
+      </w:r>
+      <w:r>
+        <w:t xml:space="preserve">signalerar i hela sitt utbredningsområde skogsbestånd med höga naturvärden. Den indikerar hög luftfuktighet och långvarig förekomst av asp. Småflikig brosklav är typisk art för </w:t>
+      </w:r>
+      <w:r>
+        <w:rPr>
+          <w:i/>
+        </w:rPr>
+        <w:t>9010 Taiga</w:t>
+      </w:r>
+      <w:r>
+        <w:t xml:space="preserve"> (Nitare &amp; Skogsstyrelsen, 2019; SLU Artdatabanken, 2025).</w:t>
+      </w:r>
+    </w:p>
+    <w:p>
+      <w:r>
+        <w:rPr>
+          <w:b/>
+        </w:rPr>
+        <w:t>Stjärntagging (NT)</w:t>
+      </w:r>
+      <w:r>
+        <w:t xml:space="preserve"> signalerar inom hela sitt utbredningsområde höga naturvärden. Svampen är uttorkningskänslig och beroende av ett oförändrat fuktigt mikroklimat. Den är även beroende av en ständig tillgång på död ved i olika nedbrytningsstadier, dock ej nödvändigtvis grova träd. Tidigare påverkan på miljön måste dock ha varit så skonsam att det naturliga skogsekosystemet till stora delar har bevarats. Minskningstakten för den svenska populationen bedöms vara nära gränsvärdet för Sårbar (VU). Stjärntagging är typisk art för </w:t>
+      </w:r>
+      <w:r>
+        <w:rPr>
+          <w:i/>
+        </w:rPr>
+        <w:t xml:space="preserve">9010 Taiga, 9050 Näringsrik granskog </w:t>
+      </w:r>
+      <w:r>
+        <w:t xml:space="preserve">och </w:t>
+      </w:r>
+      <w:r>
+        <w:rPr>
+          <w:i/>
+        </w:rPr>
+        <w:t>9030 Landhöjningsskog</w:t>
+      </w:r>
+      <w:r>
+        <w:t xml:space="preserve"> (SLU Artdatabanken, 2024; Nitare &amp; Skogsstyrelsen, 2019).</w:t>
+      </w:r>
+    </w:p>
+    <w:p>
+      <w:r>
+        <w:rPr>
+          <w:b/>
+        </w:rPr>
         <w:t>Talltita (NT, §4)</w:t>
       </w:r>
       <w:r>
-        <w:t>, rödlistad som nära hotad och prioriterad art i Skogsvårdslagen har häckningsrevir i anmälan. Arten har minskat kraftigt de senaste 30 åren och minskningstakten innevarande 10-årsperiod beräknas till 20 (10–30) %. Talltitan är synnerligen trogen sitt cirka 15 hektar stora revir och är beroende av flerskiktade olikåldriga skogar för att kunna föda upp sina ungar. Talltitan försvinner om dess livsmiljö kalavverkas (Eggers &amp; Low (2014); Ekman (1979); Griesser et al (2007); Klein (2020); Siffczyk et al (2003); SLU Artdatabanken (2021).</w:t>
+        <w:t>, rödlistad som nära hotad och prioriterad art i Skogsvårdslagen, har häckningsrevir i anmälan. Arten har minskat kraftigt de senaste 30 åren och minskningstakten innevarande 10-årsperiod beräknas till 20 (10–30) %. Talltitan är synnerligen trogen sitt cirka 15 hektar stora revir och är beroende av flerskiktade olikåldriga skogar för att kunna föda upp sina ungar. Talltitan försvinner om dess livsmiljö kalavverkas (Eggers &amp; Low, 2014; Ekman, 1979; Griesser et al, 2007; Klein, 2020; Siffczyk et al, 2003; SLU Artdatabanken, 2021).</w:t>
       </w:r>
     </w:p>
     <w:p>
@@ -619,12 +620,418 @@
         <w:t>Tretåig hackspett (NT, §4)</w:t>
       </w:r>
       <w:r>
-        <w:t xml:space="preserve"> är rödlistad som nära hotad och ingår i bilaga 1 i EU:s fågeldirektiv. Tretåig hackspett är för sin överlevnad beroende av kontinuerlig tillförsel av äldre döende och död ved, som sker genom naturliga självgallringsprocesser i äldre grannaturskogar och barrblandade naturskogar. Om en skog genom skogsbruk gallras eller glesas ur så upphör och uteblir i stort sett den naturliga självgallringsprocessen för mycket lång tid framöver vilket omöjliggör upprätthållandet av den kontinuerliga ekologiska funktionen i ett område. Det finns studier som visar att naturskogens självgallringsprocess som den tretåiga hackspetten är beroende av, inte kan ersättas med efterlämnad hänsyn i skogsbruket (Imbeau &amp; Desrochers, 2002). Storleken på häckningsreviret varierar med skogstypen, förekomsten av död ved och graden av fragmentering, men är i allmänhet i storleksordningen 25–100 hektar. Vintertid krävs ofta betydligt större områden och det finns studier som antyder att arten behöver minst 100 hektar äldre skog. I områden med låg bonitet kan det behövas över 200 hektar lämpligt habitat för att ett par ska kunna reproducera sig. Områden med dokumenterad permanent förekomst i naturskogsmiljöer har vanligen så stora naturvärden att skogsbruk är olämpligt (Skogsstyrelsen, 2016).</w:t>
-      </w:r>
-    </w:p>
-    <w:p>
-      <w:r>
-        <w:t>I BILAGA 1 finns mer detaljerad information om ekologi samt krav på livsmiljö hos fridlysta arter.</w:t>
+        <w:t xml:space="preserve"> är rödlistad som nära hotad och ingår i bilaga 1 i EU:s fågeldirektiv. Tretåig hackspett är för sin överlevnad beroende av kontinuerlig tillförsel av äldre döende och död ved, som sker genom naturliga självgallringsprocesser i äldre grannaturskogar och barrblandade naturskogar. Om en skog genom skogsbruk gallras eller glesas ur så upphör och uteblir i stort sett den naturliga självgallringsprocessen för mycket lång tid framöver vilket omöjliggör upprätthållandet av den kontinuerliga ekologiska funktionen i ett område. Det finns studier som visar att naturskogens självgallringsprocess som den tretåiga hackspetten är beroende av, inte kan ersättas med efterlämnad hänsyn i skogsbruket (Imbeau &amp; Desrochers, 2002). Storleken på häckningsreviret varierar med skogstypen, förekomsten av död ved och graden av fragmentering, men är i allmänhet i storleksordningen 25–100 hektar. Vintertid krävs ofta betydligt större områden och det finns studier som antyder att arten behöver minst 100 hektar äldre skog. I områden med låg bonitet kan det behövas över 200 hektar lämpligt habitat för att ett par ska kunna reproducera sig. Områden med dokumenterad permanent förekomst i naturskogsmiljöer har vanligen så stora naturvärden att skogsbruk är olämpligt. Tretåig hackspett är typisk art för </w:t>
+      </w:r>
+      <w:r>
+        <w:rPr>
+          <w:i/>
+        </w:rPr>
+        <w:t xml:space="preserve">9010 Taiga, 9740 Skogsbevuxen myr, 9030 Landhöjningsskog </w:t>
+      </w:r>
+      <w:r>
+        <w:t xml:space="preserve">och </w:t>
+      </w:r>
+      <w:r>
+        <w:rPr>
+          <w:i/>
+        </w:rPr>
+        <w:t>9040 Fjällbjörkskog</w:t>
+      </w:r>
+      <w:r>
+        <w:t xml:space="preserve"> (Skogsstyrelsen, 2016; SLU Artdatabanken, 2024).</w:t>
+      </w:r>
+    </w:p>
+    <w:p>
+      <w:r>
+        <w:rPr>
+          <w:b/>
+        </w:rPr>
+        <w:t>Ullticka (NT)</w:t>
+      </w:r>
+      <w:r>
+        <w:t xml:space="preserve"> är knuten till restbestånd av barrnaturskog och förekommer med ett tydligt optimum i orörda eller måttligt påverkade gamla granskogar där det föreligger viss kontinuitet av grov död ved. Ullticka är en bra signalart inom hela sitt utbredningsområde och i södra Sverige är den sällsynt och en god signalart för skyddsvärda granskogsmiljöer. Den hotas av avverkning och fragmentering av naturskog och äldre granskog med lång trädkontinuitet. På ullticka kan ibland ulltickeporing (VU) påträffas - det är en sällsynt ticka som nyligen delats upp i de tre olika arterna ulltickeporing </w:t>
+      </w:r>
+      <w:r>
+        <w:rPr>
+          <w:i/>
+        </w:rPr>
+        <w:t xml:space="preserve">Skeletocutis brevispora </w:t>
+      </w:r>
+      <w:r>
+        <w:t>(VU)</w:t>
+      </w:r>
+      <w:r>
+        <w:rPr>
+          <w:i/>
+        </w:rPr>
+        <w:t>, Skeletocutis delicata</w:t>
+      </w:r>
+      <w:r>
+        <w:t xml:space="preserve"> (VU)</w:t>
+      </w:r>
+      <w:r>
+        <w:rPr>
+          <w:i/>
+        </w:rPr>
+        <w:t xml:space="preserve"> och Skeletocutis exilis</w:t>
+      </w:r>
+      <w:r>
+        <w:t xml:space="preserve"> (NT). Ullticka är typisk art för </w:t>
+      </w:r>
+      <w:r>
+        <w:rPr>
+          <w:i/>
+        </w:rPr>
+        <w:t xml:space="preserve">9010 Taiga, 9050 Näringsrik granskog </w:t>
+      </w:r>
+      <w:r>
+        <w:t xml:space="preserve">och </w:t>
+      </w:r>
+      <w:r>
+        <w:rPr>
+          <w:i/>
+        </w:rPr>
+        <w:t>9030 Landhöjningsskog</w:t>
+      </w:r>
+      <w:r>
+        <w:t xml:space="preserve"> (SLU Artdatabanken, 2026; Nitare &amp; Skogsstyrelsen, 2019; Miettinen &amp; Niemelä, 2018).</w:t>
+      </w:r>
+    </w:p>
+    <w:p>
+      <w:r>
+        <w:rPr>
+          <w:b/>
+        </w:rPr>
+        <w:t>Vedskivlav (NT)</w:t>
+      </w:r>
+      <w:r>
+        <w:t xml:space="preserve"> växer på gammal, torr, exponerad, hård kärnved av framförallt tall i naturskogsartade bestånd. Avverkning av tallskog av naturskogskaraktär med spår av återkommande bränder är ett hot. Mängden lämplig ved att växa på för vedskivlav minskar, dels på grund av naturlig nedbrytning men framförallt på grund av att de förstörs i samband med slutavverkningar, gallringar och markberedning. Tall- och blandbarrskogar av naturskogskaraktär med spår av återkommande bränder bör skyddas. Vedskivlav är typisk art för </w:t>
+      </w:r>
+      <w:r>
+        <w:rPr>
+          <w:i/>
+        </w:rPr>
+        <w:t>9010 Taiga</w:t>
+      </w:r>
+      <w:r>
+        <w:t xml:space="preserve"> (SLU Artdatabanken, 2024).</w:t>
+      </w:r>
+    </w:p>
+    <w:p>
+      <w:r>
+        <w:rPr>
+          <w:b/>
+        </w:rPr>
+        <w:t>Violettgrå tagellav (NT)</w:t>
+      </w:r>
+      <w:r>
+        <w:t xml:space="preserve"> växer nästan uteslutande i gamla olikåldriga barrnaturskogar med lång skoglig kontinuitet och är en utmärkt signal på skog med höga naturvärden. Slutavverkning av tidigare aldrig slutavverkad skog (kontinuitetsskog) är det största hotet. Biotopen nyskapas i begränsad omfattning och barrskog äldre än 160 år, där den violettgrå tagellaven huvudsakligen påträffas har minskat med 50% de senaste 50 åren. Lågproduktiv skogsmark där laven förekommer bör undantas från skogsbruk och rika förekomster i äldre granskog bör skyddas. Arten är känslig för uttorkning och det är väsentligt att tillräckligt stora bestånd avsätts. Violettgrå tagellav är typisk art för </w:t>
+      </w:r>
+      <w:r>
+        <w:rPr>
+          <w:i/>
+        </w:rPr>
+        <w:t>9010 Taiga</w:t>
+      </w:r>
+      <w:r>
+        <w:t xml:space="preserve"> (SLU Artdatabanken, 2024; Nitare &amp; Skogsstyrelsen, 2019).</w:t>
+      </w:r>
+    </w:p>
+    <w:p>
+      <w:r>
+        <w:rPr>
+          <w:b/>
+        </w:rPr>
+        <w:t>Bårdlav</w:t>
+      </w:r>
+      <w:r>
+        <w:t xml:space="preserve"> signalerar miljöer med höga naturvärden och på lokalerna finns vanligtvis många andra ovanliga och rödlistade arter. Den visar även på platser med hög och jämn luftfuktighet. På bårdlav och andra njurlavar (Nephroma) kan de sällsynta parasiterna </w:t>
+      </w:r>
+      <w:r>
+        <w:rPr>
+          <w:i/>
+        </w:rPr>
+        <w:t xml:space="preserve">Protounguicularia nephromatis </w:t>
+      </w:r>
+      <w:r>
+        <w:t xml:space="preserve">(VU) och </w:t>
+      </w:r>
+      <w:r>
+        <w:rPr>
+          <w:i/>
+        </w:rPr>
+        <w:t xml:space="preserve">Tremella nephromatis </w:t>
+      </w:r>
+      <w:r>
+        <w:t xml:space="preserve">(DD) påträffas. Bårdlav är typisk art för </w:t>
+      </w:r>
+      <w:r>
+        <w:rPr>
+          <w:i/>
+        </w:rPr>
+        <w:t xml:space="preserve">9010 Taiga, 9020 Nordlig ädellövskog, 9070 Trädklädd betesmark, 9110 Näringsfattig bokskog, 9160 Näringsrik ekskog, 9180 Ädellövskog i branter </w:t>
+      </w:r>
+      <w:r>
+        <w:t>och</w:t>
+      </w:r>
+      <w:r>
+        <w:rPr>
+          <w:i/>
+        </w:rPr>
+        <w:t xml:space="preserve"> 9190 Näringsfattig ekskog</w:t>
+      </w:r>
+      <w:r>
+        <w:t xml:space="preserve"> (SLU Artdatabanken, 2026; Nitare &amp; Skogsstyrelsen, 2019).</w:t>
+      </w:r>
+    </w:p>
+    <w:p>
+      <w:r>
+        <w:rPr>
+          <w:b/>
+        </w:rPr>
+        <w:t>Luddlav</w:t>
+      </w:r>
+      <w:r>
+        <w:t xml:space="preserve"> signalerar lång skoglig kontinuitet med ett stabilt lokal- och mikroklimat med hög och jämn fuktighet. Luddlav är typisk art för </w:t>
+      </w:r>
+      <w:r>
+        <w:rPr>
+          <w:i/>
+        </w:rPr>
+        <w:t>9010 Taiga,</w:t>
+      </w:r>
+      <w:r>
+        <w:t xml:space="preserve"> </w:t>
+      </w:r>
+      <w:r>
+        <w:rPr>
+          <w:i/>
+        </w:rPr>
+        <w:t xml:space="preserve">9020 Nordlig ädellövskog, 9070 Trädklädd betesmark, 9110 Näringsfattig bokskog, 9180 Ädellövskog i branter </w:t>
+      </w:r>
+      <w:r>
+        <w:t>och</w:t>
+      </w:r>
+      <w:r>
+        <w:rPr>
+          <w:i/>
+        </w:rPr>
+        <w:t xml:space="preserve"> 9190 Näringsfattig ekskog </w:t>
+      </w:r>
+      <w:r>
+        <w:t>(Nitare &amp; Skogsstyrelsen, 2019; SLU Artdatabanken, 2025).</w:t>
+      </w:r>
+    </w:p>
+    <w:p>
+      <w:r>
+        <w:rPr>
+          <w:b/>
+        </w:rPr>
+        <w:t>Stor aspticka</w:t>
+      </w:r>
+      <w:r>
+        <w:t xml:space="preserve"> är knuten till gamla levande aspar och orsakar karaktäristiska inbuktningar i stammen (så kallad nekroser). Slutavverknings- och gallringsåtgärder i löv- och blandskogsbestånd som innebär att tillgången på grov asp minskar är ett hot mot arten. Det är viktigt att äldre aspar och aspbestånd sparas och för att gynna arten på sikt bör aspinslagen i t.ex. bergbranter, raviner, skogsbryn och kring äldre odlingsmarker generellt sparas i större utsträckning än vad som görs idag. Stor aspticka är typisk art för </w:t>
+      </w:r>
+      <w:r>
+        <w:rPr>
+          <w:i/>
+        </w:rPr>
+        <w:t xml:space="preserve">9010 Taiga </w:t>
+      </w:r>
+      <w:r>
+        <w:t xml:space="preserve">och </w:t>
+      </w:r>
+      <w:r>
+        <w:rPr>
+          <w:i/>
+        </w:rPr>
+        <w:t>9030 Landhöjningsskog</w:t>
+      </w:r>
+      <w:r>
+        <w:t xml:space="preserve"> (SLU Artdatabanken, 2024; Nitare &amp; Skogsstyrelsen, 2019).</w:t>
+      </w:r>
+    </w:p>
+    <w:p>
+      <w:r>
+        <w:rPr>
+          <w:b/>
+        </w:rPr>
+        <w:t>Stuplav</w:t>
+      </w:r>
+      <w:r>
+        <w:t xml:space="preserve"> är en mycket bra signalart i hela sitt utbredningsområde och förekommer nästan enbart i skogsmiljöer med höga naturvärden. Den indikerar långvarig förekomst av gamla lövträd och miljöer med konstant hög luftfuktighet. I skogar med suboceaniskt klimat finns det en mycket sällsynt parasit, njurlavsknapp </w:t>
+      </w:r>
+      <w:r>
+        <w:rPr>
+          <w:i/>
+        </w:rPr>
+        <w:t>Pletocarpon nephromeum</w:t>
+      </w:r>
+      <w:r>
+        <w:t xml:space="preserve"> (EN), som växer på stuplav. Ytterligare tre sällsynta lavparasiter, </w:t>
+      </w:r>
+      <w:r>
+        <w:rPr>
+          <w:i/>
+        </w:rPr>
+        <w:t>Protounguicularia nephromatis</w:t>
+      </w:r>
+      <w:r>
+        <w:t xml:space="preserve"> (VU), </w:t>
+      </w:r>
+      <w:r>
+        <w:rPr>
+          <w:i/>
+        </w:rPr>
+        <w:t>Refractohilum galligenum</w:t>
+      </w:r>
+      <w:r>
+        <w:t xml:space="preserve"> (NT) och </w:t>
+      </w:r>
+      <w:r>
+        <w:rPr>
+          <w:i/>
+        </w:rPr>
+        <w:t>Roselliniella nephromatis</w:t>
+      </w:r>
+      <w:r>
+        <w:t xml:space="preserve"> (DD), kan också påträffas på stuplav. Stuplav är typisk art för </w:t>
+      </w:r>
+      <w:r>
+        <w:rPr>
+          <w:i/>
+        </w:rPr>
+        <w:t>9010 Taiga</w:t>
+      </w:r>
+      <w:r>
+        <w:t xml:space="preserve"> (SLU Artdatabanken, 2026; Nitare &amp; Skogsstyrelsen, 2019).</w:t>
+      </w:r>
+    </w:p>
+    <w:p>
+      <w:r>
+        <w:rPr>
+          <w:b/>
+        </w:rPr>
+        <w:t xml:space="preserve">Vedticka </w:t>
+      </w:r>
+      <w:r>
+        <w:t xml:space="preserve">är en bra signalart söder om den naturliga norrlandsgränsen. Den är huvudsakligen knuten till äldre barrskogar där det föreligger långvarig kontinuitet av död barrved. Vedticka är typisk art för </w:t>
+      </w:r>
+      <w:r>
+        <w:rPr>
+          <w:i/>
+        </w:rPr>
+        <w:t xml:space="preserve">9010 Taiga </w:t>
+      </w:r>
+      <w:r>
+        <w:t>(Nitare &amp; Skogsstyrelsen, 2019; SLU Artdatabanken, 2025).</w:t>
+      </w:r>
+    </w:p>
+    <w:p>
+      <w:r>
+        <w:rPr>
+          <w:b/>
+        </w:rPr>
+        <w:t>Gråspett (§4)</w:t>
+      </w:r>
+      <w:r>
+        <w:t xml:space="preserve"> är fridlyst enligt 4§ artskyddsförordningen och upptagen i bilaga 1 fågeldirektivet. Gråspetten är en bra indikator för lövrika områden på landskapsnivå och försvinner när gles, flerskiktad, lövrik skog med hög andel döda och döende träd ersätts av täta, barrdominerade likåldriga bestånd. Arten missgynnas av skogliga åtgärder som minskar mängden död ved, som t.ex. bortrensning av vindfällen, avverkning i sumpskogsmiljöer och på brandfält. Häckningsreviret är stort, cirka 50–100 hektar. Under vintern är gråspetten mer beroende av äldre skog och döda träd och kan då röra sig över betydligt större områden, uppemot 2000–5000 hektar. Gråspett är typisk art för </w:t>
+      </w:r>
+      <w:r>
+        <w:rPr>
+          <w:i/>
+        </w:rPr>
+        <w:t xml:space="preserve">9010 Taiga </w:t>
+      </w:r>
+      <w:r>
+        <w:t>(Skogsstyrelsen, 2016; SLU Artdatabanken, 2025).</w:t>
+      </w:r>
+    </w:p>
+    <w:p>
+      <w:r>
+        <w:rPr>
+          <w:b/>
+        </w:rPr>
+        <w:t>Järpe (§4)</w:t>
+      </w:r>
+      <w:r>
+        <w:t xml:space="preserve">, som är upptagen i bilaga 1 och 2 EU:s fågeldirektiv, är mycket stationär inom sitt revir som är minst 25 hektar stort. Livsmiljöerna utgörs av tät barrskog med inblandning av lövträd och en väl utvecklad flerskiktad struktur med bärris och yngre eller undertryckta, täta granar i ett lägre skikt, ofta utmed bäckar och åar inne i den skyddande granskogen. Den överlever inte om dess livsmiljö kalavverkas och är även känslig för röjning, gallring och avverkning där unga granar och lövträd inte sparas i tillräcklig omfattning. Arten finns i sammanhängande grandominerad skog över hela Sverige men förekomsterna är betydligt glesare i Götaland än i övriga landet. Järpe är typisk art för </w:t>
+      </w:r>
+      <w:r>
+        <w:rPr>
+          <w:i/>
+        </w:rPr>
+        <w:t xml:space="preserve">9010 Taiga, 9080 Lövsumpskog </w:t>
+      </w:r>
+      <w:r>
+        <w:t xml:space="preserve">och </w:t>
+      </w:r>
+      <w:r>
+        <w:rPr>
+          <w:i/>
+        </w:rPr>
+        <w:t xml:space="preserve">9740 Skogsbevuxen myr </w:t>
+      </w:r>
+      <w:r>
+        <w:t>(SLU Artdatabanken, 2026).</w:t>
+      </w:r>
+    </w:p>
+    <w:p>
+      <w:r>
+        <w:rPr>
+          <w:b/>
+        </w:rPr>
+        <w:t>Spillkråka (§4)</w:t>
+      </w:r>
+      <w:r>
+        <w:t xml:space="preserve"> omfattas av bilaga 1 i EU:s fågeldirektiv och är typisk art för </w:t>
+      </w:r>
+      <w:r>
+        <w:rPr>
+          <w:i/>
+        </w:rPr>
+        <w:t xml:space="preserve">9010 Taiga </w:t>
+      </w:r>
+      <w:r>
+        <w:t>och</w:t>
+      </w:r>
+      <w:r>
+        <w:rPr>
+          <w:i/>
+        </w:rPr>
+        <w:t xml:space="preserve"> 9740 Skogsbevuxen myr</w:t>
+      </w:r>
+      <w:r>
+        <w:t>. Den behöver grova träd, främst tall, asp och bok som boträd. Skogsbruk med korta omloppstider och täta, homogena ungskogar utgör det största hotet. Spillkråka är en nyckelart i skogliga miljöer vars övergivna bohål utnyttjas av flera andra hålhäckande fågelarter och fladdermöss, däribland pärluggla (EN, §4), knipa (§4), salskrake (§4) och skogsduva (§4). Hökuggla (VU, §4) och slaguggla (§4) häckar ofta i högstubbar som brutits av i höjd med ett gammalt spillkråkebo (SLU Artdatabanken, 2026; Skogsstyrelsen, 2016).</w:t>
+      </w:r>
+    </w:p>
+    <w:p>
+      <w:r>
+        <w:rPr>
+          <w:b/>
+        </w:rPr>
+        <w:t>Tjäder (§4)</w:t>
+      </w:r>
+      <w:r>
+        <w:t xml:space="preserve"> omfattas av bilaga 1 och 2 EU:s fågeldirektiv och är typisk art för </w:t>
+      </w:r>
+      <w:r>
+        <w:rPr>
+          <w:i/>
+        </w:rPr>
+        <w:t xml:space="preserve">9010 Taiga </w:t>
+      </w:r>
+      <w:r>
+        <w:t xml:space="preserve">och </w:t>
+      </w:r>
+      <w:r>
+        <w:rPr>
+          <w:i/>
+        </w:rPr>
+        <w:t>9740 Skogsbevuxen myr</w:t>
+      </w:r>
+      <w:r>
+        <w:t>. Tjädern är en utpräglad skogsfågel knuten till större sammanhängande barrskogsområden. Tupparna och hönorna utnyttjar till viss del olika miljöer, och habitatvalet varierar dessutom mellan olika delar av året. För att det ska finnas livskraftiga tjäderbestånd krävs funktionella skogslandskap med en blandning av uppvuxen, gles och luckig skog, täta sumpskogar, myrar och andra små våtmarker. Arten försvinner när skogen fragmenteras och den sammanlagda arealen hyggen och andra öppna områden blir för stor. Ett småskaligt och försiktigt virkesuttag genom hyggesfria metoder kan i vissa fall vara möjligt i området inom 200 m från lekcentrum. Längre ut från lekcentrum, inom 200–500 m bör den avverkade ytan inte överskrida 1 hektar för att undvika alltför stora och snabba förändringar (Skogsstyrelsen, 2019; SLU Artdatabanken, 2024).</w:t>
       </w:r>
     </w:p>
     <w:p>
@@ -741,7 +1148,7 @@
         <w:rPr>
           <w:i/>
         </w:rPr>
-        <w:t>I det avverkningsanmälda skogsområdet har 26 rödlistade arter och signalarter påträffats. Detta ska jämföras med Skogsstyrelsens uppföljning 2017 av nyckelbiotoper som visade att man i genomsnitt hittar 20,6 olika rödlistade arter och signalarter i en nyckelbiotop (Wijk, S. 2017. Biologisk mångfald i nyckelbiotoper – Resultat från inventeringen “Uppföljning biologisk mångfald” 2009–2015. Rapport 4/2017 Skogsstyrelsen, Jönköping).</w:t>
+        <w:t>I det avverkningsanmälda skogsområdet har 22 rödlistade arter och signalarter påträffats. Detta ska jämföras med Skogsstyrelsens uppföljning 2017 av nyckelbiotoper som visade att man i genomsnitt hittar 20,6 olika rödlistade arter och signalarter i en nyckelbiotop (Wijk, S. 2017. Biologisk mångfald i nyckelbiotoper – Resultat från inventeringen “Uppföljning biologisk mångfald” 2009–2015. Rapport 4/2017 Skogsstyrelsen, Jönköping).</w:t>
       </w:r>
     </w:p>
     <w:p>
@@ -770,7 +1177,7 @@
         <w:rPr>
           <w:i/>
         </w:rPr>
-        <w:t>I det avverkningsanmälda skogsområdet har 31 naturvårdsarter varav 21 rödlistade arter sina livsmiljöer och växtplatser.</w:t>
+        <w:t>I det avverkningsanmälda skogsområdet har 30 naturvårdsarter varav 17 rödlistade arter sina livsmiljöer och växtplatser.</w:t>
       </w:r>
     </w:p>
     <w:p>
@@ -977,17 +1384,90 @@
         <w:pStyle w:val="Heading1"/>
       </w:pPr>
       <w:r>
-        <w:t>Järpe – ekologi samt krav på livsmiljön</w:t>
-      </w:r>
-    </w:p>
-    <w:p>
-      <w:r>
-        <w:t>Järpe är rödlistad som nära hotad (NT), fridlyst enligt 4§ Artskyddsförordningen och prioriterad art i Skogsvårdslagen. Järpen, som minskat med 25 (10–40) % under de senaste 12 åren, har sina livsmiljöer i tät barrskog med inblandning av lövträd och en väl utvecklad flerskiktad struktur med bärris och yngre eller undertryckta, täta granar i ett lägre skikt, ofta utmed bäckar och åar inne i den skyddande granskogen.</w:t>
-      </w:r>
-    </w:p>
-    <w:p>
-      <w:r>
-        <w:t>Arten behöver lämpliga skogsbestånd om sammanlagt minst 25 hektar. Den är mycket stationär inom sitt revir och när ett par etablerat sig stannar de så länge miljön är intakt. Den undviker öppen mark och förﬂyttar sig sällan över större öppna myrar eller åkermark, och är därför känslig för fragmentering. Järpen överlever inte om dess livsmiljö kalavverkas och är även känslig för röjning, gallring och avverkning där unga granar och lövträd inte sparas i tillräcklig omfattning (SLU Artdatabanken, 2022).</w:t>
+        <w:t>Knärot – ekologi samt krav på livsmiljön</w:t>
+      </w:r>
+    </w:p>
+    <w:p>
+      <w:r>
+        <w:t xml:space="preserve">Knärot är typisk art för </w:t>
+      </w:r>
+      <w:r>
+        <w:rPr>
+          <w:i/>
+        </w:rPr>
+        <w:t xml:space="preserve">9010 Taiga </w:t>
+      </w:r>
+      <w:r>
+        <w:t>och</w:t>
+      </w:r>
+      <w:r>
+        <w:rPr>
+          <w:i/>
+        </w:rPr>
+        <w:t xml:space="preserve"> 9050 Näringsrik granskog</w:t>
+      </w:r>
+      <w:r>
+        <w:t>, fridlyst enligt 8 och 15 §§ artskyddsförordningen och klassad som sårbar (VU) enligt rödlistan 2020. Knärot är beroende av hög och jämn luftfuktighet i gamla, ostörda skogsmiljöer och är känslig för snabba förändringar av ljus-/vindförhållanden eller uttorkning. På grund av ett alltför intensivt skogsbruk har den minskat med 40 (25–50) % under de senaste 60 åren och i framtiden bedöms minskningstakten uppgå till 30 (20–40) %. Till följd av att arten har en dokumenterat högre minskningstakt i förhållande till sin generationstid än vad som tidigare varit känt (data från Riksskogstaxeringen) höjdes den till hotkategori sårbar (VU) i rödlistan 2020 (SLU Artdatabanken, 2024).</w:t>
+      </w:r>
+    </w:p>
+    <w:p>
+      <w:r>
+        <w:t>En analys av 79 floraväktarlokaler åren 1990–2015 vilka återbesökts under 2020–2024 visade på en tydlig negativ påverkan på knärotsförekomster från större hyggen i närområdet (inom 150–200 m) vilket indikerar att kanteffekter har en stor påverkan på populationerna. Resultaten bekräftar knärotens känslighet för kanteffekter och visar vikten av att skydda större skogsbestånd för att bevara arten. Om det blir höga andelar (&gt;30%) hyggen inom 200 meter från en knärotsförekomst så ökar risken för att en knärotspopulation dör ut och det verkar det behövas någonstans mellan 100 och 150 meters skyddszon för att bevara arten på lång sikt (Sebestyén &amp; Sundberg, 2025). Detta stöds även av en studie (Johansson et al, 2026) baserad på data från Riksskogstaxeringen som visar att knäroten minskat med 66 % under perioden 1993–2022 samt att det finns en stark korrelation mellan minskande arealer kontinuitetsskog och lokal utdöenderisk. Knäroten uppvisade en mycket låg koloniseringsgrad (0,7 % över 10 år) i kombination med hög lokal utrotningsrisk (75,2 %), där utrotningssannolikheten ökade kraftigt när arealen kontinuitetsskog minskade mellan undersökningar, t.ex. på grund av kalhyggesbruk (Johansson et al., 2026).</w:t>
+      </w:r>
+    </w:p>
+    <w:p>
+      <w:r>
+        <w:t xml:space="preserve">Samuel Johnsons doktorsavhandling </w:t>
+      </w:r>
+      <w:r>
+        <w:rPr>
+          <w:i/>
+        </w:rPr>
+        <w:t>“Retention Forestry as a Conservation Measure for Boreal Forest Ground Vegetation”</w:t>
+      </w:r>
+      <w:r>
+        <w:t xml:space="preserve"> (SLU, Uppsala 2014) visar att det krävs väl tilltagna skyddszoner för att knärotens växtplatser inte ska ta skada av skogsbruksåtgärder i intilliggande områden: </w:t>
+      </w:r>
+      <w:r>
+        <w:rPr>
+          <w:i/>
+        </w:rPr>
+        <w:t xml:space="preserve">“Study III shows that retention patches smaller than 0.5 ha do not lifeboat the sensitive forest herb G. repens, a species that depend on stable microclimatic conditions typical for intact forest stands.” </w:t>
+      </w:r>
+      <w:r>
+        <w:t xml:space="preserve">Vidare </w:t>
+      </w:r>
+      <w:r>
+        <w:rPr>
+          <w:i/>
+        </w:rPr>
+        <w:t>“More sensitive forest species are not lifeboated in retention patches ranging from 0.05 to 0.5 ha (Papers II &amp; III).”</w:t>
+      </w:r>
+    </w:p>
+    <w:p>
+      <w:r>
+        <w:t xml:space="preserve">Johnsons (2014) rekommendation på minst 50 meters breda skyddszoner runt knärotens växtplatser motsvarar en areal på 0,78 hektar, vilket ligger i linje med andra studier som gjorts på känsliga skogsarter: </w:t>
+      </w:r>
+      <w:r>
+        <w:rPr>
+          <w:i/>
+        </w:rPr>
+        <w:t>“In study III I also show that translocated specimens of G. repens survives well in mature forests at least 50 m from the nearest edge to an open area. Moreover, measures of temperature and humidity show that such distances from an open area is far enough to offer a microclimate that is more stable compared to what present in retention patches of around 0.1 ha. This means that the very centre of a circular patch with radius 50 m (equals a size of 0.78 ha) should offer conditions similar to interior forest and would perhaps be a suitable habitat for G. repens and similar species. Previous studies from both North America and Sweden have also concluded that patches between 0.5 and one ha are sufficient for preserving interior forest vegetation as well as sensitive lichens and bryophytes (de Graaf &amp; Roberts 2009; Halpern et al. 2012; Rudolphi et al. 2014).”</w:t>
+      </w:r>
+    </w:p>
+    <w:p>
+      <w:r>
+        <w:t>Ytterligare en studie (Koelmeijer m.fl., 2022) inkluderar knärotens skyddsbehov. I uppsatsen berörs problemet med uttorkning för växter, bl.a. för knärot, ett problem som blivit accentuerat på grund av den pågående klimatförändringen och torra somrar, t.ex. den exceptionellt torra sommaren 2018. I uppsatsen undersöks områden med tre olika avstånd från kalhyggeskant med avseende på skydd bl.a. för knärot. Det första området har avstånd upp till 20 m från hyggeskant (Strong edge effect), det andra 20–40 m från hyggeskant (Weak edge effect) och det tredje avser större avstånd från hyggeskant, där kanteffekten anses vara försumbar (Interior). Ett resultat var att man fann stor eller mycket stor uttorkningseffekt på känsliga och rödlistade skogsarter vid de kortare avstånden till hyggeskant, medan effekt av uttorkning inte konstaterades på större avstånd (Interior). För orkidén knärot fann man en rik förekomst (upp till 0,06 dm2/m2) på stort avstånd från hyggeskant (Interior), medan förekomsten var liten eller närmast försumbar i de områden som klassificerades som Weak edge effect respektive Strong edge effect. Arbetet påpekar att de allt oftare förekommande torra somrarna ger ytterligare skäl att utöka skyddsavståndet från hyggen till den fuktkrävande arten knärot (Koelmeijer m.fl., 2022).</w:t>
+      </w:r>
+    </w:p>
+    <w:p>
+      <w:r>
+        <w:t>Även Skogsstyrelsens egen vägledning för hänsyn till knärot ligger i linje med ovanstående forskningsstudier. Av vägledningen framgår det att för med hög sannolikhet kunna bevara befintliga förekomster krävs relativt stora avsättningar av uppvuxen skog med slutet och relativt tätt kronskikt. Som riktlinje kan krävas ett avstånd på 50 meter in från brynet för att vidmakthålla ett fungerande mikroklimat. Detta innebär att fristående hänsynsytor för många arter (kärlväxter, lavar och mossor) kan behöva ha en area överstigande 0,8 hektar (cirkelyta med radien 50 meter = 0,78 hektar) för att bibehålla lokalklimatet. Även ganska små förändringar i form av förändrade ljus- och fuktighetsförhållanden, till exempel till följd av gallring, kan leda till att arten försvinner till följd av konkurrens med mera ljuskrävande och snabbväxande arter (Skogsstyrelsen, 2022).</w:t>
+      </w:r>
+    </w:p>
+    <w:p>
+      <w:r>
+        <w:t>Vid tillämpning av försiktighetsprincipen enligt 2 kap. 3 § miljöbalken bör sålunda 100–150 meters skyddszon lämnas runt knärotens växtplatser.</w:t>
       </w:r>
     </w:p>
     <w:p>
@@ -995,21 +1475,142 @@
         <w:pStyle w:val="Heading2"/>
       </w:pPr>
       <w:r>
-        <w:t>Referenser – järpe</w:t>
-      </w:r>
-    </w:p>
-    <w:p>
-      <w:r>
-        <w:t xml:space="preserve">SLU Artdatabanken, 2022. </w:t>
+        <w:t>Referenser – knärot</w:t>
+      </w:r>
+    </w:p>
+    <w:p>
+      <w:r>
+        <w:t xml:space="preserve">de Graaf M &amp; Roberts M.R., 2009. </w:t>
       </w:r>
       <w:r>
         <w:rPr>
           <w:i/>
         </w:rPr>
+        <w:t xml:space="preserve">Short-term response of the herbaceous layer within leave patches after harvest. </w:t>
+      </w:r>
+      <w:r>
+        <w:t>Forest Ecology and Management 257, 1014–1025.</w:t>
+      </w:r>
+    </w:p>
+    <w:p>
+      <w:r>
+        <w:t xml:space="preserve">Halpern, C. B., Halaj, J., Evans, S. A., &amp; Dovciak, M., 2012. </w:t>
+      </w:r>
+      <w:r>
+        <w:rPr>
+          <w:i/>
+        </w:rPr>
+        <w:t xml:space="preserve">Level and pattern of overstory retention interact to shape long-term responses of understories to timber harvest. </w:t>
+      </w:r>
+      <w:r>
+        <w:t>Ecological Applications, 22, 2049–2064.</w:t>
+      </w:r>
+    </w:p>
+    <w:p>
+      <w:r>
+        <w:t>Johansson, V., Jansson, M. och Bergman, K-O</w:t>
+      </w:r>
+      <w:r>
+        <w:rPr>
+          <w:i/>
+        </w:rPr>
+        <w:t>.</w:t>
+      </w:r>
+      <w:r>
+        <w:t>, 2026.</w:t>
+      </w:r>
+      <w:r>
+        <w:rPr>
+          <w:i/>
+        </w:rPr>
+        <w:t xml:space="preserve"> A 30-year population decline of a threatened forest orchid associated with old growth forests</w:t>
+      </w:r>
+      <w:r>
+        <w:t>. Department of Physics, Chemistry and Biology (IFM), Linköping University.</w:t>
+      </w:r>
+    </w:p>
+    <w:p>
+      <w:r>
+        <w:t xml:space="preserve">Johnson, S., 2014. </w:t>
+      </w:r>
+      <w:r>
+        <w:rPr>
+          <w:i/>
+        </w:rPr>
+        <w:t>Retention Forestry as a Conservation Measure for Boreal Forest Ground Vegetation</w:t>
+      </w:r>
+      <w:r>
+        <w:t>. Doktorsavhandling, SLU, Uppsala.</w:t>
+      </w:r>
+    </w:p>
+    <w:p>
+      <w:r>
+        <w:t xml:space="preserve">Koelmeijer, I. A., Ehrlén, J., Jönsson, M., De Frenne, P., Berg, P., Andersson, J., Weibull, H. &amp; Hylander, N. 2022. </w:t>
+      </w:r>
+      <w:r>
+        <w:rPr>
+          <w:i/>
+        </w:rPr>
+        <w:t xml:space="preserve">Interactive effects of drought and edge exposure on old-growth forest understory species. </w:t>
+      </w:r>
+      <w:r>
+        <w:t>Landscape Ecology, 37, sid 1839–1853.</w:t>
+      </w:r>
+    </w:p>
+    <w:p>
+      <w:r>
+        <w:t xml:space="preserve">Rudolphi, J., Jönsson, M. T., &amp; Gustafsson, L., 2014. </w:t>
+      </w:r>
+      <w:r>
+        <w:rPr>
+          <w:i/>
+        </w:rPr>
+        <w:t xml:space="preserve">Biological legacies buffer local species extinction after logging. </w:t>
+      </w:r>
+      <w:r>
+        <w:t>Journal of Applied Ecology. 51, 53–62.</w:t>
+      </w:r>
+    </w:p>
+    <w:p>
+      <w:r>
+        <w:t xml:space="preserve">Sebestyén, L. och Sundberg, S. 2025.  </w:t>
+      </w:r>
+      <w:r>
+        <w:rPr>
+          <w:i/>
+        </w:rPr>
+        <w:t>Påverkan på knärotslokaler från hyggen i närheten.</w:t>
+      </w:r>
+      <w:r>
+        <w:t xml:space="preserve"> DAPHNE 36:1 2025. Botaniska Sällskapet i Stockholm.</w:t>
+      </w:r>
+    </w:p>
+    <w:p>
+      <w:r>
+        <w:t xml:space="preserve">Skogsstyrelsen, 2022. </w:t>
+      </w:r>
+      <w:r>
+        <w:rPr>
+          <w:i/>
+        </w:rPr>
+        <w:t xml:space="preserve">Vägledning för hänsyn till knärot. </w:t>
+      </w:r>
+      <w:r>
+        <w:t>https://www.skogsstyrelsen.se/lag-och-tillsyn/artskydd/vagledningar-och-kunskapsstod-artskydd/vagledning-for-hansyn-till-knarot/.</w:t>
+      </w:r>
+    </w:p>
+    <w:p>
+      <w:r>
+        <w:t xml:space="preserve">SLU Artdatabanken, 2024. </w:t>
+      </w:r>
+      <w:r>
+        <w:rPr>
+          <w:i/>
+        </w:rPr>
         <w:t xml:space="preserve">Artfaktablad. Naturvård – artfakta. </w:t>
       </w:r>
       <w:r>
-        <w:t>SLU Artdatabanken, Uppsala</w:t>
+        <w:t>SLU Artdatabanken, Uppsala.</w:t>
       </w:r>
     </w:p>
     <w:p>
@@ -1017,72 +1618,62 @@
         <w:pStyle w:val="Heading1"/>
       </w:pPr>
       <w:r>
-        <w:t>Knärot – ekologi samt krav på livsmiljön</w:t>
-      </w:r>
-    </w:p>
-    <w:p>
-      <w:r>
-        <w:t>Knärot är fridlyst enligt 8 och 15 §§ artskyddsförordningen och klassad som sårbar (VU) enligt rödlistan 2020. Knärot är beroende av hög och jämn luftfuktighet i gamla, ostörda skogsmiljöer och är känslig för snabba förändringar av ljus-/vindförhållanden eller uttorkning. På grund av ett alltför intensivt skogsbruk har den minskat med 40 (25–50) % under de senaste 60 åren och i framtiden bedöms minskningstakten uppgå till 30 (20–40) %. Till följd av att arten har en dokumenterat högre minskningstakt i förhållande till sin generationstid än vad som tidigare varit känt (data från Riksskogstaxeringen) höjdes den till hotkategori sårbar (VU) i rödlistan 2020 (SLU Artdatabanken, 2024).</w:t>
-      </w:r>
-    </w:p>
-    <w:p>
-      <w:r>
-        <w:t>En analys av 79 floraväktarlokaler åren 1990–2015 vilka återbesökts under 2020–2024 visade på en tydlig negativ påverkan på knärotsförekomster från större hyggen i närområdet (inom 150–200 m) vilket indikerar att kanteffekter har en stor påverkan på populationerna. Resultaten bekräftar knärotens känslighet för kanteffekter och visar vikten av att skydda större skogsbestånd för att bevara arten. Om det blir höga andelar (&gt;30%) hyggen inom 200 meter från en knärotsförekomst så ökar risken för att en knärotspopulation dör ut och det verkar det behövas någonstans mellan 100 och 150 meters skyddszon för att bevara arten på lång sikt (Sebestyén &amp; Sundberg, 2025).</w:t>
-      </w:r>
-    </w:p>
-    <w:p>
-      <w:r>
-        <w:t xml:space="preserve">Samuel Johnsons doktorsavhandling </w:t>
+        <w:t>Lunglav – ekologi samt krav på livsmiljön</w:t>
+      </w:r>
+    </w:p>
+    <w:p>
+      <w:r>
+        <w:t xml:space="preserve">Lunglav (NT) är en av vårt lands främsta signalarter som överallt indikerar gamla lövträd, skogsbestånd med höga naturvärden och ekosystem med lång skoglig kontinuitet. Lokalt kan förekomsten vara mycket riklig men den hittas nästan enbart i gamla och ej slutavverkade skogar. Artens samtliga förekomster bör uppmärksammas från naturvårdssynpunkt, då många lokaler även hyser andra ovanliga och rödlistade arter, däribland de sällsynta lavparasiterna lunglavshårprick (CR), </w:t>
       </w:r>
       <w:r>
         <w:rPr>
           <w:i/>
         </w:rPr>
-        <w:t>“Retention Forestry as a Conservation Measure for Boreal Forest Ground Vegetation”</w:t>
-      </w:r>
-      <w:r>
-        <w:t xml:space="preserve"> (SLU, Uppsala 2014) visar att det krävs väl tilltagna skyddszoner för att knärotens växtplatser inte ska ta skada av skogsbruksåtgärder i intilliggande områden: </w:t>
+        <w:t>Abrothallus diederichii</w:t>
+      </w:r>
+      <w:r>
+        <w:t xml:space="preserve"> (VU), </w:t>
       </w:r>
       <w:r>
         <w:rPr>
           <w:i/>
         </w:rPr>
-        <w:t xml:space="preserve">“Study III shows that retention patches smaller than 0.5 ha do not lifeboat the sensitive forest herb G. repens, a species that depend on stable microclimatic conditions typical for intact forest stands.” </w:t>
-      </w:r>
-      <w:r>
-        <w:t xml:space="preserve">Vidare </w:t>
+        <w:t>Abrothallus lobariae</w:t>
+      </w:r>
+      <w:r>
+        <w:t xml:space="preserve"> (VU), </w:t>
       </w:r>
       <w:r>
         <w:rPr>
           <w:i/>
         </w:rPr>
-        <w:t>“More sensitive forest species are not lifeboated in retention patches ranging from 0.05 to 0.5 ha (Papers II &amp; III).”</w:t>
-      </w:r>
-    </w:p>
-    <w:p>
-      <w:r>
-        <w:t xml:space="preserve">Johnsons (2014) rekommendation på minst 50 meters breda skyddszoner runt knärotens växtplatser motsvarar en areal på 0,78 hektar, vilket ligger i linje med andra studier som gjorts på känsliga skogsarter: </w:t>
+        <w:t>Calycina lobariae</w:t>
+      </w:r>
+      <w:r>
+        <w:t xml:space="preserve"> (VU), lunglavsknapp (VU) och skrovelmössing (VU), som växer på lunglav. Rikliga förekomster med lunglav bör skyddas med biotopskydd, frivilliga avsättningar eller reservat (SLU Artdatabanken, 2026; Nitare &amp; Skogsstyrelsen, 2019).</w:t>
+      </w:r>
+    </w:p>
+    <w:p>
+      <w:r>
+        <w:t xml:space="preserve">Lunglav är typisk art för </w:t>
       </w:r>
       <w:r>
         <w:rPr>
           <w:i/>
         </w:rPr>
-        <w:t>“In study III I also show that translocated specimens of G. repens survives well in mature forests at least 50 m from the nearest edge to an open area. Moreover, measures of temperature and humidity show that such distances from an open area is far enough to offer a microclimate that is more stable compared to what present in retention patches of around 0.1 ha. This means that the very centre of a circular patch with radius 50 m (equals a size of 0.78 ha) should offer conditions similar to interior forest and would perhaps be a suitable habitat for G. repens and similar species. Previous studies from both North America and Sweden have also concluded that patches between 0.5 and one ha are sufficient for preserving interior forest vegetation as well as sensitive lichens and bryophytes (de Graaf &amp; Roberts 2009; Halpern et al. 2012; Rudolphi et al. 2014).”</w:t>
-      </w:r>
-    </w:p>
-    <w:p>
-      <w:r>
-        <w:t>En nyligen publicerad vetenskaplig uppsats av Koelmeijer m.fl. (2022) inkluderar orkidén knärots skyddsbehov. I uppsatsen berörs problemet med uttorkning för växter, bl.a. för knärot, ett problem som blivit accentuerat på grund av den pågående klimatförändringen och torra somrar, t.ex. den exceptionellt torra sommaren 2018. I uppsatsen undersöks områden med tre olika avstånd från kalhyggeskant med avseende på skydd bl.a. för knärot. Det första området har avstånd upp till 20 m från hyggeskant (Strong edge effect), det andra 20–40 m från hyggeskant (Weak edge effect) och det tredje avser större avstånd från hyggeskant, där kanteffekten anses vara försumbar (Interior). Ett resultat var att man fann stor eller mycket stor uttorkningseffekt på känsliga och rödlistade skogsarter vid de kortare avstånden till hyggeskant, medan effekt av uttorkning inte konstaterades på större avstånd (Interior). För orkidén knärot fann man en rik förekomst (upp till 0,06 dm2/m2) på stort avstånd från hyggeskant (Interior), medan förekomsten var liten eller närmast försumbar i de områden som klassificerades som Weak edge effect respektive Strong edge effect. Arbetet påpekar att de allt oftare förekommande torra somrarna ger ytterligare skäl att utöka skyddsavståndet från hyggen till den fuktkrävande arten knärot (Koelmeijer m.fl., 2022).</w:t>
-      </w:r>
-    </w:p>
-    <w:p>
-      <w:r>
-        <w:t>Även Skogsstyrelsens egen vägledning för hänsyn till knärot ligger i linje med ovanstående forskningsstudier. Av vägledningen framgår det att för med hög sannolikhet kunna bevara befintliga förekomster krävs relativt stora avsättningar av uppvuxen skog med slutet och relativt tätt kronskikt. Som riktlinje kan krävas ett avstånd på 50 meter in från brynet för att vidmakthålla ett fungerande mikroklimat. Detta innebär att fristående hänsynsytor för många arter (kärlväxter, lavar och mossor) kan behöva ha en area överstigande 0,8 hektar (cirkelyta med radien 50 meter = 0,78 hektar) för att bibehålla lokalklimatet. Även ganska små förändringar i form av förändrade ljus- och fuktighetsförhållanden, till exempel till följd av gallring, kan leda till att arten försvinner till följd av konkurrens med mera ljuskrävande och snabbväxande arter (Skogsstyrelsen, 2022).</w:t>
-      </w:r>
-    </w:p>
-    <w:p>
-      <w:r>
-        <w:t>Vid tillämpning av försiktighetsprincipen enligt 2 kap. 3 § miljöbalken bör sålunda 100–150 meters skyddszon lämnas runt knärotens växtplatser.</w:t>
+        <w:t>9010 Taiga, 9020 Nordlig ädellövskog, 9110 Näringsfattig bokskog, 9130 Näringsrik bokskog, 9160 Näringsrik ekskog, 9180 Ädellövskog i branter, 9190 Näringsfattig ekskog, 9070 Trädklädd betesmark, 9040 Fjällbjörkskog</w:t>
+      </w:r>
+      <w:r>
+        <w:t xml:space="preserve"> och</w:t>
+      </w:r>
+      <w:r>
+        <w:rPr>
+          <w:i/>
+        </w:rPr>
+        <w:t xml:space="preserve"> 6530 Lövängar</w:t>
+      </w:r>
+      <w:r>
+        <w:t xml:space="preserve"> (SLU Artdatabanken, 2026).</w:t>
       </w:r>
     </w:p>
     <w:p>
@@ -1090,119 +1681,35 @@
         <w:pStyle w:val="Heading2"/>
       </w:pPr>
       <w:r>
-        <w:t>Referenser – knärot</w:t>
-      </w:r>
-    </w:p>
-    <w:p>
-      <w:r>
-        <w:t xml:space="preserve">de Graaf M &amp; Roberts M.R., 2009. </w:t>
+        <w:t>Referenser – lunglav</w:t>
+      </w:r>
+    </w:p>
+    <w:p>
+      <w:r>
+        <w:t xml:space="preserve">Nitare, J. och Skogsstyrelsen, 2019. </w:t>
       </w:r>
       <w:r>
         <w:rPr>
           <w:i/>
         </w:rPr>
-        <w:t xml:space="preserve">Short-term response of the herbaceous layer within leave patches after harvest. </w:t>
-      </w:r>
-      <w:r>
-        <w:t>Forest Ecology and Management 257, 1014–1025</w:t>
-      </w:r>
-    </w:p>
-    <w:p>
-      <w:r>
-        <w:t xml:space="preserve">Halpern, C. B., Halaj, J., Evans, S. A., &amp; Dovciak, M., 2012. </w:t>
+        <w:t xml:space="preserve">Skyddsvärd skog – Naturvårdsarter och andra kriterier för naturvärdesbedömning. </w:t>
+      </w:r>
+      <w:r>
+        <w:t>Skogsstyrelsen.</w:t>
+      </w:r>
+    </w:p>
+    <w:p>
+      <w:r>
+        <w:t xml:space="preserve">SLU Artdatabanken, 2026. </w:t>
       </w:r>
       <w:r>
         <w:rPr>
           <w:i/>
         </w:rPr>
-        <w:t xml:space="preserve">Level and pattern of overstory retention interact to shape long-term responses of understories to timber harvest. </w:t>
-      </w:r>
-      <w:r>
-        <w:t>Ecological Applications, 22, 2049–2064</w:t>
-      </w:r>
-    </w:p>
-    <w:p>
-      <w:r>
-        <w:t xml:space="preserve">Johnson, S., 2014. </w:t>
-      </w:r>
-      <w:r>
-        <w:rPr>
-          <w:i/>
-        </w:rPr>
-        <w:t>Retention Forestry as a Conservation Measure for Boreal Forest Ground Vegetation</w:t>
-      </w:r>
-      <w:r>
-        <w:t>. Doktorsavhandling, SLU, Uppsala</w:t>
-      </w:r>
-    </w:p>
-    <w:p>
-      <w:r>
-        <w:t xml:space="preserve">Koelmeijer, I. A., Ehrlén, J., Jönsson, M., De Frenne, P., Berg, P., Andersson, J., Weibull, H. &amp; Hylander, N. 2022. </w:t>
-      </w:r>
-      <w:r>
-        <w:rPr>
-          <w:i/>
-        </w:rPr>
-        <w:t xml:space="preserve">Interactive effects of drought and edge exposure on old-growth forest understory species. </w:t>
-      </w:r>
-      <w:r>
-        <w:t>Landscape Ecology, 37, sid 1839–1853</w:t>
-      </w:r>
-    </w:p>
-    <w:p>
-      <w:r>
-        <w:t xml:space="preserve">Rudolphi, J., Jönsson, M. T., &amp; Gustafsson, L., 2014. </w:t>
-      </w:r>
-      <w:r>
-        <w:rPr>
-          <w:i/>
-        </w:rPr>
-        <w:t xml:space="preserve">Biological legacies buffer local species extinction after logging. </w:t>
-      </w:r>
-      <w:r>
-        <w:t>Journal of Applied Ecology. 51, 53–62.</w:t>
-      </w:r>
-    </w:p>
-    <w:p>
-      <w:r>
-        <w:t xml:space="preserve">Sebestyén, L. och Sundberg, S. 2025.  </w:t>
-      </w:r>
-      <w:r>
-        <w:rPr>
-          <w:i/>
-        </w:rPr>
-        <w:t>Påverkan på knärotslokaler från hyggen i närheten.</w:t>
-      </w:r>
-      <w:r>
-        <w:t xml:space="preserve"> DAPHNE 36:1 2025. Botaniska Sällskapet i Stockholm</w:t>
-      </w:r>
-    </w:p>
-    <w:p>
-      <w:r>
-        <w:t xml:space="preserve">Skogsstyrelsen, 2022. </w:t>
-      </w:r>
-      <w:r>
-        <w:rPr>
-          <w:i/>
-        </w:rPr>
-        <w:t xml:space="preserve">Vägledning för hänsyn till knärot. </w:t>
-      </w:r>
-      <w:r>
-        <w:t>https://www.skogsstyrelsen.se/lag-och-tillsyn/artskydd/vagledningar-och-kunskapsstod-artskydd/vagledning-for-hansyn-till-knarot/</w:t>
-      </w:r>
-    </w:p>
-    <w:p>
-      <w:r>
-        <w:t xml:space="preserve">SLU Artdatabanken, 2024. </w:t>
-      </w:r>
-      <w:r>
-        <w:rPr>
-          <w:i/>
-        </w:rPr>
         <w:t xml:space="preserve">Artfaktablad. Naturvård – artfakta. </w:t>
       </w:r>
       <w:r>
-        <w:t>SLU Artdatabanken, Uppsala</w:t>
+        <w:t>SLU Artdatabanken, Uppsala.</w:t>
       </w:r>
     </w:p>
     <w:p>
@@ -1210,62 +1717,27 @@
         <w:pStyle w:val="Heading1"/>
       </w:pPr>
       <w:r>
-        <w:t>Lunglav – ekologi samt krav på livsmiljön</w:t>
-      </w:r>
-    </w:p>
-    <w:p>
-      <w:r>
-        <w:t>Lunglav (NT) är en av vårt lands främsta signalarter som överallt indikerar gamla lövträd, skogsbestånd med höga naturvärden och ekosystem med lång skoglig kontinuitet. Lokalt kan förekomsten vara mycket riklig men den hittas nästan enbart i gamla och ej slutavverkade skogar. Artens samtliga förekomster bör uppmärksammas från naturvårdssynpunkt, då många lokaler även hyser andra ovanliga och rödlistade arter. Rikliga förekomster bör skyddas med biotopskydd, frivilliga avsättningar eller reservat (SLU Artdatabanken, 2024; Nitare &amp; Skogsstyrelsen, 2019).</w:t>
-      </w:r>
-    </w:p>
-    <w:p>
-      <w:r>
-        <w:t xml:space="preserve">På lunglav kan man sällsynt finna små svarta skivlika bildningar som liknar apothecier men som är en parasitisk svamp, Lunglavsknapp </w:t>
-      </w:r>
-      <w:r>
-        <w:rPr>
-          <w:i/>
-        </w:rPr>
-        <w:t>Plectocarpon lichenum</w:t>
-      </w:r>
-      <w:r>
-        <w:t xml:space="preserve"> (VU). Det finns ytterligare ett antal parasiter vilka bara förekommer på lunglav: Skrovelmössing </w:t>
-      </w:r>
-      <w:r>
-        <w:rPr>
-          <w:i/>
-        </w:rPr>
-        <w:t>Dactylospora lobariella</w:t>
-      </w:r>
-      <w:r>
-        <w:t xml:space="preserve"> (rödlistad som Kunskapsbrist DD) och Lunglavshårprick </w:t>
-      </w:r>
-      <w:r>
-        <w:rPr>
-          <w:i/>
-        </w:rPr>
-        <w:t>Niesslia lobariae</w:t>
-      </w:r>
-      <w:r>
-        <w:t xml:space="preserve"> (rödlistad som Kunskapsbrist DD). Skrovelmössing (DD) har små svarta apothecier och bruna, 1-septerade sporer och Lunglavshårprick (DD) har brunhåriga perithecier och färglösa, 1-septerade sporer. Nyligen har ytterligare två lavparasiter påträffats i Sverige som växer på lunglav: </w:t>
-      </w:r>
-      <w:r>
-        <w:rPr>
-          <w:i/>
-        </w:rPr>
-        <w:t>Calycina alstrupii</w:t>
-      </w:r>
-      <w:r>
-        <w:t xml:space="preserve"> (NA) och </w:t>
-      </w:r>
-      <w:r>
-        <w:rPr>
-          <w:i/>
-        </w:rPr>
-        <w:t>Chalara lobariae</w:t>
-      </w:r>
-      <w:r>
-        <w:t xml:space="preserve"> (NA) (SLU Artdatabanken, 2025; SLU Artdatabanken, 2024; Nitare &amp; Skogsstyrelsen, 2019).</w:t>
+        <w:t>Talltita – ekologi samt krav på livsmiljön</w:t>
+      </w:r>
+    </w:p>
+    <w:p>
+      <w:r>
+        <w:t>Talltita är rödlistad som NT, fridlyst och prioriterad art i Skogsvårdslagen. Den omfattas av EU:s fågeldirektiv. Arten har minskat kraftigt de senaste 30 åren och minskningstakten innevarande 10-årsperiod beräknas till 20 (10–30) % (SLU Artdatabanken, 2022).</w:t>
+      </w:r>
+    </w:p>
+    <w:p>
+      <w:r>
+        <w:t>Talltita föredrar större sammanhängande barrskogar, och finns såväl i tallskog som granskog och i lövblandad barrskog. Skogens struktur är viktig och ska helst vara flerskiktad med riklig underväxt av mindre granar, björk och andra lövträd och buskar. Tillgång på murknande högstubbar är särskilt viktig, eftersom talltitan helst själv hackar ut sitt bohål (SLU Artdatabanken, 2022).</w:t>
+      </w:r>
+    </w:p>
+    <w:p>
+      <w:r>
+        <w:t>Det finns flera studier som visar att talltita är känslig för gallring och inte överlever när dess livsmiljö kalavverkas (Eggers and Low, 2014; Griesser et al., 2007; Klein, 2020). Talltitans revir är förhållandevis stora, 10–20 hektar och arten missgynnas när skogen fragmenteras. Kalavverkning av större delar av reviret innebär att det överges (Artdatabanken, 2021).</w:t>
+      </w:r>
+    </w:p>
+    <w:p>
+      <w:r>
+        <w:t>Talltitan är synnerligen trogen sitt revir så länge paret lever och biotopen förblir intakt. Paret stannar i sitt revir året om. En förlust av ett revir har därför en stor inverkan på den lokala populationen och trakthyggesbruket anses vara orsak till den svenska populationens kraftiga minskning. Talltiteparets revirtrohet innebär att närhelst under året man observerar en adult talltita så ingår denna plats i reviret (Siffczyk et al., 2003; Ekman, 1979).</w:t>
       </w:r>
     </w:p>
     <w:p>
@@ -1273,49 +1745,91 @@
         <w:pStyle w:val="Heading2"/>
       </w:pPr>
       <w:r>
-        <w:t>Referenser – lunglav</w:t>
-      </w:r>
-    </w:p>
-    <w:p>
-      <w:r>
-        <w:t xml:space="preserve">Nitare, J. och Skogsstyrelsen, 2019. </w:t>
+        <w:t>Referenser – talltita</w:t>
+      </w:r>
+    </w:p>
+    <w:p>
+      <w:r>
+        <w:t xml:space="preserve">Eggers, S., Low, M., 2014. </w:t>
       </w:r>
       <w:r>
         <w:rPr>
           <w:i/>
         </w:rPr>
-        <w:t xml:space="preserve">Skyddsvärd skog – Naturvårdsarter och andra kriterier för naturvärdesbedömning. </w:t>
-      </w:r>
-      <w:r>
-        <w:t>Skogsstyrelsen.</w:t>
-      </w:r>
-    </w:p>
-    <w:p>
-      <w:r>
-        <w:t xml:space="preserve">SLU Artdatabanken, 2024. </w:t>
+        <w:t xml:space="preserve">Differential demographic responses of sympatric Parids to vegetation management in boreal forest. </w:t>
+      </w:r>
+      <w:r>
+        <w:t>For. Ecol. Manage. 319, 169–175.</w:t>
+      </w:r>
+    </w:p>
+    <w:p>
+      <w:r>
+        <w:t xml:space="preserve">Ekman, J., 1979. </w:t>
       </w:r>
       <w:r>
         <w:rPr>
           <w:i/>
         </w:rPr>
+        <w:t xml:space="preserve">Coherence, composition and territories of winter social groups of the Willow Tit Parus montanus and the Crested Tit P. cristatus. </w:t>
+      </w:r>
+      <w:r>
+        <w:t>Ornis Scandinavica, 10, pp 56–68</w:t>
+      </w:r>
+    </w:p>
+    <w:p>
+      <w:r>
+        <w:t xml:space="preserve">Griesser, M., Nystrand, M., Eggers, S., Ekman, J., 2007. </w:t>
+      </w:r>
+      <w:r>
+        <w:rPr>
+          <w:i/>
+        </w:rPr>
+        <w:t xml:space="preserve">Impact of forestry practices on fitness correlates and population productivity in an open-nesting bird species. </w:t>
+      </w:r>
+      <w:r>
+        <w:t>Conserv. Biol. 21, 767–774. https://doi.org/10.1111/j.1523- 1739.2007.00675.x</w:t>
+      </w:r>
+    </w:p>
+    <w:p>
+      <w:r>
+        <w:t xml:space="preserve">Klein, J., 2020. </w:t>
+      </w:r>
+      <w:r>
+        <w:rPr>
+          <w:i/>
+        </w:rPr>
+        <w:t xml:space="preserve">The forgotten forest – On thinning, retention, and biodiversity in the boreal forest. </w:t>
+      </w:r>
+      <w:r>
+        <w:t>Doctoral Thesis No. 2020:50</w:t>
+      </w:r>
+    </w:p>
+    <w:p>
+      <w:r>
+        <w:t xml:space="preserve">Siffczyk, C., Brotons, L., Kangas, K., Orell, M., 2003. </w:t>
+      </w:r>
+      <w:r>
+        <w:rPr>
+          <w:i/>
+        </w:rPr>
+        <w:t xml:space="preserve">Home range size of willow tits. </w:t>
+      </w:r>
+      <w:r>
+        <w:t>Oecologica, 136, 635–642 (2003)</w:t>
+      </w:r>
+    </w:p>
+    <w:p>
+      <w:r>
+        <w:t xml:space="preserve">SLU Artdatabanken, 2021. </w:t>
+      </w:r>
+      <w:r>
+        <w:rPr>
+          <w:i/>
+        </w:rPr>
         <w:t xml:space="preserve">Artfaktablad. Naturvård – artfakta. </w:t>
       </w:r>
       <w:r>
-        <w:t>SLU Artdatabanken, Uppsala.</w:t>
-      </w:r>
-    </w:p>
-    <w:p>
-      <w:r>
-        <w:t xml:space="preserve">SLU Artdatabanken, 2025. </w:t>
-      </w:r>
-      <w:r>
-        <w:rPr>
-          <w:i/>
-        </w:rPr>
-        <w:t xml:space="preserve">Över 20 nya lavparasiter för Sverige. </w:t>
-      </w:r>
-      <w:r>
-        <w:t>https://www.slu.se/artdatabanken/arter-och-natur/artiklar/over-20-nya-lavparasiter-for-sverige/</w:t>
+        <w:t>SLU Artdatabanken, Uppsala</w:t>
       </w:r>
     </w:p>
     <w:p>
@@ -1323,17 +1837,69 @@
         <w:pStyle w:val="Heading1"/>
       </w:pPr>
       <w:r>
-        <w:t>Spillkråka – ekologi samt krav på livsmiljön</w:t>
-      </w:r>
-    </w:p>
-    <w:p>
-      <w:r>
-        <w:t>Spillkråka (NT) är rödlistad som nära hotad, fridlyst enligt §4 Artskyddsförordningen och ingår i bilaga 1 i EU:s fågeldirektiv. Spillkråka lever i både barr- och blandskog liksom i ren lövskog. De tätaste populationerna tenderar att finnas i äldre, variationsrik blandskog med gott om död ved och gamla träd.</w:t>
-      </w:r>
-    </w:p>
-    <w:p>
-      <w:r>
-        <w:t>Varje par utnyttjar 400–1000 hektar skog beroende på skogens kvalitet. En minskning av populationen pågår på grund av minskad tillgång på lämpliga bo- och födoträd och minskad födotillgång. Spillkråkans minskningstakt har uppgått till 19 (24–10) % under de senaste 15 åren. Minskningstakten för den svenska populationen bedöms vara nära gränsvärdet för Sårbar (VU) (A2bc). Skogsbruk med korta omloppstider och täta, homogena ungskogar utgör det största hotet (Artdatabanken 2023).</w:t>
+        <w:t>Tretåig hackspett – ekologi samt krav på livsmiljön</w:t>
+      </w:r>
+    </w:p>
+    <w:p>
+      <w:r>
+        <w:t xml:space="preserve">Tretåig hackspett (NT) är fridlyst enligt §4 Artskyddsförordningen och finns med som prioriterad art i Skogsstyrelsen vägledning för skogsbruket (bilaga 4 till SVL). I vägledningen står bland annat att: </w:t>
+      </w:r>
+      <w:r>
+        <w:rPr>
+          <w:i/>
+        </w:rPr>
+        <w:t xml:space="preserve">“Tretåig hackspett har stora arealkrav och höga krav på sin livsmiljö. Omdaningen av naturskogar till kulturskogar medför en förlust av viktiga miljöer, något som förstärks av ökad fragmentering till följd av avverkningar.” </w:t>
+      </w:r>
+      <w:r>
+        <w:t xml:space="preserve">Vidare att: </w:t>
+      </w:r>
+      <w:r>
+        <w:rPr>
+          <w:i/>
+        </w:rPr>
+        <w:t>“Områden med dokumenterad permanent förekomst i naturskogsmiljöer har vanligen så stora naturvärden att skogsbruk är olämpligt”</w:t>
+      </w:r>
+      <w:r>
+        <w:t xml:space="preserve"> (SLU Artdatabanken, 2024; Skogsstyrelsen, 2016)</w:t>
+      </w:r>
+      <w:r>
+        <w:rPr>
+          <w:i/>
+        </w:rPr>
+        <w:t>.</w:t>
+      </w:r>
+    </w:p>
+    <w:p>
+      <w:r>
+        <w:t>Tretåig hackspett är beroende av större sammanhängande naturskogar med kontinuerlig tillgång och nybildning av död ved och fragmentering av livsmiljöerna utgör ett stort hot mot arten (se exempelvis Stachura-Skierczynska et al., 2009; Wesolowski et al., 2005; Butler et al., 2004; Pakkala et al., 2002; Amcoff et al., 1996; Virkkala, 1991). Det finns studier som visar att naturskogens självgallringsprocess som den tretåiga hackspetten är beroende av, inte kan ersättas med efterlämnad hänsyn i skogsbruket (Imbeau &amp; Desrochers, 2002).</w:t>
+      </w:r>
+    </w:p>
+    <w:p>
+      <w:r>
+        <w:t>Permanenta revir av tretåig hackspett karaktäriseras ofta av artens typiska ringformigt ordnade hackmärken på framför allt gamla granar. För att säkerställa att inte revir av tretåig hackspett drabbas av avverkningsplanerna bör en inventering göras i området både under häckningstid och under vintern, då arten utnyttjar betydligt större områden än under sommarens häckningsrevir. Storleken på häckningsreviret varierar med skogstypen, förekomsten av död ved och graden av fragmentering, men är i allmänhet i storleksordningen 25–100 hektar (SLU Artdatabanken, 2024; Skogsstyrelsen, 2016).</w:t>
+      </w:r>
+    </w:p>
+    <w:p>
+      <w:r>
+        <w:t xml:space="preserve">Förutom fridlysning enligt §4 Artskyddsförordningen är tretåig hackspett även förtecknad i EU:s fågeldirektiv bilaga 1. Den är typisk art för </w:t>
+      </w:r>
+      <w:r>
+        <w:rPr>
+          <w:i/>
+        </w:rPr>
+        <w:t xml:space="preserve">9010 Taiga, 9740 Skogsbevuxen myr, 9030 Landhöjningsskog </w:t>
+      </w:r>
+      <w:r>
+        <w:t xml:space="preserve">och </w:t>
+      </w:r>
+      <w:r>
+        <w:rPr>
+          <w:i/>
+        </w:rPr>
+        <w:t>9040 Fjällbjörkskog</w:t>
+      </w:r>
+      <w:r>
+        <w:t xml:space="preserve"> samt ingår i Natura 2000 och är förtecknad i Bernkonventionen bilaga II (strikt skyddade djurarter) (SLU Artdatabanken, 2024; Skogsstyrelsen, 2016).</w:t>
       </w:r>
     </w:p>
     <w:p>
@@ -1341,21 +1907,130 @@
         <w:pStyle w:val="Heading2"/>
       </w:pPr>
       <w:r>
-        <w:t>Referenser – spillkråka</w:t>
-      </w:r>
-    </w:p>
-    <w:p>
-      <w:r>
-        <w:t xml:space="preserve">SLU Artdatabanken, 2021. </w:t>
+        <w:t>Referenser – tretåig hackspett</w:t>
+      </w:r>
+    </w:p>
+    <w:p>
+      <w:r>
+        <w:t xml:space="preserve">Amcoff, M. &amp; Eriksson, P. 1996. </w:t>
       </w:r>
       <w:r>
         <w:rPr>
           <w:i/>
         </w:rPr>
+        <w:t xml:space="preserve">Förekomst av tretåig hackspett Picoides tridactylus på bestånds- och landskapsnivå. </w:t>
+      </w:r>
+      <w:r>
+        <w:t>Ornis Svecica 6: 107–119.</w:t>
+      </w:r>
+    </w:p>
+    <w:p>
+      <w:r>
+        <w:t xml:space="preserve">Butler, R., Angelstam, P., Ekelund, P. &amp; Schlaeffer, R. 2004. </w:t>
+      </w:r>
+      <w:r>
+        <w:rPr>
+          <w:i/>
+        </w:rPr>
+        <w:t xml:space="preserve">Dead wood threshold values for the three-toed woodpecker presence in boreal and sub-Alpine forest. </w:t>
+      </w:r>
+      <w:r>
+        <w:t>Biological conservation 119(3): 305–318.</w:t>
+      </w:r>
+    </w:p>
+    <w:p>
+      <w:r>
+        <w:t xml:space="preserve">Imbeau, L. &amp; Desrochers, A. 2002. </w:t>
+      </w:r>
+      <w:r>
+        <w:rPr>
+          <w:i/>
+        </w:rPr>
+        <w:t xml:space="preserve">Foraging Ecology and Use of Drumming Trees by Three-Toed Woodpeckers. </w:t>
+      </w:r>
+      <w:r>
+        <w:t>The Journal of Wildlife Management. Vol. 66, No. 1 (Jan., 2002), pp. 222–231.</w:t>
+      </w:r>
+    </w:p>
+    <w:p>
+      <w:r>
+        <w:t xml:space="preserve">Pakkala, T., Hanski, I. &amp; Tomppo, E. 2002. </w:t>
+      </w:r>
+      <w:r>
+        <w:rPr>
+          <w:i/>
+        </w:rPr>
+        <w:t xml:space="preserve">Spatial ecology of the three-toed woodpecker in managed forest landscapes. </w:t>
+      </w:r>
+      <w:r>
+        <w:t>Silva Fennica 36(1): 279–288.</w:t>
+      </w:r>
+    </w:p>
+    <w:p>
+      <w:r>
+        <w:t xml:space="preserve">Skogsstyrelsen, 2016. </w:t>
+      </w:r>
+      <w:r>
+        <w:rPr>
+          <w:i/>
+        </w:rPr>
+        <w:t>Vägledning för hänsyn till fåglar – Tretåig hackspett.</w:t>
+      </w:r>
+    </w:p>
+    <w:p>
+      <w:r>
+        <w:t xml:space="preserve">SLU Artdatabanken, 2024. </w:t>
+      </w:r>
+      <w:r>
+        <w:rPr>
+          <w:i/>
+        </w:rPr>
         <w:t xml:space="preserve">Artfaktablad. Naturvård – artfakta. </w:t>
       </w:r>
       <w:r>
-        <w:t>SLU Artdatabanken, Uppsala</w:t>
+        <w:t>SLU Artdatabanken, Uppsala.</w:t>
+      </w:r>
+    </w:p>
+    <w:p>
+      <w:r>
+        <w:t xml:space="preserve">Stachura-Skierczynska, K., Tumiel, T. &amp; Skierczynski, M. 2009. </w:t>
+      </w:r>
+      <w:r>
+        <w:rPr>
+          <w:i/>
+        </w:rPr>
+        <w:t xml:space="preserve">Habitat prediction model for three-toed woodpecker and its implications for the conservation of biologically valuable forests. </w:t>
+      </w:r>
+      <w:r>
+        <w:t>Forest Ecology and Management 258(5): 697–703.</w:t>
+      </w:r>
+    </w:p>
+    <w:p>
+      <w:r>
+        <w:t xml:space="preserve">Virkkala, R. 1991. </w:t>
+      </w:r>
+      <w:r>
+        <w:rPr>
+          <w:i/>
+        </w:rPr>
+        <w:t xml:space="preserve">Population trends of forest birds in a Finnish Lapland landscape of large habitat blocks – Consequences of stochastic environmental variation or regional habitat alteration. </w:t>
+      </w:r>
+      <w:r>
+        <w:t>Biological conservation 56(2): 223–240.</w:t>
+      </w:r>
+    </w:p>
+    <w:p>
+      <w:r>
+        <w:t xml:space="preserve">Wesolowski, T., Czeszczewik, D. &amp; Rowinski, P. 2005. </w:t>
+      </w:r>
+      <w:r>
+        <w:rPr>
+          <w:i/>
+        </w:rPr>
+        <w:t xml:space="preserve">Effects of forest management on Three-toed Woodpecker Picoides tridactylus distribution in the Bialowieza Forest (NE Poland): conservation implications. </w:t>
+      </w:r>
+      <w:r>
+        <w:t>Acta Ornithologica 40(1): 53–60.</w:t>
       </w:r>
     </w:p>
     <w:p>
@@ -1363,27 +2038,35 @@
         <w:pStyle w:val="Heading1"/>
       </w:pPr>
       <w:r>
-        <w:t>Talltita – ekologi samt krav på livsmiljön</w:t>
-      </w:r>
-    </w:p>
-    <w:p>
-      <w:r>
-        <w:t>Talltita är rödlistad som NT, fridlyst och prioriterad art i Skogsvårdslagen. Den omfattas av EU:s fågeldirektiv. Arten har minskat kraftigt de senaste 30 åren och minskningstakten innevarande 10-årsperiod beräknas till 20 (10–30) % (SLU Artdatabanken, 2022).</w:t>
-      </w:r>
-    </w:p>
-    <w:p>
-      <w:r>
-        <w:t>Talltita föredrar större sammanhängande barrskogar, och finns såväl i tallskog som granskog och i lövblandad barrskog. Skogens struktur är viktig och ska helst vara flerskiktad med riklig underväxt av mindre granar, björk och andra lövträd och buskar. Tillgång på murknande högstubbar är särskilt viktig, eftersom talltitan helst själv hackar ut sitt bohål (SLU Artdatabanken, 2022).</w:t>
-      </w:r>
-    </w:p>
-    <w:p>
-      <w:r>
-        <w:t>Det finns flera studier som visar att talltita är känslig för gallring och inte överlever när dess livsmiljö kalavverkas (Eggers and Low, 2014; Griesser et al., 2007; Klein, 2020). Talltitans revir är förhållandevis stora, 10–20 hektar och arten missgynnas när skogen fragmenteras. Kalavverkning av större delar av reviret innebär att det överges (Artdatabanken, 2021).</w:t>
-      </w:r>
-    </w:p>
-    <w:p>
-      <w:r>
-        <w:t>Talltitan är synnerligen trogen sitt revir så länge paret lever och biotopen förblir intakt. Paret stannar i sitt revir året om. En förlust av ett revir har därför en stor inverkan på den lokala populationen och trakthyggesbruket anses vara orsak till den svenska populationens kraftiga minskning. Talltiteparets revirtrohet innebär att närhelst under året man observerar en adult talltita så ingår denna plats i reviret (Siffczyk et al., 2003; Ekman, 1979).</w:t>
+        <w:t>Järpe – ekologi samt krav på livsmiljön</w:t>
+      </w:r>
+    </w:p>
+    <w:p>
+      <w:r>
+        <w:t>Järpe är fridlyst enligt 4§ artskyddsförordningen och upptagen i bilaga 1 och 2 EU:s fågeldirektiv. Den finns i sammanhängande grandominerad skog över hela Sverige men förekomsterna är betydligt glesare i Götaland än i övriga landet. Järpen har sina livsmiljöer i tät barrskog med inblandning av lövträd och en väl utvecklad flerskiktad struktur med bärris och yngre eller undertryckta, täta granar i ett lägre skikt, ofta utmed bäckar och åar inne i den skyddande granskogen (SLU Artdatabanken, 2026).</w:t>
+      </w:r>
+    </w:p>
+    <w:p>
+      <w:r>
+        <w:t xml:space="preserve">Arten behöver lämpliga skogsbestånd om sammanlagt minst 25 hektar. Den är mycket stationär inom sitt revir och när ett par etablerat sig stannar de så länge miljön är intakt. Den undviker öppen mark och förﬂyttar sig sällan över större öppna myrar eller åkermark, och är därför känslig för fragmentering. Järpen överlever inte om dess livsmiljö kalavverkas och är även känslig för röjning, gallring och avverkning där unga granar och lövträd inte sparas i tillräcklig omfattning.  Järpe är typisk art för </w:t>
+      </w:r>
+      <w:r>
+        <w:rPr>
+          <w:i/>
+        </w:rPr>
+        <w:t>9010 Taiga, 9740 Skogsbevuxen myr</w:t>
+      </w:r>
+      <w:r>
+        <w:t xml:space="preserve"> och </w:t>
+      </w:r>
+      <w:r>
+        <w:rPr>
+          <w:i/>
+        </w:rPr>
+        <w:t>9080 Lövsumpskog</w:t>
+      </w:r>
+      <w:r>
+        <w:t xml:space="preserve"> (SLU Artdatabanken, 2026).</w:t>
       </w:r>
     </w:p>
     <w:p>
@@ -1391,82 +2074,12 @@
         <w:pStyle w:val="Heading2"/>
       </w:pPr>
       <w:r>
-        <w:t>Referenser – talltita</w:t>
-      </w:r>
-    </w:p>
-    <w:p>
-      <w:r>
-        <w:t xml:space="preserve">Eggers, S., Low, M., 2014. </w:t>
-      </w:r>
-      <w:r>
-        <w:rPr>
-          <w:i/>
-        </w:rPr>
-        <w:t xml:space="preserve">Differential demographic responses of sympatric Parids to vegetation management in boreal forest. </w:t>
-      </w:r>
-      <w:r>
-        <w:t>For. Ecol. Manage. 319, 169–175.</w:t>
-      </w:r>
-    </w:p>
-    <w:p>
-      <w:r>
-        <w:t xml:space="preserve">Ekman, J., 1979. </w:t>
-      </w:r>
-      <w:r>
-        <w:rPr>
-          <w:i/>
-        </w:rPr>
-        <w:t xml:space="preserve">Coherence, composition and territories of winter social groups of the Willow Tit Parus montanus and the Crested Tit P. cristatus. </w:t>
-      </w:r>
-      <w:r>
-        <w:t>Ornis Scandinavica, 10, pp 56–68</w:t>
-      </w:r>
-    </w:p>
-    <w:p>
-      <w:r>
-        <w:t xml:space="preserve">Griesser, M., Nystrand, M., Eggers, S., Ekman, J., 2007. </w:t>
-      </w:r>
-      <w:r>
-        <w:rPr>
-          <w:i/>
-        </w:rPr>
-        <w:t xml:space="preserve">Impact of forestry practices on fitness correlates and population productivity in an open-nesting bird species. </w:t>
-      </w:r>
-      <w:r>
-        <w:t>Conserv. Biol. 21, 767–774. https://doi.org/10.1111/j.1523- 1739.2007.00675.x</w:t>
-      </w:r>
-    </w:p>
-    <w:p>
-      <w:r>
-        <w:t xml:space="preserve">Klein, J., 2020. </w:t>
-      </w:r>
-      <w:r>
-        <w:rPr>
-          <w:i/>
-        </w:rPr>
-        <w:t xml:space="preserve">The forgotten forest – On thinning, retention, and biodiversity in the boreal forest. </w:t>
-      </w:r>
-      <w:r>
-        <w:t>Doctoral Thesis No. 2020:50</w:t>
-      </w:r>
-    </w:p>
-    <w:p>
-      <w:r>
-        <w:t xml:space="preserve">Siffczyk, C., Brotons, L., Kangas, K., Orell, M., 2003. </w:t>
-      </w:r>
-      <w:r>
-        <w:rPr>
-          <w:i/>
-        </w:rPr>
-        <w:t xml:space="preserve">Home range size of willow tits. </w:t>
-      </w:r>
-      <w:r>
-        <w:t>Oecologica, 136, 635–642 (2003)</w:t>
-      </w:r>
-    </w:p>
-    <w:p>
-      <w:r>
-        <w:t xml:space="preserve">SLU Artdatabanken, 2021. </w:t>
+        <w:t>Referenser – järpe</w:t>
+      </w:r>
+    </w:p>
+    <w:p>
+      <w:r>
+        <w:t xml:space="preserve">SLU Artdatabanken, 2026. </w:t>
       </w:r>
       <w:r>
         <w:rPr>
@@ -1483,17 +2096,35 @@
         <w:pStyle w:val="Heading1"/>
       </w:pPr>
       <w:r>
-        <w:t>Tjäder – ekologi samt krav på livsmiljön</w:t>
-      </w:r>
-    </w:p>
-    <w:p>
-      <w:r>
-        <w:t>Tjäder (§4) är en utpräglad skogsfågel knuten till större sammanhängande barrskogsområden. Tupparna och hönorna utnyttjar till viss del olika miljöer, och habitatvalet varierar dessutom mellan olika delar av året. För att det ska finnas livskraftiga tjäderbestånd krävs funktionella skogslandskap med en blandning av uppvuxen, gles och luckig skog, täta sumpskogar, myrar och andra små våtmarker (Skogsstyrelsen, 2019).</w:t>
-      </w:r>
-    </w:p>
-    <w:p>
-      <w:r>
-        <w:t>Arten försvinner när skogen fragmenteras och den sammanlagda arealen hyggen och andra öppna områden blir för stor. Ett småskaligt och försiktigt virkesuttag genom hyggesfria metoder kan i vissa fall vara möjligt i området inom 200 m från lekcentrum. Längre ut från lekcentrum, inom 200–500 m bör den avverkade ytan inte överskrida 1 hektar för att undvika alltför stora och snabba förändringar (Skogsstyrelsen, 2019).</w:t>
+        <w:t>Spillkråka – ekologi samt krav på livsmiljön</w:t>
+      </w:r>
+    </w:p>
+    <w:p>
+      <w:r>
+        <w:t xml:space="preserve">Spillkråka (§4) ingår i bilaga 1 EU:s fågeldirektiv och är typisk art för </w:t>
+      </w:r>
+      <w:r>
+        <w:rPr>
+          <w:i/>
+        </w:rPr>
+        <w:t xml:space="preserve">9010 Taiga </w:t>
+      </w:r>
+      <w:r>
+        <w:t>och</w:t>
+      </w:r>
+      <w:r>
+        <w:rPr>
+          <w:i/>
+        </w:rPr>
+        <w:t xml:space="preserve"> 9740 Skogsbevuxen myr</w:t>
+      </w:r>
+      <w:r>
+        <w:t>. Den lever i både barr- och blandskog liksom i ren lövskog. De tätaste populationerna tenderar att finnas i äldre, variationsrik blandskog med gott om död ved och gamla träd. Varje par utnyttjar 400–1000 hektar skog beroende på skogens kvalitet. Skogsbruk med korta omloppstider och täta, homogena ungskogar utgör det största hotet (SLU Artdatabanken, 2026).</w:t>
+      </w:r>
+    </w:p>
+    <w:p>
+      <w:r>
+        <w:t>Spillkråka är en nyckelart i skogliga miljöer vars övergivna bohål utnyttjas av flera andra hålhäckande fågelarter och fladdermöss, däribland pärluggla (EN, §4), knipa (§4), salskrake (§4) och skogsduva (§4). Hökuggla (VU, §4) och slaguggla (§4) häckar ofta i högstubbar som brutits av i höjd med ett gammalt spillkråkebo (Skogsstyrelsen, 2016).</w:t>
       </w:r>
     </w:p>
     <w:p>
@@ -1501,21 +2132,35 @@
         <w:pStyle w:val="Heading2"/>
       </w:pPr>
       <w:r>
-        <w:t>Referenser – tjäder</w:t>
-      </w:r>
-    </w:p>
-    <w:p>
-      <w:r>
-        <w:t xml:space="preserve">Skogsstyrelsen, 2019. </w:t>
+        <w:t>Referenser – spillkråka</w:t>
+      </w:r>
+    </w:p>
+    <w:p>
+      <w:r>
+        <w:t xml:space="preserve">Skogsstyrelsen, 2016. </w:t>
       </w:r>
       <w:r>
         <w:rPr>
           <w:i/>
         </w:rPr>
-        <w:t xml:space="preserve">Vägledning för hänsyn till fåglar – tjäder. </w:t>
-      </w:r>
-      <w:r>
-        <w:t>https://www.skogsstyrelsen.se/globalassets/lag-och-tillsyn/artskydd/vagledningar-for-hansyn-till-faglar/tjader-vagledning-hansyn2.pdf</w:t>
+        <w:t xml:space="preserve">Vägledning för hänsyn till spillkråka. </w:t>
+      </w:r>
+      <w:r>
+        <w:t>Vägledningar och kunskapsstöd artskydd – Skogsstyrelsen.</w:t>
+      </w:r>
+    </w:p>
+    <w:p>
+      <w:r>
+        <w:t xml:space="preserve">SLU Artdatabanken, 2026. </w:t>
+      </w:r>
+      <w:r>
+        <w:rPr>
+          <w:i/>
+        </w:rPr>
+        <w:t xml:space="preserve">Artfaktablad. Naturvård – artfakta. </w:t>
+      </w:r>
+      <w:r>
+        <w:t>SLU Artdatabanken, Uppsala.</w:t>
       </w:r>
     </w:p>
     <w:p>
@@ -1523,42 +2168,35 @@
         <w:pStyle w:val="Heading1"/>
       </w:pPr>
       <w:r>
-        <w:t>Tretåig hackspett – ekologi samt krav på livsmiljön</w:t>
-      </w:r>
-    </w:p>
-    <w:p>
-      <w:r>
-        <w:t xml:space="preserve">Tretåig hackspett (NT) är fridlyst enligt §4 Artskyddsförordningen och finns med som prioriterad art i Skogsstyrelsen vägledning för skogsbruket (bilaga 4 till SVL). I vägledningen står bland annat att: </w:t>
+        <w:t>Tjäder – ekologi samt krav på livsmiljön</w:t>
+      </w:r>
+    </w:p>
+    <w:p>
+      <w:r>
+        <w:t xml:space="preserve">Tjäder (§4) omfattas av bilaga 1 och 2 EU:s fågeldirektiv och är typisk art för </w:t>
       </w:r>
       <w:r>
         <w:rPr>
           <w:i/>
         </w:rPr>
-        <w:t xml:space="preserve">“Tretåig hackspett har stora arealkrav och höga krav på sin livsmiljö. Omdaningen av naturskogar till kulturskogar medför en förlust av viktiga miljöer, något som förstärks av ökad fragmentering till följd av avverkningar.” </w:t>
-      </w:r>
-      <w:r>
-        <w:t xml:space="preserve">Vidare att: </w:t>
+        <w:t xml:space="preserve">9010 Taiga </w:t>
+      </w:r>
+      <w:r>
+        <w:t xml:space="preserve">och </w:t>
       </w:r>
       <w:r>
         <w:rPr>
           <w:i/>
         </w:rPr>
-        <w:t>“Områden med dokumenterad permanent förekomst i naturskogsmiljöer har vanligen så stora naturvärden att skogsbruk är olämpligt”.</w:t>
-      </w:r>
-    </w:p>
-    <w:p>
-      <w:r>
-        <w:t>Tretåig hackspett är beroende av större sammanhängande naturskogar med kontinuerlig tillgång och nybildning av död ved och fragmentering av livsmiljöerna utgör ett stort hot mot arten (se exempelvis Stachura-Skierczynska et al., 2009; Wesolowski et al., 2005; Butler et al., 2004; Pakkala et al., 2002; Amcoff et al., 1996; Virkkala, 1991). Det finns studier som visar att naturskogens självgallringsprocess som den tretåiga hackspetten är beroende av, inte kan ersättas med efterlämnad hänsyn i skogsbruket (Imbeau &amp; Desrochers, 2002).</w:t>
-      </w:r>
-    </w:p>
-    <w:p>
-      <w:r>
-        <w:t>Permanenta revir av tretåig hackspett karaktäriseras ofta av artens typiska ringformigt ordnade hackmärken på framför allt gamla granar. För att säkerställa att inte revir av tretåig hackspett drabbas av avverkningsplanerna bör en inventering göras i området både under häckningstid och under vintern, då arten utnyttjar betydligt större områden än under sommarens häckningsrevir. Storleken på häckningsreviret varierar med skogstypen, förekomsten av död ved och graden av fragmentering, men är i allmänhet i storleksordningen 25–100 hektar.</w:t>
-      </w:r>
-    </w:p>
-    <w:p>
-      <w:r>
-        <w:t>Förutom fridlysning enligt §4 Artskyddsförordningen är tretåig hackspett även förtecknad i EU:s fågeldirektiv bilaga 1. Den ingår också i Natura 2000 och är förtecknad i Bernkonventionen bilaga II (strikt skyddade djurarter).</w:t>
+        <w:t>9740 Skogsbevuxen myr</w:t>
+      </w:r>
+      <w:r>
+        <w:t>. Tjädern är en utpräglad skogsfågel knuten till större sammanhängande barrskogsområden. Tupparna och hönorna utnyttjar till viss del olika miljöer, och habitatvalet varierar dessutom mellan olika delar av året. För att det ska finnas livskraftiga tjäderbestånd krävs funktionella skogslandskap med en blandning av uppvuxen, gles och luckig skog, täta sumpskogar, myrar och andra små våtmarker (Skogsstyrelsen, 2019; SLU Artdatabanken 2024).</w:t>
+      </w:r>
+    </w:p>
+    <w:p>
+      <w:r>
+        <w:t>Arten försvinner när skogen fragmenteras och den sammanlagda arealen hyggen och andra öppna områden blir för stor. Ett småskaligt och försiktigt virkesuttag genom hyggesfria metoder kan i vissa fall vara möjligt i området inom 200 m från lekcentrum. Längre ut från lekcentrum, inom 200–500 m bör den avverkade ytan inte överskrida 1 hektar för att undvika alltför stora och snabba förändringar (Skogsstyrelsen, 2019).</w:t>
       </w:r>
     </w:p>
     <w:p>
@@ -1566,119 +2204,32 @@
         <w:pStyle w:val="Heading2"/>
       </w:pPr>
       <w:r>
-        <w:t>Referenser – tretåig hackspett</w:t>
-      </w:r>
-    </w:p>
-    <w:p>
-      <w:r>
-        <w:t xml:space="preserve">Amcoff, M. &amp; Eriksson, P. 1996. </w:t>
+        <w:t>Referenser – tjäder</w:t>
+      </w:r>
+    </w:p>
+    <w:p>
+      <w:r>
+        <w:t xml:space="preserve">Skogsstyrelsen, 2019. </w:t>
       </w:r>
       <w:r>
         <w:rPr>
           <w:i/>
         </w:rPr>
-        <w:t xml:space="preserve">Förekomst av tretåig hackspett Picoides tridactylus på bestånds- och landskapsnivå. </w:t>
-      </w:r>
-      <w:r>
-        <w:t>Ornis Svecica 6: 107–119</w:t>
-      </w:r>
-    </w:p>
-    <w:p>
-      <w:r>
-        <w:t xml:space="preserve">Butler, R., Angelstam, P., Ekelund, P. &amp; Schlaeffer, R. 2004. </w:t>
+        <w:t>Vägledning för hänsyn till fåglar – tjäder.</w:t>
+      </w:r>
+    </w:p>
+    <w:p>
+      <w:r>
+        <w:t xml:space="preserve">SLU Artdatabanken, 2024. </w:t>
       </w:r>
       <w:r>
         <w:rPr>
           <w:i/>
         </w:rPr>
-        <w:t xml:space="preserve">Dead wood threshold values for the three-toed woodpecker presence in boreal and sub-Alpine forest. </w:t>
-      </w:r>
-      <w:r>
-        <w:t>Biological conservation 119(3): 305–318</w:t>
-      </w:r>
-    </w:p>
-    <w:p>
-      <w:r>
-        <w:t xml:space="preserve">Imbeau, L. &amp; Desrochers, A. 2002. </w:t>
-      </w:r>
-      <w:r>
-        <w:rPr>
-          <w:i/>
-        </w:rPr>
-        <w:t xml:space="preserve">Foraging Ecology and Use of Drumming Trees by Three-Toed Woodpeckers. </w:t>
-      </w:r>
-      <w:r>
-        <w:t>The Journal of Wildlife Management. Vol. 66, No. 1 (Jan., 2002), pp. 222–231.</w:t>
-      </w:r>
-    </w:p>
-    <w:p>
-      <w:r>
-        <w:t xml:space="preserve">Pakkala, T., Hanski, I. &amp; Tomppo, E. 2002. </w:t>
-      </w:r>
-      <w:r>
-        <w:rPr>
-          <w:i/>
-        </w:rPr>
-        <w:t xml:space="preserve">Spatial ecology of the three-toed woodpecker in managed forest landscapes. </w:t>
-      </w:r>
-      <w:r>
-        <w:t>Silva Fennica 36(1): 279–288.</w:t>
-      </w:r>
-    </w:p>
-    <w:p>
-      <w:r>
-        <w:t xml:space="preserve">Skogsstyrelsen, 2016. </w:t>
-      </w:r>
-      <w:r>
-        <w:rPr>
-          <w:i/>
-        </w:rPr>
-        <w:t xml:space="preserve">Vägledning för hänsyn till fåglar – Tretåig hackspett. </w:t>
-      </w:r>
-      <w:r>
-        <w:t>www.skogsstyrelsen.se</w:t>
-      </w:r>
-    </w:p>
-    <w:p>
-      <w:r>
-        <w:t xml:space="preserve">Stachura-Skierczynska, K., Tumiel, T. &amp; Skierczynski, M. 2009. </w:t>
-      </w:r>
-      <w:r>
-        <w:rPr>
-          <w:i/>
-        </w:rPr>
-        <w:t xml:space="preserve">Habitat prediction model for three-toed woodpecker and its implications for the conservation of biologically valuable forests. </w:t>
-      </w:r>
-      <w:r>
-        <w:t>Forest Ecology and Management 258(5): 697–703.</w:t>
-      </w:r>
-    </w:p>
-    <w:p>
-      <w:r>
-        <w:t xml:space="preserve">Virkkala, R. 1991. </w:t>
-      </w:r>
-      <w:r>
-        <w:rPr>
-          <w:i/>
-        </w:rPr>
-        <w:t xml:space="preserve">Population trends of forest birds in a Finnish Lapland landscape of large habitat blocks – Consequences of stochastic environmental variation or regional habitat alteration. </w:t>
-      </w:r>
-      <w:r>
-        <w:t>Biological conservation 56(2): 223–240</w:t>
-      </w:r>
-    </w:p>
-    <w:p>
-      <w:r>
-        <w:t xml:space="preserve">Wesolowski, T., Czeszczewik, D. &amp; Rowinski, P. 2005. </w:t>
-      </w:r>
-      <w:r>
-        <w:rPr>
-          <w:i/>
-        </w:rPr>
-        <w:t xml:space="preserve">Effects of forest management on Three-toed Woodpecker Picoides tridactylus distribution in the Bialowieza Forest (NE Poland): conservation implications. </w:t>
-      </w:r>
-      <w:r>
-        <w:t>Acta Ornithologica 40(1): 53–60.</w:t>
+        <w:t xml:space="preserve">Artfaktablad. Naturvård – artfakta. </w:t>
+      </w:r>
+      <w:r>
+        <w:t>SLU Artdatabanken, Uppsala</w:t>
       </w:r>
     </w:p>
     <w:sectPr>
@@ -1699,7 +2250,7 @@
 </file>
 
 <file path=word/endnotes.xml><?xml version="1.0" encoding="utf-8"?>
-<w:endnotes xmlns:wpc="http://schemas.microsoft.com/office/word/2010/wordprocessingCanvas" xmlns:cx="http://schemas.microsoft.com/office/drawing/2014/chartex" xmlns:cx1="http://schemas.microsoft.com/office/drawing/2015/9/8/chartex" xmlns:cx2="http://schemas.microsoft.com/office/drawing/2015/10/21/chartex" xmlns:cx3="http://schemas.microsoft.com/office/drawing/2016/5/9/chartex" xmlns:cx4="http://schemas.microsoft.com/office/drawing/2016/5/10/chartex" xmlns:cx5="http://schemas.microsoft.com/office/drawing/2016/5/11/chartex" xmlns:cx6="http://schemas.microsoft.com/office/drawing/2016/5/12/chartex" xmlns:cx7="http://schemas.microsoft.com/office/drawing/2016/5/13/chartex" xmlns:cx8="http://schemas.microsoft.com/office/drawing/2016/5/14/chartex" xmlns:mc="http://schemas.openxmlformats.org/markup-compatibility/2006" xmlns:aink="http://schemas.microsoft.com/office/drawing/2016/ink" xmlns:am3d="http://schemas.microsoft.com/office/drawing/2017/model3d" xmlns:o="urn:schemas-microsoft-com:office:office" xmlns:oel="http://schemas.microsoft.com/office/2019/extlst" xmlns:r="http://schemas.openxmlformats.org/officeDocument/2006/relationships" xmlns:m="http://schemas.openxmlformats.org/officeDocument/2006/math" xmlns:v="urn:schemas-microsoft-com:vml" xmlns:wp14="http://schemas.microsoft.com/office/word/2010/wordprocessingDrawing" xmlns:wp="http://schemas.openxmlformats.org/drawingml/2006/wordprocessingDrawing" xmlns:w10="urn:schemas-microsoft-com:office:word" xmlns:w="http://schemas.openxmlformats.org/wordprocessingml/2006/main" xmlns:w14="http://schemas.microsoft.com/office/word/2010/wordml" xmlns:w15="http://schemas.microsoft.com/office/word/2012/wordml" xmlns:w16cex="http://schemas.microsoft.com/office/word/2018/wordml/cex" xmlns:w16cid="http://schemas.microsoft.com/office/word/2016/wordml/cid" xmlns:w16="http://schemas.microsoft.com/office/word/2018/wordml" xmlns:w16sdtdh="http://schemas.microsoft.com/office/word/2020/wordml/sdtdatahash" xmlns:w16se="http://schemas.microsoft.com/office/word/2015/wordml/symex" xmlns:wpg="http://schemas.microsoft.com/office/word/2010/wordprocessingGroup" xmlns:wpi="http://schemas.microsoft.com/office/word/2010/wordprocessingInk" xmlns:wne="http://schemas.microsoft.com/office/word/2006/wordml" xmlns:wps="http://schemas.microsoft.com/office/word/2010/wordprocessingShape" mc:Ignorable="w14 w15 w16se w16cid w16 w16cex w16sdtdh wp14">
+<w:endnotes xmlns:wpc="http://schemas.microsoft.com/office/word/2010/wordprocessingCanvas" xmlns:cx="http://schemas.microsoft.com/office/drawing/2014/chartex" xmlns:cx1="http://schemas.microsoft.com/office/drawing/2015/9/8/chartex" xmlns:cx2="http://schemas.microsoft.com/office/drawing/2015/10/21/chartex" xmlns:cx3="http://schemas.microsoft.com/office/drawing/2016/5/9/chartex" xmlns:cx4="http://schemas.microsoft.com/office/drawing/2016/5/10/chartex" xmlns:cx5="http://schemas.microsoft.com/office/drawing/2016/5/11/chartex" xmlns:cx6="http://schemas.microsoft.com/office/drawing/2016/5/12/chartex" xmlns:cx7="http://schemas.microsoft.com/office/drawing/2016/5/13/chartex" xmlns:cx8="http://schemas.microsoft.com/office/drawing/2016/5/14/chartex" xmlns:mc="http://schemas.openxmlformats.org/markup-compatibility/2006" xmlns:aink="http://schemas.microsoft.com/office/drawing/2016/ink" xmlns:am3d="http://schemas.microsoft.com/office/drawing/2017/model3d" xmlns:o="urn:schemas-microsoft-com:office:office" xmlns:oel="http://schemas.microsoft.com/office/2019/extlst" xmlns:r="http://schemas.openxmlformats.org/officeDocument/2006/relationships" xmlns:m="http://schemas.openxmlformats.org/officeDocument/2006/math" xmlns:v="urn:schemas-microsoft-com:vml" xmlns:wp14="http://schemas.microsoft.com/office/word/2010/wordprocessingDrawing" xmlns:wp="http://schemas.openxmlformats.org/drawingml/2006/wordprocessingDrawing" xmlns:w10="urn:schemas-microsoft-com:office:word" xmlns:w="http://schemas.openxmlformats.org/wordprocessingml/2006/main" xmlns:w14="http://schemas.microsoft.com/office/word/2010/wordml" xmlns:w15="http://schemas.microsoft.com/office/word/2012/wordml" xmlns:w16cex="http://schemas.microsoft.com/office/word/2018/wordml/cex" xmlns:w16cid="http://schemas.microsoft.com/office/word/2016/wordml/cid" xmlns:w16="http://schemas.microsoft.com/office/word/2018/wordml" xmlns:w16du="http://schemas.microsoft.com/office/word/2023/wordml/word16du" xmlns:w16sdtdh="http://schemas.microsoft.com/office/word/2020/wordml/sdtdatahash" xmlns:w16sdtfl="http://schemas.microsoft.com/office/word/2024/wordml/sdtformatlock" xmlns:w16se="http://schemas.microsoft.com/office/word/2015/wordml/symex" xmlns:wpg="http://schemas.microsoft.com/office/word/2010/wordprocessingGroup" xmlns:wpi="http://schemas.microsoft.com/office/word/2010/wordprocessingInk" xmlns:wne="http://schemas.microsoft.com/office/word/2006/wordml" xmlns:wps="http://schemas.microsoft.com/office/word/2010/wordprocessingShape" mc:Ignorable="w14 w15 w16se w16cid w16 w16cex w16sdtdh w16sdtfl w16du wp14">
   <w:endnote w:type="separator" w:id="-1">
     <w:p>
       <w:pPr>
@@ -1724,7 +2275,7 @@
 </file>
 
 <file path=word/footer1.xml><?xml version="1.0" encoding="utf-8"?>
-<w:ftr xmlns:wpc="http://schemas.microsoft.com/office/word/2010/wordprocessingCanvas" xmlns:cx="http://schemas.microsoft.com/office/drawing/2014/chartex" xmlns:cx1="http://schemas.microsoft.com/office/drawing/2015/9/8/chartex" xmlns:cx2="http://schemas.microsoft.com/office/drawing/2015/10/21/chartex" xmlns:cx3="http://schemas.microsoft.com/office/drawing/2016/5/9/chartex" xmlns:cx4="http://schemas.microsoft.com/office/drawing/2016/5/10/chartex" xmlns:cx5="http://schemas.microsoft.com/office/drawing/2016/5/11/chartex" xmlns:cx6="http://schemas.microsoft.com/office/drawing/2016/5/12/chartex" xmlns:cx7="http://schemas.microsoft.com/office/drawing/2016/5/13/chartex" xmlns:cx8="http://schemas.microsoft.com/office/drawing/2016/5/14/chartex" xmlns:mc="http://schemas.openxmlformats.org/markup-compatibility/2006" xmlns:aink="http://schemas.microsoft.com/office/drawing/2016/ink" xmlns:am3d="http://schemas.microsoft.com/office/drawing/2017/model3d" xmlns:o="urn:schemas-microsoft-com:office:office" xmlns:oel="http://schemas.microsoft.com/office/2019/extlst" xmlns:r="http://schemas.openxmlformats.org/officeDocument/2006/relationships" xmlns:m="http://schemas.openxmlformats.org/officeDocument/2006/math" xmlns:v="urn:schemas-microsoft-com:vml" xmlns:wp14="http://schemas.microsoft.com/office/word/2010/wordprocessingDrawing" xmlns:wp="http://schemas.openxmlformats.org/drawingml/2006/wordprocessingDrawing" xmlns:w10="urn:schemas-microsoft-com:office:word" xmlns:w="http://schemas.openxmlformats.org/wordprocessingml/2006/main" xmlns:w14="http://schemas.microsoft.com/office/word/2010/wordml" xmlns:w15="http://schemas.microsoft.com/office/word/2012/wordml" xmlns:w16cex="http://schemas.microsoft.com/office/word/2018/wordml/cex" xmlns:w16cid="http://schemas.microsoft.com/office/word/2016/wordml/cid" xmlns:w16="http://schemas.microsoft.com/office/word/2018/wordml" xmlns:w16sdtdh="http://schemas.microsoft.com/office/word/2020/wordml/sdtdatahash" xmlns:w16se="http://schemas.microsoft.com/office/word/2015/wordml/symex" xmlns:wpg="http://schemas.microsoft.com/office/word/2010/wordprocessingGroup" xmlns:wpi="http://schemas.microsoft.com/office/word/2010/wordprocessingInk" xmlns:wne="http://schemas.microsoft.com/office/word/2006/wordml" xmlns:wps="http://schemas.microsoft.com/office/word/2010/wordprocessingShape" mc:Ignorable="w14 w15 w16se w16cid w16 w16cex w16sdtdh wp14">
+<w:ftr xmlns:wpc="http://schemas.microsoft.com/office/word/2010/wordprocessingCanvas" xmlns:cx="http://schemas.microsoft.com/office/drawing/2014/chartex" xmlns:cx1="http://schemas.microsoft.com/office/drawing/2015/9/8/chartex" xmlns:cx2="http://schemas.microsoft.com/office/drawing/2015/10/21/chartex" xmlns:cx3="http://schemas.microsoft.com/office/drawing/2016/5/9/chartex" xmlns:cx4="http://schemas.microsoft.com/office/drawing/2016/5/10/chartex" xmlns:cx5="http://schemas.microsoft.com/office/drawing/2016/5/11/chartex" xmlns:cx6="http://schemas.microsoft.com/office/drawing/2016/5/12/chartex" xmlns:cx7="http://schemas.microsoft.com/office/drawing/2016/5/13/chartex" xmlns:cx8="http://schemas.microsoft.com/office/drawing/2016/5/14/chartex" xmlns:mc="http://schemas.openxmlformats.org/markup-compatibility/2006" xmlns:aink="http://schemas.microsoft.com/office/drawing/2016/ink" xmlns:am3d="http://schemas.microsoft.com/office/drawing/2017/model3d" xmlns:o="urn:schemas-microsoft-com:office:office" xmlns:oel="http://schemas.microsoft.com/office/2019/extlst" xmlns:r="http://schemas.openxmlformats.org/officeDocument/2006/relationships" xmlns:m="http://schemas.openxmlformats.org/officeDocument/2006/math" xmlns:v="urn:schemas-microsoft-com:vml" xmlns:wp14="http://schemas.microsoft.com/office/word/2010/wordprocessingDrawing" xmlns:wp="http://schemas.openxmlformats.org/drawingml/2006/wordprocessingDrawing" xmlns:w10="urn:schemas-microsoft-com:office:word" xmlns:w="http://schemas.openxmlformats.org/wordprocessingml/2006/main" xmlns:w14="http://schemas.microsoft.com/office/word/2010/wordml" xmlns:w15="http://schemas.microsoft.com/office/word/2012/wordml" xmlns:w16cex="http://schemas.microsoft.com/office/word/2018/wordml/cex" xmlns:w16cid="http://schemas.microsoft.com/office/word/2016/wordml/cid" xmlns:w16="http://schemas.microsoft.com/office/word/2018/wordml" xmlns:w16du="http://schemas.microsoft.com/office/word/2023/wordml/word16du" xmlns:w16sdtdh="http://schemas.microsoft.com/office/word/2020/wordml/sdtdatahash" xmlns:w16sdtfl="http://schemas.microsoft.com/office/word/2024/wordml/sdtformatlock" xmlns:w16se="http://schemas.microsoft.com/office/word/2015/wordml/symex" xmlns:wpg="http://schemas.microsoft.com/office/word/2010/wordprocessingGroup" xmlns:wpi="http://schemas.microsoft.com/office/word/2010/wordprocessingInk" xmlns:wne="http://schemas.microsoft.com/office/word/2006/wordml" xmlns:wps="http://schemas.microsoft.com/office/word/2010/wordprocessingShape" mc:Ignorable="w14 w15 w16se w16cid w16 w16cex w16sdtdh w16sdtfl w16du wp14">
   <w:p>
     <w:pPr>
       <w:pStyle w:val="Footer"/>
@@ -1734,7 +2285,7 @@
 </file>
 
 <file path=word/footer2.xml><?xml version="1.0" encoding="utf-8"?>
-<w:ftr xmlns:wpc="http://schemas.microsoft.com/office/word/2010/wordprocessingCanvas" xmlns:cx="http://schemas.microsoft.com/office/drawing/2014/chartex" xmlns:cx1="http://schemas.microsoft.com/office/drawing/2015/9/8/chartex" xmlns:cx2="http://schemas.microsoft.com/office/drawing/2015/10/21/chartex" xmlns:cx3="http://schemas.microsoft.com/office/drawing/2016/5/9/chartex" xmlns:cx4="http://schemas.microsoft.com/office/drawing/2016/5/10/chartex" xmlns:cx5="http://schemas.microsoft.com/office/drawing/2016/5/11/chartex" xmlns:cx6="http://schemas.microsoft.com/office/drawing/2016/5/12/chartex" xmlns:cx7="http://schemas.microsoft.com/office/drawing/2016/5/13/chartex" xmlns:cx8="http://schemas.microsoft.com/office/drawing/2016/5/14/chartex" xmlns:mc="http://schemas.openxmlformats.org/markup-compatibility/2006" xmlns:aink="http://schemas.microsoft.com/office/drawing/2016/ink" xmlns:am3d="http://schemas.microsoft.com/office/drawing/2017/model3d" xmlns:o="urn:schemas-microsoft-com:office:office" xmlns:oel="http://schemas.microsoft.com/office/2019/extlst" xmlns:r="http://schemas.openxmlformats.org/officeDocument/2006/relationships" xmlns:m="http://schemas.openxmlformats.org/officeDocument/2006/math" xmlns:v="urn:schemas-microsoft-com:vml" xmlns:wp14="http://schemas.microsoft.com/office/word/2010/wordprocessingDrawing" xmlns:wp="http://schemas.openxmlformats.org/drawingml/2006/wordprocessingDrawing" xmlns:w10="urn:schemas-microsoft-com:office:word" xmlns:w="http://schemas.openxmlformats.org/wordprocessingml/2006/main" xmlns:w14="http://schemas.microsoft.com/office/word/2010/wordml" xmlns:w15="http://schemas.microsoft.com/office/word/2012/wordml" xmlns:w16cex="http://schemas.microsoft.com/office/word/2018/wordml/cex" xmlns:w16cid="http://schemas.microsoft.com/office/word/2016/wordml/cid" xmlns:w16="http://schemas.microsoft.com/office/word/2018/wordml" xmlns:w16sdtdh="http://schemas.microsoft.com/office/word/2020/wordml/sdtdatahash" xmlns:w16se="http://schemas.microsoft.com/office/word/2015/wordml/symex" xmlns:wpg="http://schemas.microsoft.com/office/word/2010/wordprocessingGroup" xmlns:wpi="http://schemas.microsoft.com/office/word/2010/wordprocessingInk" xmlns:wne="http://schemas.microsoft.com/office/word/2006/wordml" xmlns:wps="http://schemas.microsoft.com/office/word/2010/wordprocessingShape" mc:Ignorable="w14 w15 w16se w16cid w16 w16cex w16sdtdh wp14">
+<w:ftr xmlns:wpc="http://schemas.microsoft.com/office/word/2010/wordprocessingCanvas" xmlns:cx="http://schemas.microsoft.com/office/drawing/2014/chartex" xmlns:cx1="http://schemas.microsoft.com/office/drawing/2015/9/8/chartex" xmlns:cx2="http://schemas.microsoft.com/office/drawing/2015/10/21/chartex" xmlns:cx3="http://schemas.microsoft.com/office/drawing/2016/5/9/chartex" xmlns:cx4="http://schemas.microsoft.com/office/drawing/2016/5/10/chartex" xmlns:cx5="http://schemas.microsoft.com/office/drawing/2016/5/11/chartex" xmlns:cx6="http://schemas.microsoft.com/office/drawing/2016/5/12/chartex" xmlns:cx7="http://schemas.microsoft.com/office/drawing/2016/5/13/chartex" xmlns:cx8="http://schemas.microsoft.com/office/drawing/2016/5/14/chartex" xmlns:mc="http://schemas.openxmlformats.org/markup-compatibility/2006" xmlns:aink="http://schemas.microsoft.com/office/drawing/2016/ink" xmlns:am3d="http://schemas.microsoft.com/office/drawing/2017/model3d" xmlns:o="urn:schemas-microsoft-com:office:office" xmlns:oel="http://schemas.microsoft.com/office/2019/extlst" xmlns:r="http://schemas.openxmlformats.org/officeDocument/2006/relationships" xmlns:m="http://schemas.openxmlformats.org/officeDocument/2006/math" xmlns:v="urn:schemas-microsoft-com:vml" xmlns:wp14="http://schemas.microsoft.com/office/word/2010/wordprocessingDrawing" xmlns:wp="http://schemas.openxmlformats.org/drawingml/2006/wordprocessingDrawing" xmlns:w10="urn:schemas-microsoft-com:office:word" xmlns:w="http://schemas.openxmlformats.org/wordprocessingml/2006/main" xmlns:w14="http://schemas.microsoft.com/office/word/2010/wordml" xmlns:w15="http://schemas.microsoft.com/office/word/2012/wordml" xmlns:w16cex="http://schemas.microsoft.com/office/word/2018/wordml/cex" xmlns:w16cid="http://schemas.microsoft.com/office/word/2016/wordml/cid" xmlns:w16="http://schemas.microsoft.com/office/word/2018/wordml" xmlns:w16du="http://schemas.microsoft.com/office/word/2023/wordml/word16du" xmlns:w16sdtdh="http://schemas.microsoft.com/office/word/2020/wordml/sdtdatahash" xmlns:w16sdtfl="http://schemas.microsoft.com/office/word/2024/wordml/sdtformatlock" xmlns:w16se="http://schemas.microsoft.com/office/word/2015/wordml/symex" xmlns:wpg="http://schemas.microsoft.com/office/word/2010/wordprocessingGroup" xmlns:wpi="http://schemas.microsoft.com/office/word/2010/wordprocessingInk" xmlns:wne="http://schemas.microsoft.com/office/word/2006/wordml" xmlns:wps="http://schemas.microsoft.com/office/word/2010/wordprocessingShape" mc:Ignorable="w14 w15 w16se w16cid w16 w16cex w16sdtdh w16sdtfl w16du wp14">
   <w:p>
     <w:pPr>
       <w:pStyle w:val="Footer"/>
@@ -1744,7 +2295,7 @@
 </file>
 
 <file path=word/footer3.xml><?xml version="1.0" encoding="utf-8"?>
-<w:ftr xmlns:wpc="http://schemas.microsoft.com/office/word/2010/wordprocessingCanvas" xmlns:cx="http://schemas.microsoft.com/office/drawing/2014/chartex" xmlns:cx1="http://schemas.microsoft.com/office/drawing/2015/9/8/chartex" xmlns:cx2="http://schemas.microsoft.com/office/drawing/2015/10/21/chartex" xmlns:cx3="http://schemas.microsoft.com/office/drawing/2016/5/9/chartex" xmlns:cx4="http://schemas.microsoft.com/office/drawing/2016/5/10/chartex" xmlns:cx5="http://schemas.microsoft.com/office/drawing/2016/5/11/chartex" xmlns:cx6="http://schemas.microsoft.com/office/drawing/2016/5/12/chartex" xmlns:cx7="http://schemas.microsoft.com/office/drawing/2016/5/13/chartex" xmlns:cx8="http://schemas.microsoft.com/office/drawing/2016/5/14/chartex" xmlns:mc="http://schemas.openxmlformats.org/markup-compatibility/2006" xmlns:aink="http://schemas.microsoft.com/office/drawing/2016/ink" xmlns:am3d="http://schemas.microsoft.com/office/drawing/2017/model3d" xmlns:o="urn:schemas-microsoft-com:office:office" xmlns:oel="http://schemas.microsoft.com/office/2019/extlst" xmlns:r="http://schemas.openxmlformats.org/officeDocument/2006/relationships" xmlns:m="http://schemas.openxmlformats.org/officeDocument/2006/math" xmlns:v="urn:schemas-microsoft-com:vml" xmlns:wp14="http://schemas.microsoft.com/office/word/2010/wordprocessingDrawing" xmlns:wp="http://schemas.openxmlformats.org/drawingml/2006/wordprocessingDrawing" xmlns:w10="urn:schemas-microsoft-com:office:word" xmlns:w="http://schemas.openxmlformats.org/wordprocessingml/2006/main" xmlns:w14="http://schemas.microsoft.com/office/word/2010/wordml" xmlns:w15="http://schemas.microsoft.com/office/word/2012/wordml" xmlns:w16cex="http://schemas.microsoft.com/office/word/2018/wordml/cex" xmlns:w16cid="http://schemas.microsoft.com/office/word/2016/wordml/cid" xmlns:w16="http://schemas.microsoft.com/office/word/2018/wordml" xmlns:w16sdtdh="http://schemas.microsoft.com/office/word/2020/wordml/sdtdatahash" xmlns:w16se="http://schemas.microsoft.com/office/word/2015/wordml/symex" xmlns:wpg="http://schemas.microsoft.com/office/word/2010/wordprocessingGroup" xmlns:wpi="http://schemas.microsoft.com/office/word/2010/wordprocessingInk" xmlns:wne="http://schemas.microsoft.com/office/word/2006/wordml" xmlns:wps="http://schemas.microsoft.com/office/word/2010/wordprocessingShape" mc:Ignorable="w14 w15 w16se w16cid w16 w16cex w16sdtdh wp14">
+<w:ftr xmlns:wpc="http://schemas.microsoft.com/office/word/2010/wordprocessingCanvas" xmlns:cx="http://schemas.microsoft.com/office/drawing/2014/chartex" xmlns:cx1="http://schemas.microsoft.com/office/drawing/2015/9/8/chartex" xmlns:cx2="http://schemas.microsoft.com/office/drawing/2015/10/21/chartex" xmlns:cx3="http://schemas.microsoft.com/office/drawing/2016/5/9/chartex" xmlns:cx4="http://schemas.microsoft.com/office/drawing/2016/5/10/chartex" xmlns:cx5="http://schemas.microsoft.com/office/drawing/2016/5/11/chartex" xmlns:cx6="http://schemas.microsoft.com/office/drawing/2016/5/12/chartex" xmlns:cx7="http://schemas.microsoft.com/office/drawing/2016/5/13/chartex" xmlns:cx8="http://schemas.microsoft.com/office/drawing/2016/5/14/chartex" xmlns:mc="http://schemas.openxmlformats.org/markup-compatibility/2006" xmlns:aink="http://schemas.microsoft.com/office/drawing/2016/ink" xmlns:am3d="http://schemas.microsoft.com/office/drawing/2017/model3d" xmlns:o="urn:schemas-microsoft-com:office:office" xmlns:oel="http://schemas.microsoft.com/office/2019/extlst" xmlns:r="http://schemas.openxmlformats.org/officeDocument/2006/relationships" xmlns:m="http://schemas.openxmlformats.org/officeDocument/2006/math" xmlns:v="urn:schemas-microsoft-com:vml" xmlns:wp14="http://schemas.microsoft.com/office/word/2010/wordprocessingDrawing" xmlns:wp="http://schemas.openxmlformats.org/drawingml/2006/wordprocessingDrawing" xmlns:w10="urn:schemas-microsoft-com:office:word" xmlns:w="http://schemas.openxmlformats.org/wordprocessingml/2006/main" xmlns:w14="http://schemas.microsoft.com/office/word/2010/wordml" xmlns:w15="http://schemas.microsoft.com/office/word/2012/wordml" xmlns:w16cex="http://schemas.microsoft.com/office/word/2018/wordml/cex" xmlns:w16cid="http://schemas.microsoft.com/office/word/2016/wordml/cid" xmlns:w16="http://schemas.microsoft.com/office/word/2018/wordml" xmlns:w16du="http://schemas.microsoft.com/office/word/2023/wordml/word16du" xmlns:w16sdtdh="http://schemas.microsoft.com/office/word/2020/wordml/sdtdatahash" xmlns:w16sdtfl="http://schemas.microsoft.com/office/word/2024/wordml/sdtformatlock" xmlns:w16se="http://schemas.microsoft.com/office/word/2015/wordml/symex" xmlns:wpg="http://schemas.microsoft.com/office/word/2010/wordprocessingGroup" xmlns:wpi="http://schemas.microsoft.com/office/word/2010/wordprocessingInk" xmlns:wne="http://schemas.microsoft.com/office/word/2006/wordml" xmlns:wps="http://schemas.microsoft.com/office/word/2010/wordprocessingShape" mc:Ignorable="w14 w15 w16se w16cid w16 w16cex w16sdtdh w16sdtfl w16du wp14">
   <w:p>
     <w:pPr>
       <w:pStyle w:val="Footer"/>
@@ -1754,7 +2305,7 @@
 </file>
 
 <file path=word/footnotes.xml><?xml version="1.0" encoding="utf-8"?>
-<w:footnotes xmlns:wpc="http://schemas.microsoft.com/office/word/2010/wordprocessingCanvas" xmlns:cx="http://schemas.microsoft.com/office/drawing/2014/chartex" xmlns:cx1="http://schemas.microsoft.com/office/drawing/2015/9/8/chartex" xmlns:cx2="http://schemas.microsoft.com/office/drawing/2015/10/21/chartex" xmlns:cx3="http://schemas.microsoft.com/office/drawing/2016/5/9/chartex" xmlns:cx4="http://schemas.microsoft.com/office/drawing/2016/5/10/chartex" xmlns:cx5="http://schemas.microsoft.com/office/drawing/2016/5/11/chartex" xmlns:cx6="http://schemas.microsoft.com/office/drawing/2016/5/12/chartex" xmlns:cx7="http://schemas.microsoft.com/office/drawing/2016/5/13/chartex" xmlns:cx8="http://schemas.microsoft.com/office/drawing/2016/5/14/chartex" xmlns:mc="http://schemas.openxmlformats.org/markup-compatibility/2006" xmlns:aink="http://schemas.microsoft.com/office/drawing/2016/ink" xmlns:am3d="http://schemas.microsoft.com/office/drawing/2017/model3d" xmlns:o="urn:schemas-microsoft-com:office:office" xmlns:oel="http://schemas.microsoft.com/office/2019/extlst" xmlns:r="http://schemas.openxmlformats.org/officeDocument/2006/relationships" xmlns:m="http://schemas.openxmlformats.org/officeDocument/2006/math" xmlns:v="urn:schemas-microsoft-com:vml" xmlns:wp14="http://schemas.microsoft.com/office/word/2010/wordprocessingDrawing" xmlns:wp="http://schemas.openxmlformats.org/drawingml/2006/wordprocessingDrawing" xmlns:w10="urn:schemas-microsoft-com:office:word" xmlns:w="http://schemas.openxmlformats.org/wordprocessingml/2006/main" xmlns:w14="http://schemas.microsoft.com/office/word/2010/wordml" xmlns:w15="http://schemas.microsoft.com/office/word/2012/wordml" xmlns:w16cex="http://schemas.microsoft.com/office/word/2018/wordml/cex" xmlns:w16cid="http://schemas.microsoft.com/office/word/2016/wordml/cid" xmlns:w16="http://schemas.microsoft.com/office/word/2018/wordml" xmlns:w16sdtdh="http://schemas.microsoft.com/office/word/2020/wordml/sdtdatahash" xmlns:w16se="http://schemas.microsoft.com/office/word/2015/wordml/symex" xmlns:wpg="http://schemas.microsoft.com/office/word/2010/wordprocessingGroup" xmlns:wpi="http://schemas.microsoft.com/office/word/2010/wordprocessingInk" xmlns:wne="http://schemas.microsoft.com/office/word/2006/wordml" xmlns:wps="http://schemas.microsoft.com/office/word/2010/wordprocessingShape" mc:Ignorable="w14 w15 w16se w16cid w16 w16cex w16sdtdh wp14">
+<w:footnotes xmlns:wpc="http://schemas.microsoft.com/office/word/2010/wordprocessingCanvas" xmlns:cx="http://schemas.microsoft.com/office/drawing/2014/chartex" xmlns:cx1="http://schemas.microsoft.com/office/drawing/2015/9/8/chartex" xmlns:cx2="http://schemas.microsoft.com/office/drawing/2015/10/21/chartex" xmlns:cx3="http://schemas.microsoft.com/office/drawing/2016/5/9/chartex" xmlns:cx4="http://schemas.microsoft.com/office/drawing/2016/5/10/chartex" xmlns:cx5="http://schemas.microsoft.com/office/drawing/2016/5/11/chartex" xmlns:cx6="http://schemas.microsoft.com/office/drawing/2016/5/12/chartex" xmlns:cx7="http://schemas.microsoft.com/office/drawing/2016/5/13/chartex" xmlns:cx8="http://schemas.microsoft.com/office/drawing/2016/5/14/chartex" xmlns:mc="http://schemas.openxmlformats.org/markup-compatibility/2006" xmlns:aink="http://schemas.microsoft.com/office/drawing/2016/ink" xmlns:am3d="http://schemas.microsoft.com/office/drawing/2017/model3d" xmlns:o="urn:schemas-microsoft-com:office:office" xmlns:oel="http://schemas.microsoft.com/office/2019/extlst" xmlns:r="http://schemas.openxmlformats.org/officeDocument/2006/relationships" xmlns:m="http://schemas.openxmlformats.org/officeDocument/2006/math" xmlns:v="urn:schemas-microsoft-com:vml" xmlns:wp14="http://schemas.microsoft.com/office/word/2010/wordprocessingDrawing" xmlns:wp="http://schemas.openxmlformats.org/drawingml/2006/wordprocessingDrawing" xmlns:w10="urn:schemas-microsoft-com:office:word" xmlns:w="http://schemas.openxmlformats.org/wordprocessingml/2006/main" xmlns:w14="http://schemas.microsoft.com/office/word/2010/wordml" xmlns:w15="http://schemas.microsoft.com/office/word/2012/wordml" xmlns:w16cex="http://schemas.microsoft.com/office/word/2018/wordml/cex" xmlns:w16cid="http://schemas.microsoft.com/office/word/2016/wordml/cid" xmlns:w16="http://schemas.microsoft.com/office/word/2018/wordml" xmlns:w16du="http://schemas.microsoft.com/office/word/2023/wordml/word16du" xmlns:w16sdtdh="http://schemas.microsoft.com/office/word/2020/wordml/sdtdatahash" xmlns:w16sdtfl="http://schemas.microsoft.com/office/word/2024/wordml/sdtformatlock" xmlns:w16se="http://schemas.microsoft.com/office/word/2015/wordml/symex" xmlns:wpg="http://schemas.microsoft.com/office/word/2010/wordprocessingGroup" xmlns:wpi="http://schemas.microsoft.com/office/word/2010/wordprocessingInk" xmlns:wne="http://schemas.microsoft.com/office/word/2006/wordml" xmlns:wps="http://schemas.microsoft.com/office/word/2010/wordprocessingShape" mc:Ignorable="w14 w15 w16se w16cid w16 w16cex w16sdtdh w16sdtfl w16du wp14">
   <w:footnote w:type="separator" w:id="-1">
     <w:p>
       <w:pPr>
@@ -1779,7 +2330,7 @@
 </file>
 
 <file path=word/header1.xml><?xml version="1.0" encoding="utf-8"?>
-<w:hdr xmlns:wpc="http://schemas.microsoft.com/office/word/2010/wordprocessingCanvas" xmlns:cx="http://schemas.microsoft.com/office/drawing/2014/chartex" xmlns:cx1="http://schemas.microsoft.com/office/drawing/2015/9/8/chartex" xmlns:cx2="http://schemas.microsoft.com/office/drawing/2015/10/21/chartex" xmlns:cx3="http://schemas.microsoft.com/office/drawing/2016/5/9/chartex" xmlns:cx4="http://schemas.microsoft.com/office/drawing/2016/5/10/chartex" xmlns:cx5="http://schemas.microsoft.com/office/drawing/2016/5/11/chartex" xmlns:cx6="http://schemas.microsoft.com/office/drawing/2016/5/12/chartex" xmlns:cx7="http://schemas.microsoft.com/office/drawing/2016/5/13/chartex" xmlns:cx8="http://schemas.microsoft.com/office/drawing/2016/5/14/chartex" xmlns:mc="http://schemas.openxmlformats.org/markup-compatibility/2006" xmlns:aink="http://schemas.microsoft.com/office/drawing/2016/ink" xmlns:am3d="http://schemas.microsoft.com/office/drawing/2017/model3d" xmlns:o="urn:schemas-microsoft-com:office:office" xmlns:oel="http://schemas.microsoft.com/office/2019/extlst" xmlns:r="http://schemas.openxmlformats.org/officeDocument/2006/relationships" xmlns:m="http://schemas.openxmlformats.org/officeDocument/2006/math" xmlns:v="urn:schemas-microsoft-com:vml" xmlns:wp14="http://schemas.microsoft.com/office/word/2010/wordprocessingDrawing" xmlns:wp="http://schemas.openxmlformats.org/drawingml/2006/wordprocessingDrawing" xmlns:w10="urn:schemas-microsoft-com:office:word" xmlns:w="http://schemas.openxmlformats.org/wordprocessingml/2006/main" xmlns:w14="http://schemas.microsoft.com/office/word/2010/wordml" xmlns:w15="http://schemas.microsoft.com/office/word/2012/wordml" xmlns:w16cex="http://schemas.microsoft.com/office/word/2018/wordml/cex" xmlns:w16cid="http://schemas.microsoft.com/office/word/2016/wordml/cid" xmlns:w16="http://schemas.microsoft.com/office/word/2018/wordml" xmlns:w16sdtdh="http://schemas.microsoft.com/office/word/2020/wordml/sdtdatahash" xmlns:w16se="http://schemas.microsoft.com/office/word/2015/wordml/symex" xmlns:wpg="http://schemas.microsoft.com/office/word/2010/wordprocessingGroup" xmlns:wpi="http://schemas.microsoft.com/office/word/2010/wordprocessingInk" xmlns:wne="http://schemas.microsoft.com/office/word/2006/wordml" xmlns:wps="http://schemas.microsoft.com/office/word/2010/wordprocessingShape" mc:Ignorable="w14 w15 w16se w16cid w16 w16cex w16sdtdh wp14">
+<w:hdr xmlns:wpc="http://schemas.microsoft.com/office/word/2010/wordprocessingCanvas" xmlns:cx="http://schemas.microsoft.com/office/drawing/2014/chartex" xmlns:cx1="http://schemas.microsoft.com/office/drawing/2015/9/8/chartex" xmlns:cx2="http://schemas.microsoft.com/office/drawing/2015/10/21/chartex" xmlns:cx3="http://schemas.microsoft.com/office/drawing/2016/5/9/chartex" xmlns:cx4="http://schemas.microsoft.com/office/drawing/2016/5/10/chartex" xmlns:cx5="http://schemas.microsoft.com/office/drawing/2016/5/11/chartex" xmlns:cx6="http://schemas.microsoft.com/office/drawing/2016/5/12/chartex" xmlns:cx7="http://schemas.microsoft.com/office/drawing/2016/5/13/chartex" xmlns:cx8="http://schemas.microsoft.com/office/drawing/2016/5/14/chartex" xmlns:mc="http://schemas.openxmlformats.org/markup-compatibility/2006" xmlns:aink="http://schemas.microsoft.com/office/drawing/2016/ink" xmlns:am3d="http://schemas.microsoft.com/office/drawing/2017/model3d" xmlns:o="urn:schemas-microsoft-com:office:office" xmlns:oel="http://schemas.microsoft.com/office/2019/extlst" xmlns:r="http://schemas.openxmlformats.org/officeDocument/2006/relationships" xmlns:m="http://schemas.openxmlformats.org/officeDocument/2006/math" xmlns:v="urn:schemas-microsoft-com:vml" xmlns:wp14="http://schemas.microsoft.com/office/word/2010/wordprocessingDrawing" xmlns:wp="http://schemas.openxmlformats.org/drawingml/2006/wordprocessingDrawing" xmlns:w10="urn:schemas-microsoft-com:office:word" xmlns:w="http://schemas.openxmlformats.org/wordprocessingml/2006/main" xmlns:w14="http://schemas.microsoft.com/office/word/2010/wordml" xmlns:w15="http://schemas.microsoft.com/office/word/2012/wordml" xmlns:w16cex="http://schemas.microsoft.com/office/word/2018/wordml/cex" xmlns:w16cid="http://schemas.microsoft.com/office/word/2016/wordml/cid" xmlns:w16="http://schemas.microsoft.com/office/word/2018/wordml" xmlns:w16du="http://schemas.microsoft.com/office/word/2023/wordml/word16du" xmlns:w16sdtdh="http://schemas.microsoft.com/office/word/2020/wordml/sdtdatahash" xmlns:w16sdtfl="http://schemas.microsoft.com/office/word/2024/wordml/sdtformatlock" xmlns:w16se="http://schemas.microsoft.com/office/word/2015/wordml/symex" xmlns:wpg="http://schemas.microsoft.com/office/word/2010/wordprocessingGroup" xmlns:wpi="http://schemas.microsoft.com/office/word/2010/wordprocessingInk" xmlns:wne="http://schemas.microsoft.com/office/word/2006/wordml" xmlns:wps="http://schemas.microsoft.com/office/word/2010/wordprocessingShape" mc:Ignorable="w14 w15 w16se w16cid w16 w16cex w16sdtdh w16sdtfl w16du wp14">
   <w:p>
     <w:pPr>
       <w:pStyle w:val="Header"/>
@@ -1789,7 +2340,7 @@
 </file>
 
 <file path=word/header2.xml><?xml version="1.0" encoding="utf-8"?>
-<w:hdr xmlns:wpc="http://schemas.microsoft.com/office/word/2010/wordprocessingCanvas" xmlns:cx="http://schemas.microsoft.com/office/drawing/2014/chartex" xmlns:cx1="http://schemas.microsoft.com/office/drawing/2015/9/8/chartex" xmlns:cx2="http://schemas.microsoft.com/office/drawing/2015/10/21/chartex" xmlns:cx3="http://schemas.microsoft.com/office/drawing/2016/5/9/chartex" xmlns:cx4="http://schemas.microsoft.com/office/drawing/2016/5/10/chartex" xmlns:cx5="http://schemas.microsoft.com/office/drawing/2016/5/11/chartex" xmlns:cx6="http://schemas.microsoft.com/office/drawing/2016/5/12/chartex" xmlns:cx7="http://schemas.microsoft.com/office/drawing/2016/5/13/chartex" xmlns:cx8="http://schemas.microsoft.com/office/drawing/2016/5/14/chartex" xmlns:mc="http://schemas.openxmlformats.org/markup-compatibility/2006" xmlns:aink="http://schemas.microsoft.com/office/drawing/2016/ink" xmlns:am3d="http://schemas.microsoft.com/office/drawing/2017/model3d" xmlns:o="urn:schemas-microsoft-com:office:office" xmlns:oel="http://schemas.microsoft.com/office/2019/extlst" xmlns:r="http://schemas.openxmlformats.org/officeDocument/2006/relationships" xmlns:m="http://schemas.openxmlformats.org/officeDocument/2006/math" xmlns:v="urn:schemas-microsoft-com:vml" xmlns:wp14="http://schemas.microsoft.com/office/word/2010/wordprocessingDrawing" xmlns:wp="http://schemas.openxmlformats.org/drawingml/2006/wordprocessingDrawing" xmlns:w10="urn:schemas-microsoft-com:office:word" xmlns:w="http://schemas.openxmlformats.org/wordprocessingml/2006/main" xmlns:w14="http://schemas.microsoft.com/office/word/2010/wordml" xmlns:w15="http://schemas.microsoft.com/office/word/2012/wordml" xmlns:w16cex="http://schemas.microsoft.com/office/word/2018/wordml/cex" xmlns:w16cid="http://schemas.microsoft.com/office/word/2016/wordml/cid" xmlns:w16="http://schemas.microsoft.com/office/word/2018/wordml" xmlns:w16sdtdh="http://schemas.microsoft.com/office/word/2020/wordml/sdtdatahash" xmlns:w16se="http://schemas.microsoft.com/office/word/2015/wordml/symex" xmlns:wpg="http://schemas.microsoft.com/office/word/2010/wordprocessingGroup" xmlns:wpi="http://schemas.microsoft.com/office/word/2010/wordprocessingInk" xmlns:wne="http://schemas.microsoft.com/office/word/2006/wordml" xmlns:wps="http://schemas.microsoft.com/office/word/2010/wordprocessingShape" mc:Ignorable="w14 w15 w16se w16cid w16 w16cex w16sdtdh wp14">
+<w:hdr xmlns:wpc="http://schemas.microsoft.com/office/word/2010/wordprocessingCanvas" xmlns:cx="http://schemas.microsoft.com/office/drawing/2014/chartex" xmlns:cx1="http://schemas.microsoft.com/office/drawing/2015/9/8/chartex" xmlns:cx2="http://schemas.microsoft.com/office/drawing/2015/10/21/chartex" xmlns:cx3="http://schemas.microsoft.com/office/drawing/2016/5/9/chartex" xmlns:cx4="http://schemas.microsoft.com/office/drawing/2016/5/10/chartex" xmlns:cx5="http://schemas.microsoft.com/office/drawing/2016/5/11/chartex" xmlns:cx6="http://schemas.microsoft.com/office/drawing/2016/5/12/chartex" xmlns:cx7="http://schemas.microsoft.com/office/drawing/2016/5/13/chartex" xmlns:cx8="http://schemas.microsoft.com/office/drawing/2016/5/14/chartex" xmlns:mc="http://schemas.openxmlformats.org/markup-compatibility/2006" xmlns:aink="http://schemas.microsoft.com/office/drawing/2016/ink" xmlns:am3d="http://schemas.microsoft.com/office/drawing/2017/model3d" xmlns:o="urn:schemas-microsoft-com:office:office" xmlns:oel="http://schemas.microsoft.com/office/2019/extlst" xmlns:r="http://schemas.openxmlformats.org/officeDocument/2006/relationships" xmlns:m="http://schemas.openxmlformats.org/officeDocument/2006/math" xmlns:v="urn:schemas-microsoft-com:vml" xmlns:wp14="http://schemas.microsoft.com/office/word/2010/wordprocessingDrawing" xmlns:wp="http://schemas.openxmlformats.org/drawingml/2006/wordprocessingDrawing" xmlns:w10="urn:schemas-microsoft-com:office:word" xmlns:w="http://schemas.openxmlformats.org/wordprocessingml/2006/main" xmlns:w14="http://schemas.microsoft.com/office/word/2010/wordml" xmlns:w15="http://schemas.microsoft.com/office/word/2012/wordml" xmlns:w16cex="http://schemas.microsoft.com/office/word/2018/wordml/cex" xmlns:w16cid="http://schemas.microsoft.com/office/word/2016/wordml/cid" xmlns:w16="http://schemas.microsoft.com/office/word/2018/wordml" xmlns:w16du="http://schemas.microsoft.com/office/word/2023/wordml/word16du" xmlns:w16sdtdh="http://schemas.microsoft.com/office/word/2020/wordml/sdtdatahash" xmlns:w16sdtfl="http://schemas.microsoft.com/office/word/2024/wordml/sdtformatlock" xmlns:w16se="http://schemas.microsoft.com/office/word/2015/wordml/symex" xmlns:wpg="http://schemas.microsoft.com/office/word/2010/wordprocessingGroup" xmlns:wpi="http://schemas.microsoft.com/office/word/2010/wordprocessingInk" xmlns:wne="http://schemas.microsoft.com/office/word/2006/wordml" xmlns:wps="http://schemas.microsoft.com/office/word/2010/wordprocessingShape" mc:Ignorable="w14 w15 w16se w16cid w16 w16cex w16sdtdh w16sdtfl w16du wp14">
   <w:p>
     <w:pPr>
       <w:pStyle w:val="Header"/>
@@ -1800,7 +2351,7 @@
 </file>
 
 <file path=word/header3.xml><?xml version="1.0" encoding="utf-8"?>
-<w:hdr xmlns:wpc="http://schemas.microsoft.com/office/word/2010/wordprocessingCanvas" xmlns:cx="http://schemas.microsoft.com/office/drawing/2014/chartex" xmlns:cx1="http://schemas.microsoft.com/office/drawing/2015/9/8/chartex" xmlns:cx2="http://schemas.microsoft.com/office/drawing/2015/10/21/chartex" xmlns:cx3="http://schemas.microsoft.com/office/drawing/2016/5/9/chartex" xmlns:cx4="http://schemas.microsoft.com/office/drawing/2016/5/10/chartex" xmlns:cx5="http://schemas.microsoft.com/office/drawing/2016/5/11/chartex" xmlns:cx6="http://schemas.microsoft.com/office/drawing/2016/5/12/chartex" xmlns:cx7="http://schemas.microsoft.com/office/drawing/2016/5/13/chartex" xmlns:cx8="http://schemas.microsoft.com/office/drawing/2016/5/14/chartex" xmlns:mc="http://schemas.openxmlformats.org/markup-compatibility/2006" xmlns:aink="http://schemas.microsoft.com/office/drawing/2016/ink" xmlns:am3d="http://schemas.microsoft.com/office/drawing/2017/model3d" xmlns:o="urn:schemas-microsoft-com:office:office" xmlns:oel="http://schemas.microsoft.com/office/2019/extlst" xmlns:r="http://schemas.openxmlformats.org/officeDocument/2006/relationships" xmlns:m="http://schemas.openxmlformats.org/officeDocument/2006/math" xmlns:v="urn:schemas-microsoft-com:vml" xmlns:wp14="http://schemas.microsoft.com/office/word/2010/wordprocessingDrawing" xmlns:wp="http://schemas.openxmlformats.org/drawingml/2006/wordprocessingDrawing" xmlns:w10="urn:schemas-microsoft-com:office:word" xmlns:w="http://schemas.openxmlformats.org/wordprocessingml/2006/main" xmlns:w14="http://schemas.microsoft.com/office/word/2010/wordml" xmlns:w15="http://schemas.microsoft.com/office/word/2012/wordml" xmlns:w16cex="http://schemas.microsoft.com/office/word/2018/wordml/cex" xmlns:w16cid="http://schemas.microsoft.com/office/word/2016/wordml/cid" xmlns:w16="http://schemas.microsoft.com/office/word/2018/wordml" xmlns:w16sdtdh="http://schemas.microsoft.com/office/word/2020/wordml/sdtdatahash" xmlns:w16se="http://schemas.microsoft.com/office/word/2015/wordml/symex" xmlns:wpg="http://schemas.microsoft.com/office/word/2010/wordprocessingGroup" xmlns:wpi="http://schemas.microsoft.com/office/word/2010/wordprocessingInk" xmlns:wne="http://schemas.microsoft.com/office/word/2006/wordml" xmlns:wps="http://schemas.microsoft.com/office/word/2010/wordprocessingShape" mc:Ignorable="w14 w15 w16se w16cid w16 w16cex w16sdtdh wp14">
+<w:hdr xmlns:wpc="http://schemas.microsoft.com/office/word/2010/wordprocessingCanvas" xmlns:cx="http://schemas.microsoft.com/office/drawing/2014/chartex" xmlns:cx1="http://schemas.microsoft.com/office/drawing/2015/9/8/chartex" xmlns:cx2="http://schemas.microsoft.com/office/drawing/2015/10/21/chartex" xmlns:cx3="http://schemas.microsoft.com/office/drawing/2016/5/9/chartex" xmlns:cx4="http://schemas.microsoft.com/office/drawing/2016/5/10/chartex" xmlns:cx5="http://schemas.microsoft.com/office/drawing/2016/5/11/chartex" xmlns:cx6="http://schemas.microsoft.com/office/drawing/2016/5/12/chartex" xmlns:cx7="http://schemas.microsoft.com/office/drawing/2016/5/13/chartex" xmlns:cx8="http://schemas.microsoft.com/office/drawing/2016/5/14/chartex" xmlns:mc="http://schemas.openxmlformats.org/markup-compatibility/2006" xmlns:aink="http://schemas.microsoft.com/office/drawing/2016/ink" xmlns:am3d="http://schemas.microsoft.com/office/drawing/2017/model3d" xmlns:o="urn:schemas-microsoft-com:office:office" xmlns:oel="http://schemas.microsoft.com/office/2019/extlst" xmlns:r="http://schemas.openxmlformats.org/officeDocument/2006/relationships" xmlns:m="http://schemas.openxmlformats.org/officeDocument/2006/math" xmlns:v="urn:schemas-microsoft-com:vml" xmlns:wp14="http://schemas.microsoft.com/office/word/2010/wordprocessingDrawing" xmlns:wp="http://schemas.openxmlformats.org/drawingml/2006/wordprocessingDrawing" xmlns:w10="urn:schemas-microsoft-com:office:word" xmlns:w="http://schemas.openxmlformats.org/wordprocessingml/2006/main" xmlns:w14="http://schemas.microsoft.com/office/word/2010/wordml" xmlns:w15="http://schemas.microsoft.com/office/word/2012/wordml" xmlns:w16cex="http://schemas.microsoft.com/office/word/2018/wordml/cex" xmlns:w16cid="http://schemas.microsoft.com/office/word/2016/wordml/cid" xmlns:w16="http://schemas.microsoft.com/office/word/2018/wordml" xmlns:w16du="http://schemas.microsoft.com/office/word/2023/wordml/word16du" xmlns:w16sdtdh="http://schemas.microsoft.com/office/word/2020/wordml/sdtdatahash" xmlns:w16sdtfl="http://schemas.microsoft.com/office/word/2024/wordml/sdtformatlock" xmlns:w16se="http://schemas.microsoft.com/office/word/2015/wordml/symex" xmlns:wpg="http://schemas.microsoft.com/office/word/2010/wordprocessingGroup" xmlns:wpi="http://schemas.microsoft.com/office/word/2010/wordprocessingInk" xmlns:wne="http://schemas.microsoft.com/office/word/2006/wordml" xmlns:wps="http://schemas.microsoft.com/office/word/2010/wordprocessingShape" mc:Ignorable="w14 w15 w16se w16cid w16 w16cex w16sdtdh w16sdtfl w16du wp14">
   <w:p>
     <w:pPr>
       <w:pStyle w:val="Header"/>
@@ -1809,7 +2360,7 @@
     <w:r>
       <w:tab/>
       <w:tab/>
-      <w:t>2025-08-02</w:t>
+      <w:t>2026-07-12</w:t>
       <w:br/>
       <w:br/>
     </w:r>
@@ -1826,7 +2377,7 @@
 </file>
 
 <file path=word/numbering.xml><?xml version="1.0" encoding="utf-8"?>
-<w:numbering xmlns:wpc="http://schemas.microsoft.com/office/word/2010/wordprocessingCanvas" xmlns:cx="http://schemas.microsoft.com/office/drawing/2014/chartex" xmlns:cx1="http://schemas.microsoft.com/office/drawing/2015/9/8/chartex" xmlns:cx2="http://schemas.microsoft.com/office/drawing/2015/10/21/chartex" xmlns:cx3="http://schemas.microsoft.com/office/drawing/2016/5/9/chartex" xmlns:cx4="http://schemas.microsoft.com/office/drawing/2016/5/10/chartex" xmlns:cx5="http://schemas.microsoft.com/office/drawing/2016/5/11/chartex" xmlns:cx6="http://schemas.microsoft.com/office/drawing/2016/5/12/chartex" xmlns:cx7="http://schemas.microsoft.com/office/drawing/2016/5/13/chartex" xmlns:cx8="http://schemas.microsoft.com/office/drawing/2016/5/14/chartex" xmlns:mc="http://schemas.openxmlformats.org/markup-compatibility/2006" xmlns:aink="http://schemas.microsoft.com/office/drawing/2016/ink" xmlns:am3d="http://schemas.microsoft.com/office/drawing/2017/model3d" xmlns:o="urn:schemas-microsoft-com:office:office" xmlns:oel="http://schemas.microsoft.com/office/2019/extlst" xmlns:r="http://schemas.openxmlformats.org/officeDocument/2006/relationships" xmlns:m="http://schemas.openxmlformats.org/officeDocument/2006/math" xmlns:v="urn:schemas-microsoft-com:vml" xmlns:wp14="http://schemas.microsoft.com/office/word/2010/wordprocessingDrawing" xmlns:wp="http://schemas.openxmlformats.org/drawingml/2006/wordprocessingDrawing" xmlns:w10="urn:schemas-microsoft-com:office:word" xmlns:w="http://schemas.openxmlformats.org/wordprocessingml/2006/main" xmlns:w14="http://schemas.microsoft.com/office/word/2010/wordml" xmlns:w15="http://schemas.microsoft.com/office/word/2012/wordml" xmlns:w16cex="http://schemas.microsoft.com/office/word/2018/wordml/cex" xmlns:w16cid="http://schemas.microsoft.com/office/word/2016/wordml/cid" xmlns:w16="http://schemas.microsoft.com/office/word/2018/wordml" xmlns:w16sdtdh="http://schemas.microsoft.com/office/word/2020/wordml/sdtdatahash" xmlns:w16se="http://schemas.microsoft.com/office/word/2015/wordml/symex" xmlns:wpg="http://schemas.microsoft.com/office/word/2010/wordprocessingGroup" xmlns:wpi="http://schemas.microsoft.com/office/word/2010/wordprocessingInk" xmlns:wne="http://schemas.microsoft.com/office/word/2006/wordml" xmlns:wps="http://schemas.microsoft.com/office/word/2010/wordprocessingShape" mc:Ignorable="w14 w15 w16se w16cid w16 w16cex w16sdtdh wp14">
+<w:numbering xmlns:wpc="http://schemas.microsoft.com/office/word/2010/wordprocessingCanvas" xmlns:cx="http://schemas.microsoft.com/office/drawing/2014/chartex" xmlns:cx1="http://schemas.microsoft.com/office/drawing/2015/9/8/chartex" xmlns:cx2="http://schemas.microsoft.com/office/drawing/2015/10/21/chartex" xmlns:cx3="http://schemas.microsoft.com/office/drawing/2016/5/9/chartex" xmlns:cx4="http://schemas.microsoft.com/office/drawing/2016/5/10/chartex" xmlns:cx5="http://schemas.microsoft.com/office/drawing/2016/5/11/chartex" xmlns:cx6="http://schemas.microsoft.com/office/drawing/2016/5/12/chartex" xmlns:cx7="http://schemas.microsoft.com/office/drawing/2016/5/13/chartex" xmlns:cx8="http://schemas.microsoft.com/office/drawing/2016/5/14/chartex" xmlns:mc="http://schemas.openxmlformats.org/markup-compatibility/2006" xmlns:aink="http://schemas.microsoft.com/office/drawing/2016/ink" xmlns:am3d="http://schemas.microsoft.com/office/drawing/2017/model3d" xmlns:o="urn:schemas-microsoft-com:office:office" xmlns:oel="http://schemas.microsoft.com/office/2019/extlst" xmlns:r="http://schemas.openxmlformats.org/officeDocument/2006/relationships" xmlns:m="http://schemas.openxmlformats.org/officeDocument/2006/math" xmlns:v="urn:schemas-microsoft-com:vml" xmlns:wp14="http://schemas.microsoft.com/office/word/2010/wordprocessingDrawing" xmlns:wp="http://schemas.openxmlformats.org/drawingml/2006/wordprocessingDrawing" xmlns:w10="urn:schemas-microsoft-com:office:word" xmlns:w="http://schemas.openxmlformats.org/wordprocessingml/2006/main" xmlns:w14="http://schemas.microsoft.com/office/word/2010/wordml" xmlns:w15="http://schemas.microsoft.com/office/word/2012/wordml" xmlns:w16cex="http://schemas.microsoft.com/office/word/2018/wordml/cex" xmlns:w16cid="http://schemas.microsoft.com/office/word/2016/wordml/cid" xmlns:w16="http://schemas.microsoft.com/office/word/2018/wordml" xmlns:w16du="http://schemas.microsoft.com/office/word/2023/wordml/word16du" xmlns:w16sdtdh="http://schemas.microsoft.com/office/word/2020/wordml/sdtdatahash" xmlns:w16sdtfl="http://schemas.microsoft.com/office/word/2024/wordml/sdtformatlock" xmlns:w16se="http://schemas.microsoft.com/office/word/2015/wordml/symex" xmlns:wpg="http://schemas.microsoft.com/office/word/2010/wordprocessingGroup" xmlns:wpi="http://schemas.microsoft.com/office/word/2010/wordprocessingInk" xmlns:wne="http://schemas.microsoft.com/office/word/2006/wordml" xmlns:wps="http://schemas.microsoft.com/office/word/2010/wordprocessingShape" mc:Ignorable="w14 w15 w16se w16cid w16 w16cex w16sdtdh w16sdtfl w16du wp14">
   <w:abstractNum w:abstractNumId="0" w15:restartNumberingAfterBreak="0">
     <w:nsid w:val="FFFFFF7C"/>
     <w:multiLevelType w:val="singleLevel"/>
@@ -2029,7 +2580,7 @@
 </file>
 
 <file path=word/styles.xml><?xml version="1.0" encoding="utf-8"?>
-<w:styles xmlns:mc="http://schemas.openxmlformats.org/markup-compatibility/2006" xmlns:r="http://schemas.openxmlformats.org/officeDocument/2006/relationships" xmlns:w="http://schemas.openxmlformats.org/wordprocessingml/2006/main" xmlns:w14="http://schemas.microsoft.com/office/word/2010/wordml" xmlns:w15="http://schemas.microsoft.com/office/word/2012/wordml" xmlns:w16cex="http://schemas.microsoft.com/office/word/2018/wordml/cex" xmlns:w16cid="http://schemas.microsoft.com/office/word/2016/wordml/cid" xmlns:w16="http://schemas.microsoft.com/office/word/2018/wordml" xmlns:w16sdtdh="http://schemas.microsoft.com/office/word/2020/wordml/sdtdatahash" xmlns:w16se="http://schemas.microsoft.com/office/word/2015/wordml/symex" mc:Ignorable="w14 w15 w16se w16cid w16 w16cex w16sdtdh">
+<w:styles xmlns:mc="http://schemas.openxmlformats.org/markup-compatibility/2006" xmlns:r="http://schemas.openxmlformats.org/officeDocument/2006/relationships" xmlns:w="http://schemas.openxmlformats.org/wordprocessingml/2006/main" xmlns:w14="http://schemas.microsoft.com/office/word/2010/wordml" xmlns:w15="http://schemas.microsoft.com/office/word/2012/wordml" xmlns:w16cex="http://schemas.microsoft.com/office/word/2018/wordml/cex" xmlns:w16cid="http://schemas.microsoft.com/office/word/2016/wordml/cid" xmlns:w16="http://schemas.microsoft.com/office/word/2018/wordml" xmlns:w16du="http://schemas.microsoft.com/office/word/2023/wordml/word16du" xmlns:w16sdtdh="http://schemas.microsoft.com/office/word/2020/wordml/sdtdatahash" xmlns:w16sdtfl="http://schemas.microsoft.com/office/word/2024/wordml/sdtformatlock" xmlns:w16se="http://schemas.microsoft.com/office/word/2015/wordml/symex" mc:Ignorable="w14 w15 w16se w16cid w16 w16cex w16sdtdh w16sdtfl w16du">
   <w:docDefaults>
     <w:rPrDefault>
       <w:rPr>
@@ -2787,7 +3338,7 @@
     <w:link w:val="TitleChar"/>
     <w:uiPriority w:val="10"/>
     <w:qFormat/>
-    <w:rsid w:val="007106C8"/>
+    <w:rsid w:val="00E854FA"/>
     <w:pPr>
       <w:spacing w:after="300" w:line="240" w:lineRule="auto"/>
       <w:contextualSpacing/>
@@ -2797,7 +3348,7 @@
       <w:rFonts w:eastAsiaTheme="majorEastAsia" w:cstheme="majorBidi"/>
       <w:spacing w:val="5"/>
       <w:kern w:val="28"/>
-      <w:sz w:val="52"/>
+      <w:sz w:val="40"/>
       <w:szCs w:val="52"/>
       <w:lang w:val="sv-SE" w:eastAsia="en-US" w:bidi="ar-SA"/>
     </w:rPr>
@@ -2807,12 +3358,12 @@
     <w:basedOn w:val="DefaultParagraphFont"/>
     <w:link w:val="Title"/>
     <w:uiPriority w:val="10"/>
-    <w:rsid w:val="007106C8"/>
+    <w:rsid w:val="00E854FA"/>
     <w:rPr>
       <w:rFonts w:ascii="Times New Roman" w:eastAsiaTheme="majorEastAsia" w:hAnsi="Times New Roman" w:cstheme="majorBidi"/>
       <w:spacing w:val="5"/>
       <w:kern w:val="28"/>
-      <w:sz w:val="52"/>
+      <w:sz w:val="40"/>
       <w:szCs w:val="52"/>
       <w:lang w:val="sv-SE" w:eastAsia="en-US" w:bidi="ar-SA"/>
     </w:rPr>

--- a/klagomål/Orratjärnskullen FSC-klagomål.docx
+++ b/klagomål/Orratjärnskullen FSC-klagomål.docx
@@ -2365,7 +2365,7 @@
       <w:br/>
     </w:r>
     <w:r>
-      <w:t>Till:</w:t>
+      <w:t>Till: Holmen skog AB</w:t>
       <w:br/>
     </w:r>
     <w:r>

--- a/klagomål/Orratjärnskullen FSC-klagomål.docx
+++ b/klagomål/Orratjärnskullen FSC-klagomål.docx
@@ -168,7 +168,7 @@
     </w:p>
     <w:p>
       <w:r>
-        <w:t>Detta klagomål behandlar höga naturvärden i avverkningsanmälan Orratjärnskullen i Bjurholms kommun som inkom 2026-07-12 och omfattar 64,7 ha.</w:t>
+        <w:t>Detta klagomål behandlar höga naturvärden i avverkningsanmälan Orratjärnskullen i Bjurholms kommun som inkom 2026-07-13 och omfattar 64,7 ha.</w:t>
       </w:r>
     </w:p>
     <w:p>
@@ -2360,7 +2360,7 @@
     <w:r>
       <w:tab/>
       <w:tab/>
-      <w:t>2026-07-12</w:t>
+      <w:t>2026-07-13</w:t>
       <w:br/>
       <w:br/>
     </w:r>

--- a/klagomål/Orratjärnskullen FSC-klagomål.docx
+++ b/klagomål/Orratjärnskullen FSC-klagomål.docx
@@ -168,7 +168,7 @@
     </w:p>
     <w:p>
       <w:r>
-        <w:t>Detta klagomål behandlar höga naturvärden i avverkningsanmälan Orratjärnskullen i Bjurholms kommun som inkom 2026-07-13 och omfattar 64,7 ha.</w:t>
+        <w:t>Detta klagomål behandlar höga naturvärden i avverkningsanmälan Orratjärnskullen i Bjurholms kommun som inkom 2026-07-14 och omfattar 64,7 ha.</w:t>
       </w:r>
     </w:p>
     <w:p>
@@ -2360,7 +2360,7 @@
     <w:r>
       <w:tab/>
       <w:tab/>
-      <w:t>2026-07-13</w:t>
+      <w:t>2026-07-14</w:t>
       <w:br/>
       <w:br/>
     </w:r>

--- a/klagomål/Orratjärnskullen FSC-klagomål.docx
+++ b/klagomål/Orratjärnskullen FSC-klagomål.docx
@@ -168,7 +168,7 @@
     </w:p>
     <w:p>
       <w:r>
-        <w:t>Detta klagomål behandlar höga naturvärden i avverkningsanmälan Orratjärnskullen i Bjurholms kommun som inkom 2026-07-14 och omfattar 64,7 ha.</w:t>
+        <w:t>Detta klagomål behandlar höga naturvärden i avverkningsanmälan Orratjärnskullen i Bjurholms kommun som inkom 2026-07-15 och omfattar 64,7 ha.</w:t>
       </w:r>
     </w:p>
     <w:p>
@@ -2360,7 +2360,7 @@
     <w:r>
       <w:tab/>
       <w:tab/>
-      <w:t>2026-07-14</w:t>
+      <w:t>2026-07-15</w:t>
       <w:br/>
       <w:br/>
     </w:r>

--- a/klagomål/Orratjärnskullen FSC-klagomål.docx
+++ b/klagomål/Orratjärnskullen FSC-klagomål.docx
@@ -168,7 +168,7 @@
     </w:p>
     <w:p>
       <w:r>
-        <w:t>Detta klagomål behandlar höga naturvärden i avverkningsanmälan Orratjärnskullen i Bjurholms kommun som inkom 2026-07-15 och omfattar 64,7 ha.</w:t>
+        <w:t>Detta klagomål behandlar höga naturvärden i avverkningsanmälan Orratjärnskullen i Bjurholms kommun som inkom 2026-07-16 och omfattar 64,7 ha.</w:t>
       </w:r>
     </w:p>
     <w:p>
@@ -2360,7 +2360,7 @@
     <w:r>
       <w:tab/>
       <w:tab/>
-      <w:t>2026-07-15</w:t>
+      <w:t>2026-07-16</w:t>
       <w:br/>
       <w:br/>
     </w:r>

--- a/klagomål/Orratjärnskullen FSC-klagomål.docx
+++ b/klagomål/Orratjärnskullen FSC-klagomål.docx
@@ -2360,7 +2360,7 @@
     <w:r>
       <w:tab/>
       <w:tab/>
-      <w:t>2026-07-16</w:t>
+      <w:t>2026-07-17</w:t>
       <w:br/>
       <w:br/>
     </w:r>

--- a/klagomål/Orratjärnskullen FSC-klagomål.docx
+++ b/klagomål/Orratjärnskullen FSC-klagomål.docx
@@ -168,7 +168,7 @@
     </w:p>
     <w:p>
       <w:r>
-        <w:t>Detta klagomål behandlar höga naturvärden i avverkningsanmälan Orratjärnskullen i Bjurholms kommun som inkom 2026-07-16 och omfattar 64,7 ha.</w:t>
+        <w:t>Detta klagomål behandlar höga naturvärden i avverkningsanmälan Orratjärnskullen i Bjurholms kommun som inkom 2026-07-17 och omfattar 64,7 ha.</w:t>
       </w:r>
     </w:p>
     <w:p>

--- a/klagomål/Orratjärnskullen FSC-klagomål.docx
+++ b/klagomål/Orratjärnskullen FSC-klagomål.docx
@@ -2360,7 +2360,7 @@
     <w:r>
       <w:tab/>
       <w:tab/>
-      <w:t>2026-07-17</w:t>
+      <w:t>2026-07-18</w:t>
       <w:br/>
       <w:br/>
     </w:r>

--- a/klagomål/Orratjärnskullen FSC-klagomål.docx
+++ b/klagomål/Orratjärnskullen FSC-klagomål.docx
@@ -168,7 +168,7 @@
     </w:p>
     <w:p>
       <w:r>
-        <w:t>Detta klagomål behandlar höga naturvärden i avverkningsanmälan Orratjärnskullen i Bjurholms kommun som inkom 2026-07-17 och omfattar 64,7 ha.</w:t>
+        <w:t>Detta klagomål behandlar höga naturvärden i avverkningsanmälan Orratjärnskullen i Bjurholms kommun som inkom 2026-07-18 och omfattar 64,7 ha.</w:t>
       </w:r>
     </w:p>
     <w:p>

--- a/klagomål/Orratjärnskullen FSC-klagomål.docx
+++ b/klagomål/Orratjärnskullen FSC-klagomål.docx
@@ -168,7 +168,7 @@
     </w:p>
     <w:p>
       <w:r>
-        <w:t>Detta klagomål behandlar höga naturvärden i avverkningsanmälan Orratjärnskullen i Bjurholms kommun som inkom 2026-07-18 och omfattar 64,7 ha.</w:t>
+        <w:t>Detta klagomål behandlar höga naturvärden i avverkningsanmälan Orratjärnskullen i Bjurholms kommun som inkom 2026-07-19 och omfattar 64,7 ha.</w:t>
       </w:r>
     </w:p>
     <w:p>
@@ -2360,7 +2360,7 @@
     <w:r>
       <w:tab/>
       <w:tab/>
-      <w:t>2026-07-18</w:t>
+      <w:t>2026-07-19</w:t>
       <w:br/>
       <w:br/>
     </w:r>

--- a/klagomål/Orratjärnskullen FSC-klagomål.docx
+++ b/klagomål/Orratjärnskullen FSC-klagomål.docx
@@ -2360,7 +2360,7 @@
     <w:r>
       <w:tab/>
       <w:tab/>
-      <w:t>2026-07-19</w:t>
+      <w:t>2026-07-20</w:t>
       <w:br/>
       <w:br/>
     </w:r>

--- a/klagomål/Orratjärnskullen FSC-klagomål.docx
+++ b/klagomål/Orratjärnskullen FSC-klagomål.docx
@@ -168,7 +168,7 @@
     </w:p>
     <w:p>
       <w:r>
-        <w:t>Detta klagomål behandlar höga naturvärden i avverkningsanmälan Orratjärnskullen i Bjurholms kommun som inkom 2026-07-19 och omfattar 64,7 ha.</w:t>
+        <w:t>Detta klagomål behandlar höga naturvärden i avverkningsanmälan Orratjärnskullen i Bjurholms kommun som inkom 2026-07-20 och omfattar 64,7 ha.</w:t>
       </w:r>
     </w:p>
     <w:p>
